--- a/LoginWebApp-Pipeline-DevOps.docx
+++ b/LoginWebApp-Pipeline-DevOps.docx
@@ -28,17 +28,37 @@
           <w:szCs w:val="32"/>
         </w:rPr>
         <w:tab/>
-        <w:t xml:space="preserve">   and Trivy.</w:t>
-      </w:r>
-    </w:p>
-    <w:p>
-      <w:pPr>
+        <w:t xml:space="preserve">   and </w:t>
+      </w:r>
+      <w:proofErr w:type="spellStart"/>
+      <w:r>
         <w:rPr>
           <w:b/>
           <w:bCs/>
           <w:sz w:val="32"/>
           <w:szCs w:val="32"/>
         </w:rPr>
+        <w:t>Trivy</w:t>
+      </w:r>
+      <w:proofErr w:type="spellEnd"/>
+      <w:r>
+        <w:rPr>
+          <w:b/>
+          <w:bCs/>
+          <w:sz w:val="32"/>
+          <w:szCs w:val="32"/>
+        </w:rPr>
+        <w:t>.</w:t>
+      </w:r>
+    </w:p>
+    <w:p>
+      <w:pPr>
+        <w:rPr>
+          <w:b/>
+          <w:bCs/>
+          <w:sz w:val="32"/>
+          <w:szCs w:val="32"/>
+        </w:rPr>
       </w:pPr>
     </w:p>
     <w:p>
@@ -77,16 +97,29 @@
           <w:lang w:eastAsia="en-IN"/>
         </w:rPr>
       </w:pPr>
-      <w:r>
-        <w:rPr>
-          <w:rFonts w:ascii="Courier New" w:eastAsia="Times New Roman" w:hAnsi="Courier New" w:cs="Courier New"/>
-          <w:color w:val="1E1E26"/>
-          <w:sz w:val="25"/>
-          <w:szCs w:val="25"/>
-          <w:shd w:val="clear" w:color="auto" w:fill="F8F7FC"/>
-          <w:lang w:eastAsia="en-IN"/>
-        </w:rPr>
-        <w:t>sudo apt update -y</w:t>
+      <w:proofErr w:type="spellStart"/>
+      <w:r>
+        <w:rPr>
+          <w:rFonts w:ascii="Courier New" w:eastAsia="Times New Roman" w:hAnsi="Courier New" w:cs="Courier New"/>
+          <w:color w:val="1E1E26"/>
+          <w:sz w:val="25"/>
+          <w:szCs w:val="25"/>
+          <w:shd w:val="clear" w:color="auto" w:fill="F8F7FC"/>
+          <w:lang w:eastAsia="en-IN"/>
+        </w:rPr>
+        <w:t>sudo</w:t>
+      </w:r>
+      <w:proofErr w:type="spellEnd"/>
+      <w:r>
+        <w:rPr>
+          <w:rFonts w:ascii="Courier New" w:eastAsia="Times New Roman" w:hAnsi="Courier New" w:cs="Courier New"/>
+          <w:color w:val="1E1E26"/>
+          <w:sz w:val="25"/>
+          <w:szCs w:val="25"/>
+          <w:shd w:val="clear" w:color="auto" w:fill="F8F7FC"/>
+          <w:lang w:eastAsia="en-IN"/>
+        </w:rPr>
+        <w:t xml:space="preserve"> apt update -y</w:t>
       </w:r>
     </w:p>
     <w:p>
@@ -101,17 +134,67 @@
           <w:lang w:eastAsia="en-IN"/>
         </w:rPr>
       </w:pPr>
-      <w:r>
-        <w:rPr>
-          <w:rFonts w:ascii="Courier New" w:eastAsia="Times New Roman" w:hAnsi="Courier New" w:cs="Courier New"/>
-          <w:color w:val="1E1E26"/>
-          <w:sz w:val="25"/>
-          <w:szCs w:val="25"/>
-          <w:shd w:val="clear" w:color="auto" w:fill="F8F7FC"/>
-          <w:lang w:eastAsia="en-IN"/>
-        </w:rPr>
-        <w:t>sudo apt-get install -y wget apt-transport-https gnupg</w:t>
-      </w:r>
+      <w:proofErr w:type="spellStart"/>
+      <w:r>
+        <w:rPr>
+          <w:rFonts w:ascii="Courier New" w:eastAsia="Times New Roman" w:hAnsi="Courier New" w:cs="Courier New"/>
+          <w:color w:val="1E1E26"/>
+          <w:sz w:val="25"/>
+          <w:szCs w:val="25"/>
+          <w:shd w:val="clear" w:color="auto" w:fill="F8F7FC"/>
+          <w:lang w:eastAsia="en-IN"/>
+        </w:rPr>
+        <w:t>sudo</w:t>
+      </w:r>
+      <w:proofErr w:type="spellEnd"/>
+      <w:r>
+        <w:rPr>
+          <w:rFonts w:ascii="Courier New" w:eastAsia="Times New Roman" w:hAnsi="Courier New" w:cs="Courier New"/>
+          <w:color w:val="1E1E26"/>
+          <w:sz w:val="25"/>
+          <w:szCs w:val="25"/>
+          <w:shd w:val="clear" w:color="auto" w:fill="F8F7FC"/>
+          <w:lang w:eastAsia="en-IN"/>
+        </w:rPr>
+        <w:t xml:space="preserve"> apt-get install -y </w:t>
+      </w:r>
+      <w:proofErr w:type="spellStart"/>
+      <w:r>
+        <w:rPr>
+          <w:rFonts w:ascii="Courier New" w:eastAsia="Times New Roman" w:hAnsi="Courier New" w:cs="Courier New"/>
+          <w:color w:val="1E1E26"/>
+          <w:sz w:val="25"/>
+          <w:szCs w:val="25"/>
+          <w:shd w:val="clear" w:color="auto" w:fill="F8F7FC"/>
+          <w:lang w:eastAsia="en-IN"/>
+        </w:rPr>
+        <w:t>wget</w:t>
+      </w:r>
+      <w:proofErr w:type="spellEnd"/>
+      <w:r>
+        <w:rPr>
+          <w:rFonts w:ascii="Courier New" w:eastAsia="Times New Roman" w:hAnsi="Courier New" w:cs="Courier New"/>
+          <w:color w:val="1E1E26"/>
+          <w:sz w:val="25"/>
+          <w:szCs w:val="25"/>
+          <w:shd w:val="clear" w:color="auto" w:fill="F8F7FC"/>
+          <w:lang w:eastAsia="en-IN"/>
+        </w:rPr>
+        <w:t xml:space="preserve"> apt-transport-https </w:t>
+      </w:r>
+      <w:proofErr w:type="spellStart"/>
+      <w:r>
+        <w:rPr>
+          <w:rFonts w:ascii="Courier New" w:eastAsia="Times New Roman" w:hAnsi="Courier New" w:cs="Courier New"/>
+          <w:color w:val="1E1E26"/>
+          <w:sz w:val="25"/>
+          <w:szCs w:val="25"/>
+          <w:shd w:val="clear" w:color="auto" w:fill="F8F7FC"/>
+          <w:lang w:eastAsia="en-IN"/>
+        </w:rPr>
+        <w:t>gnupg</w:t>
+      </w:r>
+      <w:proofErr w:type="spellEnd"/>
     </w:p>
     <w:p>
       <w:pPr>
@@ -125,16 +208,53 @@
           <w:lang w:eastAsia="en-IN"/>
         </w:rPr>
       </w:pPr>
-      <w:r>
-        <w:rPr>
-          <w:rFonts w:ascii="Courier New" w:eastAsia="Times New Roman" w:hAnsi="Courier New" w:cs="Courier New"/>
-          <w:color w:val="1E1E26"/>
-          <w:sz w:val="25"/>
-          <w:szCs w:val="25"/>
-          <w:shd w:val="clear" w:color="auto" w:fill="F8F7FC"/>
-          <w:lang w:eastAsia="en-IN"/>
-        </w:rPr>
-        <w:t>sudo mkdir -p /etc/apt/keyrings</w:t>
+      <w:proofErr w:type="spellStart"/>
+      <w:r>
+        <w:rPr>
+          <w:rFonts w:ascii="Courier New" w:eastAsia="Times New Roman" w:hAnsi="Courier New" w:cs="Courier New"/>
+          <w:color w:val="1E1E26"/>
+          <w:sz w:val="25"/>
+          <w:szCs w:val="25"/>
+          <w:shd w:val="clear" w:color="auto" w:fill="F8F7FC"/>
+          <w:lang w:eastAsia="en-IN"/>
+        </w:rPr>
+        <w:t>sudo</w:t>
+      </w:r>
+      <w:proofErr w:type="spellEnd"/>
+      <w:r>
+        <w:rPr>
+          <w:rFonts w:ascii="Courier New" w:eastAsia="Times New Roman" w:hAnsi="Courier New" w:cs="Courier New"/>
+          <w:color w:val="1E1E26"/>
+          <w:sz w:val="25"/>
+          <w:szCs w:val="25"/>
+          <w:shd w:val="clear" w:color="auto" w:fill="F8F7FC"/>
+          <w:lang w:eastAsia="en-IN"/>
+        </w:rPr>
+        <w:t xml:space="preserve"> </w:t>
+      </w:r>
+      <w:proofErr w:type="spellStart"/>
+      <w:r>
+        <w:rPr>
+          <w:rFonts w:ascii="Courier New" w:eastAsia="Times New Roman" w:hAnsi="Courier New" w:cs="Courier New"/>
+          <w:color w:val="1E1E26"/>
+          <w:sz w:val="25"/>
+          <w:szCs w:val="25"/>
+          <w:shd w:val="clear" w:color="auto" w:fill="F8F7FC"/>
+          <w:lang w:eastAsia="en-IN"/>
+        </w:rPr>
+        <w:t>mkdir</w:t>
+      </w:r>
+      <w:proofErr w:type="spellEnd"/>
+      <w:r>
+        <w:rPr>
+          <w:rFonts w:ascii="Courier New" w:eastAsia="Times New Roman" w:hAnsi="Courier New" w:cs="Courier New"/>
+          <w:color w:val="1E1E26"/>
+          <w:sz w:val="25"/>
+          <w:szCs w:val="25"/>
+          <w:shd w:val="clear" w:color="auto" w:fill="F8F7FC"/>
+          <w:lang w:eastAsia="en-IN"/>
+        </w:rPr>
+        <w:t xml:space="preserve"> -p /etc/apt/keyrings</w:t>
       </w:r>
     </w:p>
     <w:p>
@@ -149,17 +269,67 @@
           <w:lang w:eastAsia="en-IN"/>
         </w:rPr>
       </w:pPr>
-      <w:r>
-        <w:rPr>
-          <w:rFonts w:ascii="Courier New" w:eastAsia="Times New Roman" w:hAnsi="Courier New" w:cs="Courier New"/>
-          <w:color w:val="1E1E26"/>
-          <w:sz w:val="25"/>
-          <w:szCs w:val="25"/>
-          <w:shd w:val="clear" w:color="auto" w:fill="F8F7FC"/>
-          <w:lang w:eastAsia="en-IN"/>
-        </w:rPr>
-        <w:t>wget -O - https://packages.adoptium.net/artifactory/api/gpg/key/public | sudo tee /etc/apt/keyrings/adoptium.asc</w:t>
-      </w:r>
+      <w:proofErr w:type="spellStart"/>
+      <w:r>
+        <w:rPr>
+          <w:rFonts w:ascii="Courier New" w:eastAsia="Times New Roman" w:hAnsi="Courier New" w:cs="Courier New"/>
+          <w:color w:val="1E1E26"/>
+          <w:sz w:val="25"/>
+          <w:szCs w:val="25"/>
+          <w:shd w:val="clear" w:color="auto" w:fill="F8F7FC"/>
+          <w:lang w:eastAsia="en-IN"/>
+        </w:rPr>
+        <w:t>wget</w:t>
+      </w:r>
+      <w:proofErr w:type="spellEnd"/>
+      <w:r>
+        <w:rPr>
+          <w:rFonts w:ascii="Courier New" w:eastAsia="Times New Roman" w:hAnsi="Courier New" w:cs="Courier New"/>
+          <w:color w:val="1E1E26"/>
+          <w:sz w:val="25"/>
+          <w:szCs w:val="25"/>
+          <w:shd w:val="clear" w:color="auto" w:fill="F8F7FC"/>
+          <w:lang w:eastAsia="en-IN"/>
+        </w:rPr>
+        <w:t xml:space="preserve"> -O - https://packages.adoptium.net/artifactory/api/gpg/key/public | </w:t>
+      </w:r>
+      <w:proofErr w:type="spellStart"/>
+      <w:r>
+        <w:rPr>
+          <w:rFonts w:ascii="Courier New" w:eastAsia="Times New Roman" w:hAnsi="Courier New" w:cs="Courier New"/>
+          <w:color w:val="1E1E26"/>
+          <w:sz w:val="25"/>
+          <w:szCs w:val="25"/>
+          <w:shd w:val="clear" w:color="auto" w:fill="F8F7FC"/>
+          <w:lang w:eastAsia="en-IN"/>
+        </w:rPr>
+        <w:t>sudo</w:t>
+      </w:r>
+      <w:proofErr w:type="spellEnd"/>
+      <w:r>
+        <w:rPr>
+          <w:rFonts w:ascii="Courier New" w:eastAsia="Times New Roman" w:hAnsi="Courier New" w:cs="Courier New"/>
+          <w:color w:val="1E1E26"/>
+          <w:sz w:val="25"/>
+          <w:szCs w:val="25"/>
+          <w:shd w:val="clear" w:color="auto" w:fill="F8F7FC"/>
+          <w:lang w:eastAsia="en-IN"/>
+        </w:rPr>
+        <w:t xml:space="preserve"> tee /etc/apt/keyrings/</w:t>
+      </w:r>
+      <w:proofErr w:type="spellStart"/>
+      <w:r>
+        <w:rPr>
+          <w:rFonts w:ascii="Courier New" w:eastAsia="Times New Roman" w:hAnsi="Courier New" w:cs="Courier New"/>
+          <w:color w:val="1E1E26"/>
+          <w:sz w:val="25"/>
+          <w:szCs w:val="25"/>
+          <w:shd w:val="clear" w:color="auto" w:fill="F8F7FC"/>
+          <w:lang w:eastAsia="en-IN"/>
+        </w:rPr>
+        <w:t>adoptium.asc</w:t>
+      </w:r>
+      <w:proofErr w:type="spellEnd"/>
     </w:p>
     <w:p>
       <w:pPr>
@@ -182,8 +352,117 @@
           <w:shd w:val="clear" w:color="auto" w:fill="F8F7FC"/>
           <w:lang w:eastAsia="en-IN"/>
         </w:rPr>
-        <w:t>echo "deb [signed-by=/etc/apt/keyrings/adoptium.asc] https://packages.adoptium.net/artifactory/deb $(awk -F= '/^VERSION_CODENAME/{print$2}' /etc/os-release) main" | sudo tee /etc/apt/sources.list.d/adoptium.list</w:t>
-      </w:r>
+        <w:t>echo "deb [signed-by=/etc/apt/keyrings/</w:t>
+      </w:r>
+      <w:proofErr w:type="spellStart"/>
+      <w:r>
+        <w:rPr>
+          <w:rFonts w:ascii="Courier New" w:eastAsia="Times New Roman" w:hAnsi="Courier New" w:cs="Courier New"/>
+          <w:color w:val="1E1E26"/>
+          <w:sz w:val="25"/>
+          <w:szCs w:val="25"/>
+          <w:shd w:val="clear" w:color="auto" w:fill="F8F7FC"/>
+          <w:lang w:eastAsia="en-IN"/>
+        </w:rPr>
+        <w:t>adoptium.asc</w:t>
+      </w:r>
+      <w:proofErr w:type="spellEnd"/>
+      <w:r>
+        <w:rPr>
+          <w:rFonts w:ascii="Courier New" w:eastAsia="Times New Roman" w:hAnsi="Courier New" w:cs="Courier New"/>
+          <w:color w:val="1E1E26"/>
+          <w:sz w:val="25"/>
+          <w:szCs w:val="25"/>
+          <w:shd w:val="clear" w:color="auto" w:fill="F8F7FC"/>
+          <w:lang w:eastAsia="en-IN"/>
+        </w:rPr>
+        <w:t>] https://packages.adoptium.net/artifactory/deb $(awk -F= '/^VERSION_CODENAME/{print$2}' /etc/</w:t>
+      </w:r>
+      <w:proofErr w:type="spellStart"/>
+      <w:r>
+        <w:rPr>
+          <w:rFonts w:ascii="Courier New" w:eastAsia="Times New Roman" w:hAnsi="Courier New" w:cs="Courier New"/>
+          <w:color w:val="1E1E26"/>
+          <w:sz w:val="25"/>
+          <w:szCs w:val="25"/>
+          <w:shd w:val="clear" w:color="auto" w:fill="F8F7FC"/>
+          <w:lang w:eastAsia="en-IN"/>
+        </w:rPr>
+        <w:t>os</w:t>
+      </w:r>
+      <w:proofErr w:type="spellEnd"/>
+      <w:r>
+        <w:rPr>
+          <w:rFonts w:ascii="Courier New" w:eastAsia="Times New Roman" w:hAnsi="Courier New" w:cs="Courier New"/>
+          <w:color w:val="1E1E26"/>
+          <w:sz w:val="25"/>
+          <w:szCs w:val="25"/>
+          <w:shd w:val="clear" w:color="auto" w:fill="F8F7FC"/>
+          <w:lang w:eastAsia="en-IN"/>
+        </w:rPr>
+        <w:t xml:space="preserve">-release) main" | </w:t>
+      </w:r>
+      <w:proofErr w:type="spellStart"/>
+      <w:r>
+        <w:rPr>
+          <w:rFonts w:ascii="Courier New" w:eastAsia="Times New Roman" w:hAnsi="Courier New" w:cs="Courier New"/>
+          <w:color w:val="1E1E26"/>
+          <w:sz w:val="25"/>
+          <w:szCs w:val="25"/>
+          <w:shd w:val="clear" w:color="auto" w:fill="F8F7FC"/>
+          <w:lang w:eastAsia="en-IN"/>
+        </w:rPr>
+        <w:t>sudo</w:t>
+      </w:r>
+      <w:proofErr w:type="spellEnd"/>
+      <w:r>
+        <w:rPr>
+          <w:rFonts w:ascii="Courier New" w:eastAsia="Times New Roman" w:hAnsi="Courier New" w:cs="Courier New"/>
+          <w:color w:val="1E1E26"/>
+          <w:sz w:val="25"/>
+          <w:szCs w:val="25"/>
+          <w:shd w:val="clear" w:color="auto" w:fill="F8F7FC"/>
+          <w:lang w:eastAsia="en-IN"/>
+        </w:rPr>
+        <w:t xml:space="preserve"> tee /etc/apt/</w:t>
+      </w:r>
+      <w:proofErr w:type="spellStart"/>
+      <w:r>
+        <w:rPr>
+          <w:rFonts w:ascii="Courier New" w:eastAsia="Times New Roman" w:hAnsi="Courier New" w:cs="Courier New"/>
+          <w:color w:val="1E1E26"/>
+          <w:sz w:val="25"/>
+          <w:szCs w:val="25"/>
+          <w:shd w:val="clear" w:color="auto" w:fill="F8F7FC"/>
+          <w:lang w:eastAsia="en-IN"/>
+        </w:rPr>
+        <w:t>sources.list.d</w:t>
+      </w:r>
+      <w:proofErr w:type="spellEnd"/>
+      <w:r>
+        <w:rPr>
+          <w:rFonts w:ascii="Courier New" w:eastAsia="Times New Roman" w:hAnsi="Courier New" w:cs="Courier New"/>
+          <w:color w:val="1E1E26"/>
+          <w:sz w:val="25"/>
+          <w:szCs w:val="25"/>
+          <w:shd w:val="clear" w:color="auto" w:fill="F8F7FC"/>
+          <w:lang w:eastAsia="en-IN"/>
+        </w:rPr>
+        <w:t>/</w:t>
+      </w:r>
+      <w:proofErr w:type="spellStart"/>
+      <w:r>
+        <w:rPr>
+          <w:rFonts w:ascii="Courier New" w:eastAsia="Times New Roman" w:hAnsi="Courier New" w:cs="Courier New"/>
+          <w:color w:val="1E1E26"/>
+          <w:sz w:val="25"/>
+          <w:szCs w:val="25"/>
+          <w:shd w:val="clear" w:color="auto" w:fill="F8F7FC"/>
+          <w:lang w:eastAsia="en-IN"/>
+        </w:rPr>
+        <w:t>adoptium.list</w:t>
+      </w:r>
+      <w:proofErr w:type="spellEnd"/>
     </w:p>
     <w:p>
       <w:pPr>
@@ -197,16 +476,29 @@
           <w:lang w:eastAsia="en-IN"/>
         </w:rPr>
       </w:pPr>
-      <w:r>
-        <w:rPr>
-          <w:rFonts w:ascii="Courier New" w:eastAsia="Times New Roman" w:hAnsi="Courier New" w:cs="Courier New"/>
-          <w:color w:val="1E1E26"/>
-          <w:sz w:val="25"/>
-          <w:szCs w:val="25"/>
-          <w:shd w:val="clear" w:color="auto" w:fill="F8F7FC"/>
-          <w:lang w:eastAsia="en-IN"/>
-        </w:rPr>
-        <w:t>sudo apt-get update</w:t>
+      <w:proofErr w:type="spellStart"/>
+      <w:r>
+        <w:rPr>
+          <w:rFonts w:ascii="Courier New" w:eastAsia="Times New Roman" w:hAnsi="Courier New" w:cs="Courier New"/>
+          <w:color w:val="1E1E26"/>
+          <w:sz w:val="25"/>
+          <w:szCs w:val="25"/>
+          <w:shd w:val="clear" w:color="auto" w:fill="F8F7FC"/>
+          <w:lang w:eastAsia="en-IN"/>
+        </w:rPr>
+        <w:t>sudo</w:t>
+      </w:r>
+      <w:proofErr w:type="spellEnd"/>
+      <w:r>
+        <w:rPr>
+          <w:rFonts w:ascii="Courier New" w:eastAsia="Times New Roman" w:hAnsi="Courier New" w:cs="Courier New"/>
+          <w:color w:val="1E1E26"/>
+          <w:sz w:val="25"/>
+          <w:szCs w:val="25"/>
+          <w:shd w:val="clear" w:color="auto" w:fill="F8F7FC"/>
+          <w:lang w:eastAsia="en-IN"/>
+        </w:rPr>
+        <w:t xml:space="preserve"> apt-get update</w:t>
       </w:r>
     </w:p>
     <w:p>
@@ -221,16 +513,29 @@
           <w:lang w:eastAsia="en-IN"/>
         </w:rPr>
       </w:pPr>
-      <w:r>
-        <w:rPr>
-          <w:rFonts w:ascii="Courier New" w:eastAsia="Times New Roman" w:hAnsi="Courier New" w:cs="Courier New"/>
-          <w:color w:val="1E1E26"/>
-          <w:sz w:val="25"/>
-          <w:szCs w:val="25"/>
-          <w:shd w:val="clear" w:color="auto" w:fill="F8F7FC"/>
-          <w:lang w:eastAsia="en-IN"/>
-        </w:rPr>
-        <w:t>sudo apt-get install -y temurin-17-jdk</w:t>
+      <w:proofErr w:type="spellStart"/>
+      <w:r>
+        <w:rPr>
+          <w:rFonts w:ascii="Courier New" w:eastAsia="Times New Roman" w:hAnsi="Courier New" w:cs="Courier New"/>
+          <w:color w:val="1E1E26"/>
+          <w:sz w:val="25"/>
+          <w:szCs w:val="25"/>
+          <w:shd w:val="clear" w:color="auto" w:fill="F8F7FC"/>
+          <w:lang w:eastAsia="en-IN"/>
+        </w:rPr>
+        <w:t>sudo</w:t>
+      </w:r>
+      <w:proofErr w:type="spellEnd"/>
+      <w:r>
+        <w:rPr>
+          <w:rFonts w:ascii="Courier New" w:eastAsia="Times New Roman" w:hAnsi="Courier New" w:cs="Courier New"/>
+          <w:color w:val="1E1E26"/>
+          <w:sz w:val="25"/>
+          <w:szCs w:val="25"/>
+          <w:shd w:val="clear" w:color="auto" w:fill="F8F7FC"/>
+          <w:lang w:eastAsia="en-IN"/>
+        </w:rPr>
+        <w:t xml:space="preserve"> apt-get install -y temurin-17-jdk</w:t>
       </w:r>
     </w:p>
     <w:p>
@@ -254,7 +559,31 @@
           <w:shd w:val="clear" w:color="auto" w:fill="F8F7FC"/>
           <w:lang w:eastAsia="en-IN"/>
         </w:rPr>
-        <w:t>/usr/bin/java --version</w:t>
+        <w:t>/</w:t>
+      </w:r>
+      <w:proofErr w:type="spellStart"/>
+      <w:r>
+        <w:rPr>
+          <w:rFonts w:ascii="Courier New" w:eastAsia="Times New Roman" w:hAnsi="Courier New" w:cs="Courier New"/>
+          <w:color w:val="1E1E26"/>
+          <w:sz w:val="25"/>
+          <w:szCs w:val="25"/>
+          <w:shd w:val="clear" w:color="auto" w:fill="F8F7FC"/>
+          <w:lang w:eastAsia="en-IN"/>
+        </w:rPr>
+        <w:t>usr</w:t>
+      </w:r>
+      <w:proofErr w:type="spellEnd"/>
+      <w:r>
+        <w:rPr>
+          <w:rFonts w:ascii="Courier New" w:eastAsia="Times New Roman" w:hAnsi="Courier New" w:cs="Courier New"/>
+          <w:color w:val="1E1E26"/>
+          <w:sz w:val="25"/>
+          <w:szCs w:val="25"/>
+          <w:shd w:val="clear" w:color="auto" w:fill="F8F7FC"/>
+          <w:lang w:eastAsia="en-IN"/>
+        </w:rPr>
+        <w:t>/bin/java --version</w:t>
       </w:r>
     </w:p>
     <w:p>
@@ -294,8 +623,31 @@
           <w:szCs w:val="24"/>
           <w:lang w:eastAsia="en-IN"/>
         </w:rPr>
-        <w:t xml:space="preserve">curl -fsSL https://pkg.jenkins.io/debian-stable/jenkins.io-2026.key | </w:t>
-      </w:r>
+        <w:t>curl -</w:t>
+      </w:r>
+      <w:proofErr w:type="spellStart"/>
+      <w:r>
+        <w:rPr>
+          <w:rFonts w:ascii="Courier New" w:eastAsia="Times New Roman" w:hAnsi="Courier New" w:cs="Courier New"/>
+          <w:color w:val="000C1A"/>
+          <w:sz w:val="24"/>
+          <w:szCs w:val="24"/>
+          <w:lang w:eastAsia="en-IN"/>
+        </w:rPr>
+        <w:t>fsSL</w:t>
+      </w:r>
+      <w:proofErr w:type="spellEnd"/>
+      <w:r>
+        <w:rPr>
+          <w:rFonts w:ascii="Courier New" w:eastAsia="Times New Roman" w:hAnsi="Courier New" w:cs="Courier New"/>
+          <w:color w:val="000C1A"/>
+          <w:sz w:val="24"/>
+          <w:szCs w:val="24"/>
+          <w:lang w:eastAsia="en-IN"/>
+        </w:rPr>
+        <w:t xml:space="preserve"> https://pkg.jenkins.io/debian-stable/jenkins.io-2026.key | </w:t>
+      </w:r>
+      <w:proofErr w:type="spellStart"/>
       <w:r>
         <w:rPr>
           <w:rFonts w:ascii="Courier New" w:eastAsia="Times New Roman" w:hAnsi="Courier New" w:cs="Courier New"/>
@@ -304,7 +656,18 @@
           <w:szCs w:val="24"/>
           <w:lang w:eastAsia="en-IN"/>
         </w:rPr>
-        <w:t>sudo tee</w:t>
+        <w:t>sudo</w:t>
+      </w:r>
+      <w:proofErr w:type="spellEnd"/>
+      <w:r>
+        <w:rPr>
+          <w:rFonts w:ascii="Courier New" w:eastAsia="Times New Roman" w:hAnsi="Courier New" w:cs="Courier New"/>
+          <w:color w:val="0086B3"/>
+          <w:sz w:val="24"/>
+          <w:szCs w:val="24"/>
+          <w:lang w:eastAsia="en-IN"/>
+        </w:rPr>
+        <w:t xml:space="preserve"> tee</w:t>
       </w:r>
       <w:r>
         <w:rPr>
@@ -354,7 +717,51 @@
           <w:szCs w:val="24"/>
           <w:lang w:eastAsia="en-IN"/>
         </w:rPr>
-        <w:t xml:space="preserve">  /usr/share/keyrings/jenkins-keyring.asc </w:t>
+        <w:t xml:space="preserve">  /</w:t>
+      </w:r>
+      <w:proofErr w:type="spellStart"/>
+      <w:r>
+        <w:rPr>
+          <w:rFonts w:ascii="Courier New" w:eastAsia="Times New Roman" w:hAnsi="Courier New" w:cs="Courier New"/>
+          <w:color w:val="000C1A"/>
+          <w:sz w:val="24"/>
+          <w:szCs w:val="24"/>
+          <w:lang w:eastAsia="en-IN"/>
+        </w:rPr>
+        <w:t>usr</w:t>
+      </w:r>
+      <w:proofErr w:type="spellEnd"/>
+      <w:r>
+        <w:rPr>
+          <w:rFonts w:ascii="Courier New" w:eastAsia="Times New Roman" w:hAnsi="Courier New" w:cs="Courier New"/>
+          <w:color w:val="000C1A"/>
+          <w:sz w:val="24"/>
+          <w:szCs w:val="24"/>
+          <w:lang w:eastAsia="en-IN"/>
+        </w:rPr>
+        <w:t>/share/keyrings/</w:t>
+      </w:r>
+      <w:proofErr w:type="spellStart"/>
+      <w:r>
+        <w:rPr>
+          <w:rFonts w:ascii="Courier New" w:eastAsia="Times New Roman" w:hAnsi="Courier New" w:cs="Courier New"/>
+          <w:color w:val="000C1A"/>
+          <w:sz w:val="24"/>
+          <w:szCs w:val="24"/>
+          <w:lang w:eastAsia="en-IN"/>
+        </w:rPr>
+        <w:t>jenkins-keyring.asc</w:t>
+      </w:r>
+      <w:proofErr w:type="spellEnd"/>
+      <w:r>
+        <w:rPr>
+          <w:rFonts w:ascii="Courier New" w:eastAsia="Times New Roman" w:hAnsi="Courier New" w:cs="Courier New"/>
+          <w:color w:val="000C1A"/>
+          <w:sz w:val="24"/>
+          <w:szCs w:val="24"/>
+          <w:lang w:eastAsia="en-IN"/>
+        </w:rPr>
+        <w:t xml:space="preserve"> </w:t>
       </w:r>
       <w:r>
         <w:rPr>
@@ -470,7 +877,51 @@
           <w:szCs w:val="24"/>
           <w:lang w:eastAsia="en-IN"/>
         </w:rPr>
-        <w:t>/usr/share/keyrings/jenkins-keyring.asc] \</w:t>
+        <w:t>/</w:t>
+      </w:r>
+      <w:proofErr w:type="spellStart"/>
+      <w:r>
+        <w:rPr>
+          <w:rFonts w:ascii="Courier New" w:eastAsia="Times New Roman" w:hAnsi="Courier New" w:cs="Courier New"/>
+          <w:color w:val="000C1A"/>
+          <w:sz w:val="24"/>
+          <w:szCs w:val="24"/>
+          <w:lang w:eastAsia="en-IN"/>
+        </w:rPr>
+        <w:t>usr</w:t>
+      </w:r>
+      <w:proofErr w:type="spellEnd"/>
+      <w:r>
+        <w:rPr>
+          <w:rFonts w:ascii="Courier New" w:eastAsia="Times New Roman" w:hAnsi="Courier New" w:cs="Courier New"/>
+          <w:color w:val="000C1A"/>
+          <w:sz w:val="24"/>
+          <w:szCs w:val="24"/>
+          <w:lang w:eastAsia="en-IN"/>
+        </w:rPr>
+        <w:t>/share/keyrings/</w:t>
+      </w:r>
+      <w:proofErr w:type="spellStart"/>
+      <w:r>
+        <w:rPr>
+          <w:rFonts w:ascii="Courier New" w:eastAsia="Times New Roman" w:hAnsi="Courier New" w:cs="Courier New"/>
+          <w:color w:val="000C1A"/>
+          <w:sz w:val="24"/>
+          <w:szCs w:val="24"/>
+          <w:lang w:eastAsia="en-IN"/>
+        </w:rPr>
+        <w:t>jenkins-keyring.asc</w:t>
+      </w:r>
+      <w:proofErr w:type="spellEnd"/>
+      <w:r>
+        <w:rPr>
+          <w:rFonts w:ascii="Courier New" w:eastAsia="Times New Roman" w:hAnsi="Courier New" w:cs="Courier New"/>
+          <w:color w:val="000C1A"/>
+          <w:sz w:val="24"/>
+          <w:szCs w:val="24"/>
+          <w:lang w:eastAsia="en-IN"/>
+        </w:rPr>
+        <w:t>] \</w:t>
       </w:r>
     </w:p>
     <w:p>
@@ -512,6 +963,7 @@
         </w:rPr>
         <w:t xml:space="preserve">  https://pkg.jenkins.io/debian-stable binary/ | </w:t>
       </w:r>
+      <w:proofErr w:type="spellStart"/>
       <w:r>
         <w:rPr>
           <w:rFonts w:ascii="Courier New" w:eastAsia="Times New Roman" w:hAnsi="Courier New" w:cs="Courier New"/>
@@ -520,7 +972,18 @@
           <w:szCs w:val="24"/>
           <w:lang w:eastAsia="en-IN"/>
         </w:rPr>
-        <w:t>sudo tee</w:t>
+        <w:t>sudo</w:t>
+      </w:r>
+      <w:proofErr w:type="spellEnd"/>
+      <w:r>
+        <w:rPr>
+          <w:rFonts w:ascii="Courier New" w:eastAsia="Times New Roman" w:hAnsi="Courier New" w:cs="Courier New"/>
+          <w:color w:val="0086B3"/>
+          <w:sz w:val="24"/>
+          <w:szCs w:val="24"/>
+          <w:lang w:eastAsia="en-IN"/>
+        </w:rPr>
+        <w:t xml:space="preserve"> tee</w:t>
       </w:r>
       <w:r>
         <w:rPr>
@@ -570,7 +1033,51 @@
           <w:szCs w:val="24"/>
           <w:lang w:eastAsia="en-IN"/>
         </w:rPr>
-        <w:t xml:space="preserve">  /etc/apt/sources.list.d/jenkins.list </w:t>
+        <w:t xml:space="preserve">  /etc/apt/</w:t>
+      </w:r>
+      <w:proofErr w:type="spellStart"/>
+      <w:r>
+        <w:rPr>
+          <w:rFonts w:ascii="Courier New" w:eastAsia="Times New Roman" w:hAnsi="Courier New" w:cs="Courier New"/>
+          <w:color w:val="000C1A"/>
+          <w:sz w:val="24"/>
+          <w:szCs w:val="24"/>
+          <w:lang w:eastAsia="en-IN"/>
+        </w:rPr>
+        <w:t>sources.list.d</w:t>
+      </w:r>
+      <w:proofErr w:type="spellEnd"/>
+      <w:r>
+        <w:rPr>
+          <w:rFonts w:ascii="Courier New" w:eastAsia="Times New Roman" w:hAnsi="Courier New" w:cs="Courier New"/>
+          <w:color w:val="000C1A"/>
+          <w:sz w:val="24"/>
+          <w:szCs w:val="24"/>
+          <w:lang w:eastAsia="en-IN"/>
+        </w:rPr>
+        <w:t>/</w:t>
+      </w:r>
+      <w:proofErr w:type="spellStart"/>
+      <w:r>
+        <w:rPr>
+          <w:rFonts w:ascii="Courier New" w:eastAsia="Times New Roman" w:hAnsi="Courier New" w:cs="Courier New"/>
+          <w:color w:val="000C1A"/>
+          <w:sz w:val="24"/>
+          <w:szCs w:val="24"/>
+          <w:lang w:eastAsia="en-IN"/>
+        </w:rPr>
+        <w:t>jenkins.list</w:t>
+      </w:r>
+      <w:proofErr w:type="spellEnd"/>
+      <w:r>
+        <w:rPr>
+          <w:rFonts w:ascii="Courier New" w:eastAsia="Times New Roman" w:hAnsi="Courier New" w:cs="Courier New"/>
+          <w:color w:val="000C1A"/>
+          <w:sz w:val="24"/>
+          <w:szCs w:val="24"/>
+          <w:lang w:eastAsia="en-IN"/>
+        </w:rPr>
+        <w:t xml:space="preserve"> </w:t>
       </w:r>
       <w:r>
         <w:rPr>
@@ -607,16 +1114,29 @@
           <w:lang w:eastAsia="en-IN"/>
         </w:rPr>
       </w:pPr>
-      <w:r>
-        <w:rPr>
-          <w:rFonts w:ascii="Courier New" w:eastAsia="Times New Roman" w:hAnsi="Courier New" w:cs="Courier New"/>
-          <w:color w:val="1E1E26"/>
-          <w:sz w:val="25"/>
-          <w:szCs w:val="25"/>
-          <w:shd w:val="clear" w:color="auto" w:fill="F8F7FC"/>
-          <w:lang w:eastAsia="en-IN"/>
-        </w:rPr>
-        <w:t>sudo apt-get update -y</w:t>
+      <w:proofErr w:type="spellStart"/>
+      <w:r>
+        <w:rPr>
+          <w:rFonts w:ascii="Courier New" w:eastAsia="Times New Roman" w:hAnsi="Courier New" w:cs="Courier New"/>
+          <w:color w:val="1E1E26"/>
+          <w:sz w:val="25"/>
+          <w:szCs w:val="25"/>
+          <w:shd w:val="clear" w:color="auto" w:fill="F8F7FC"/>
+          <w:lang w:eastAsia="en-IN"/>
+        </w:rPr>
+        <w:t>sudo</w:t>
+      </w:r>
+      <w:proofErr w:type="spellEnd"/>
+      <w:r>
+        <w:rPr>
+          <w:rFonts w:ascii="Courier New" w:eastAsia="Times New Roman" w:hAnsi="Courier New" w:cs="Courier New"/>
+          <w:color w:val="1E1E26"/>
+          <w:sz w:val="25"/>
+          <w:szCs w:val="25"/>
+          <w:shd w:val="clear" w:color="auto" w:fill="F8F7FC"/>
+          <w:lang w:eastAsia="en-IN"/>
+        </w:rPr>
+        <w:t xml:space="preserve"> apt-get update -y</w:t>
       </w:r>
     </w:p>
     <w:p>
@@ -631,16 +1151,53 @@
           <w:lang w:eastAsia="en-IN"/>
         </w:rPr>
       </w:pPr>
-      <w:r>
-        <w:rPr>
-          <w:rFonts w:ascii="Courier New" w:eastAsia="Times New Roman" w:hAnsi="Courier New" w:cs="Courier New"/>
-          <w:color w:val="1E1E26"/>
-          <w:sz w:val="25"/>
-          <w:szCs w:val="25"/>
-          <w:shd w:val="clear" w:color="auto" w:fill="F8F7FC"/>
-          <w:lang w:eastAsia="en-IN"/>
-        </w:rPr>
-        <w:t>sudo apt-get install jenkins -y</w:t>
+      <w:proofErr w:type="spellStart"/>
+      <w:r>
+        <w:rPr>
+          <w:rFonts w:ascii="Courier New" w:eastAsia="Times New Roman" w:hAnsi="Courier New" w:cs="Courier New"/>
+          <w:color w:val="1E1E26"/>
+          <w:sz w:val="25"/>
+          <w:szCs w:val="25"/>
+          <w:shd w:val="clear" w:color="auto" w:fill="F8F7FC"/>
+          <w:lang w:eastAsia="en-IN"/>
+        </w:rPr>
+        <w:t>sudo</w:t>
+      </w:r>
+      <w:proofErr w:type="spellEnd"/>
+      <w:r>
+        <w:rPr>
+          <w:rFonts w:ascii="Courier New" w:eastAsia="Times New Roman" w:hAnsi="Courier New" w:cs="Courier New"/>
+          <w:color w:val="1E1E26"/>
+          <w:sz w:val="25"/>
+          <w:szCs w:val="25"/>
+          <w:shd w:val="clear" w:color="auto" w:fill="F8F7FC"/>
+          <w:lang w:eastAsia="en-IN"/>
+        </w:rPr>
+        <w:t xml:space="preserve"> apt-get install </w:t>
+      </w:r>
+      <w:proofErr w:type="spellStart"/>
+      <w:r>
+        <w:rPr>
+          <w:rFonts w:ascii="Courier New" w:eastAsia="Times New Roman" w:hAnsi="Courier New" w:cs="Courier New"/>
+          <w:color w:val="1E1E26"/>
+          <w:sz w:val="25"/>
+          <w:szCs w:val="25"/>
+          <w:shd w:val="clear" w:color="auto" w:fill="F8F7FC"/>
+          <w:lang w:eastAsia="en-IN"/>
+        </w:rPr>
+        <w:t>jenkins</w:t>
+      </w:r>
+      <w:proofErr w:type="spellEnd"/>
+      <w:r>
+        <w:rPr>
+          <w:rFonts w:ascii="Courier New" w:eastAsia="Times New Roman" w:hAnsi="Courier New" w:cs="Courier New"/>
+          <w:color w:val="1E1E26"/>
+          <w:sz w:val="25"/>
+          <w:szCs w:val="25"/>
+          <w:shd w:val="clear" w:color="auto" w:fill="F8F7FC"/>
+          <w:lang w:eastAsia="en-IN"/>
+        </w:rPr>
+        <w:t xml:space="preserve"> -y</w:t>
       </w:r>
     </w:p>
     <w:p>
@@ -655,40 +1212,128 @@
           <w:lang w:eastAsia="en-IN"/>
         </w:rPr>
       </w:pPr>
-      <w:r>
-        <w:rPr>
-          <w:rFonts w:ascii="Courier New" w:eastAsia="Times New Roman" w:hAnsi="Courier New" w:cs="Courier New"/>
-          <w:color w:val="1E1E26"/>
-          <w:sz w:val="25"/>
-          <w:szCs w:val="25"/>
-          <w:shd w:val="clear" w:color="auto" w:fill="F8F7FC"/>
-          <w:lang w:eastAsia="en-IN"/>
-        </w:rPr>
-        <w:t>sudo systemctl start jenkins</w:t>
-      </w:r>
-    </w:p>
-    <w:p>
-      <w:pPr>
-        <w:rPr>
-          <w:rFonts w:ascii="Courier New" w:eastAsia="Times New Roman" w:hAnsi="Courier New" w:cs="Courier New"/>
-          <w:color w:val="1E1E26"/>
-          <w:sz w:val="25"/>
-          <w:szCs w:val="25"/>
-          <w:shd w:val="clear" w:color="auto" w:fill="F8F7FC"/>
-          <w:lang w:eastAsia="en-IN"/>
-        </w:rPr>
-      </w:pPr>
-      <w:r>
-        <w:rPr>
-          <w:rFonts w:ascii="Courier New" w:eastAsia="Times New Roman" w:hAnsi="Courier New" w:cs="Courier New"/>
-          <w:color w:val="1E1E26"/>
-          <w:sz w:val="25"/>
-          <w:szCs w:val="25"/>
-          <w:shd w:val="clear" w:color="auto" w:fill="F8F7FC"/>
-          <w:lang w:eastAsia="en-IN"/>
-        </w:rPr>
-        <w:t xml:space="preserve">sudo systemctl status </w:t>
-      </w:r>
+      <w:proofErr w:type="spellStart"/>
+      <w:r>
+        <w:rPr>
+          <w:rFonts w:ascii="Courier New" w:eastAsia="Times New Roman" w:hAnsi="Courier New" w:cs="Courier New"/>
+          <w:color w:val="1E1E26"/>
+          <w:sz w:val="25"/>
+          <w:szCs w:val="25"/>
+          <w:shd w:val="clear" w:color="auto" w:fill="F8F7FC"/>
+          <w:lang w:eastAsia="en-IN"/>
+        </w:rPr>
+        <w:t>sudo</w:t>
+      </w:r>
+      <w:proofErr w:type="spellEnd"/>
+      <w:r>
+        <w:rPr>
+          <w:rFonts w:ascii="Courier New" w:eastAsia="Times New Roman" w:hAnsi="Courier New" w:cs="Courier New"/>
+          <w:color w:val="1E1E26"/>
+          <w:sz w:val="25"/>
+          <w:szCs w:val="25"/>
+          <w:shd w:val="clear" w:color="auto" w:fill="F8F7FC"/>
+          <w:lang w:eastAsia="en-IN"/>
+        </w:rPr>
+        <w:t xml:space="preserve"> </w:t>
+      </w:r>
+      <w:proofErr w:type="spellStart"/>
+      <w:r>
+        <w:rPr>
+          <w:rFonts w:ascii="Courier New" w:eastAsia="Times New Roman" w:hAnsi="Courier New" w:cs="Courier New"/>
+          <w:color w:val="1E1E26"/>
+          <w:sz w:val="25"/>
+          <w:szCs w:val="25"/>
+          <w:shd w:val="clear" w:color="auto" w:fill="F8F7FC"/>
+          <w:lang w:eastAsia="en-IN"/>
+        </w:rPr>
+        <w:t>systemctl</w:t>
+      </w:r>
+      <w:proofErr w:type="spellEnd"/>
+      <w:r>
+        <w:rPr>
+          <w:rFonts w:ascii="Courier New" w:eastAsia="Times New Roman" w:hAnsi="Courier New" w:cs="Courier New"/>
+          <w:color w:val="1E1E26"/>
+          <w:sz w:val="25"/>
+          <w:szCs w:val="25"/>
+          <w:shd w:val="clear" w:color="auto" w:fill="F8F7FC"/>
+          <w:lang w:eastAsia="en-IN"/>
+        </w:rPr>
+        <w:t xml:space="preserve"> start </w:t>
+      </w:r>
+      <w:proofErr w:type="spellStart"/>
+      <w:r>
+        <w:rPr>
+          <w:rFonts w:ascii="Courier New" w:eastAsia="Times New Roman" w:hAnsi="Courier New" w:cs="Courier New"/>
+          <w:color w:val="1E1E26"/>
+          <w:sz w:val="25"/>
+          <w:szCs w:val="25"/>
+          <w:shd w:val="clear" w:color="auto" w:fill="F8F7FC"/>
+          <w:lang w:eastAsia="en-IN"/>
+        </w:rPr>
+        <w:t>jenkins</w:t>
+      </w:r>
+      <w:proofErr w:type="spellEnd"/>
+    </w:p>
+    <w:p>
+      <w:pPr>
+        <w:rPr>
+          <w:rFonts w:ascii="Courier New" w:eastAsia="Times New Roman" w:hAnsi="Courier New" w:cs="Courier New"/>
+          <w:color w:val="1E1E26"/>
+          <w:sz w:val="25"/>
+          <w:szCs w:val="25"/>
+          <w:shd w:val="clear" w:color="auto" w:fill="F8F7FC"/>
+          <w:lang w:eastAsia="en-IN"/>
+        </w:rPr>
+      </w:pPr>
+      <w:proofErr w:type="spellStart"/>
+      <w:r>
+        <w:rPr>
+          <w:rFonts w:ascii="Courier New" w:eastAsia="Times New Roman" w:hAnsi="Courier New" w:cs="Courier New"/>
+          <w:color w:val="1E1E26"/>
+          <w:sz w:val="25"/>
+          <w:szCs w:val="25"/>
+          <w:shd w:val="clear" w:color="auto" w:fill="F8F7FC"/>
+          <w:lang w:eastAsia="en-IN"/>
+        </w:rPr>
+        <w:t>sudo</w:t>
+      </w:r>
+      <w:proofErr w:type="spellEnd"/>
+      <w:r>
+        <w:rPr>
+          <w:rFonts w:ascii="Courier New" w:eastAsia="Times New Roman" w:hAnsi="Courier New" w:cs="Courier New"/>
+          <w:color w:val="1E1E26"/>
+          <w:sz w:val="25"/>
+          <w:szCs w:val="25"/>
+          <w:shd w:val="clear" w:color="auto" w:fill="F8F7FC"/>
+          <w:lang w:eastAsia="en-IN"/>
+        </w:rPr>
+        <w:t xml:space="preserve"> </w:t>
+      </w:r>
+      <w:proofErr w:type="spellStart"/>
+      <w:r>
+        <w:rPr>
+          <w:rFonts w:ascii="Courier New" w:eastAsia="Times New Roman" w:hAnsi="Courier New" w:cs="Courier New"/>
+          <w:color w:val="1E1E26"/>
+          <w:sz w:val="25"/>
+          <w:szCs w:val="25"/>
+          <w:shd w:val="clear" w:color="auto" w:fill="F8F7FC"/>
+          <w:lang w:eastAsia="en-IN"/>
+        </w:rPr>
+        <w:t>systemctl</w:t>
+      </w:r>
+      <w:proofErr w:type="spellEnd"/>
+      <w:r>
+        <w:rPr>
+          <w:rFonts w:ascii="Courier New" w:eastAsia="Times New Roman" w:hAnsi="Courier New" w:cs="Courier New"/>
+          <w:color w:val="1E1E26"/>
+          <w:sz w:val="25"/>
+          <w:szCs w:val="25"/>
+          <w:shd w:val="clear" w:color="auto" w:fill="F8F7FC"/>
+          <w:lang w:eastAsia="en-IN"/>
+        </w:rPr>
+        <w:t xml:space="preserve"> status </w:t>
+      </w:r>
+      <w:proofErr w:type="spellStart"/>
       <w:r>
         <w:rPr>
           <w:rFonts w:ascii="Courier New" w:eastAsia="Times New Roman" w:hAnsi="Courier New" w:cs="Courier New"/>
@@ -711,6 +1356,7 @@
         </w:rPr>
         <w:t>enkins</w:t>
       </w:r>
+      <w:proofErr w:type="spellEnd"/>
     </w:p>
     <w:p>
       <w:pPr>
@@ -774,7 +1420,29 @@
           <w:szCs w:val="28"/>
           <w:shd w:val="clear" w:color="auto" w:fill="FFFFFF"/>
         </w:rPr>
-        <w:t>Take the public Ip:port and start Jenkins Installation.</w:t>
+        <w:t xml:space="preserve">Take the public </w:t>
+      </w:r>
+      <w:proofErr w:type="spellStart"/>
+      <w:r>
+        <w:rPr>
+          <w:rFonts w:ascii="Arial" w:hAnsi="Arial" w:cs="Arial"/>
+          <w:color w:val="1E1E26"/>
+          <w:sz w:val="28"/>
+          <w:szCs w:val="28"/>
+          <w:shd w:val="clear" w:color="auto" w:fill="FFFFFF"/>
+        </w:rPr>
+        <w:t>Ip:port</w:t>
+      </w:r>
+      <w:proofErr w:type="spellEnd"/>
+      <w:r>
+        <w:rPr>
+          <w:rFonts w:ascii="Arial" w:hAnsi="Arial" w:cs="Arial"/>
+          <w:color w:val="1E1E26"/>
+          <w:sz w:val="28"/>
+          <w:szCs w:val="28"/>
+          <w:shd w:val="clear" w:color="auto" w:fill="FFFFFF"/>
+        </w:rPr>
+        <w:t xml:space="preserve"> and start Jenkins Installation.</w:t>
       </w:r>
     </w:p>
     <w:p>
@@ -922,17 +1590,67 @@
           <w:lang w:eastAsia="en-IN"/>
         </w:rPr>
       </w:pPr>
-      <w:r>
-        <w:rPr>
-          <w:rFonts w:ascii="Courier New" w:eastAsia="Times New Roman" w:hAnsi="Courier New" w:cs="Courier New"/>
-          <w:color w:val="1E1E26"/>
-          <w:sz w:val="25"/>
-          <w:szCs w:val="25"/>
-          <w:shd w:val="clear" w:color="auto" w:fill="F8F7FC"/>
-          <w:lang w:eastAsia="en-IN"/>
-        </w:rPr>
-        <w:t>sudo cat /var/lib/jenkins/secrets/initialAdminPassword</w:t>
-      </w:r>
+      <w:proofErr w:type="spellStart"/>
+      <w:r>
+        <w:rPr>
+          <w:rFonts w:ascii="Courier New" w:eastAsia="Times New Roman" w:hAnsi="Courier New" w:cs="Courier New"/>
+          <w:color w:val="1E1E26"/>
+          <w:sz w:val="25"/>
+          <w:szCs w:val="25"/>
+          <w:shd w:val="clear" w:color="auto" w:fill="F8F7FC"/>
+          <w:lang w:eastAsia="en-IN"/>
+        </w:rPr>
+        <w:t>sudo</w:t>
+      </w:r>
+      <w:proofErr w:type="spellEnd"/>
+      <w:r>
+        <w:rPr>
+          <w:rFonts w:ascii="Courier New" w:eastAsia="Times New Roman" w:hAnsi="Courier New" w:cs="Courier New"/>
+          <w:color w:val="1E1E26"/>
+          <w:sz w:val="25"/>
+          <w:szCs w:val="25"/>
+          <w:shd w:val="clear" w:color="auto" w:fill="F8F7FC"/>
+          <w:lang w:eastAsia="en-IN"/>
+        </w:rPr>
+        <w:t xml:space="preserve"> cat /var/lib/</w:t>
+      </w:r>
+      <w:proofErr w:type="spellStart"/>
+      <w:r>
+        <w:rPr>
+          <w:rFonts w:ascii="Courier New" w:eastAsia="Times New Roman" w:hAnsi="Courier New" w:cs="Courier New"/>
+          <w:color w:val="1E1E26"/>
+          <w:sz w:val="25"/>
+          <w:szCs w:val="25"/>
+          <w:shd w:val="clear" w:color="auto" w:fill="F8F7FC"/>
+          <w:lang w:eastAsia="en-IN"/>
+        </w:rPr>
+        <w:t>jenkins</w:t>
+      </w:r>
+      <w:proofErr w:type="spellEnd"/>
+      <w:r>
+        <w:rPr>
+          <w:rFonts w:ascii="Courier New" w:eastAsia="Times New Roman" w:hAnsi="Courier New" w:cs="Courier New"/>
+          <w:color w:val="1E1E26"/>
+          <w:sz w:val="25"/>
+          <w:szCs w:val="25"/>
+          <w:shd w:val="clear" w:color="auto" w:fill="F8F7FC"/>
+          <w:lang w:eastAsia="en-IN"/>
+        </w:rPr>
+        <w:t>/secrets/</w:t>
+      </w:r>
+      <w:proofErr w:type="spellStart"/>
+      <w:r>
+        <w:rPr>
+          <w:rFonts w:ascii="Courier New" w:eastAsia="Times New Roman" w:hAnsi="Courier New" w:cs="Courier New"/>
+          <w:color w:val="1E1E26"/>
+          <w:sz w:val="25"/>
+          <w:szCs w:val="25"/>
+          <w:shd w:val="clear" w:color="auto" w:fill="F8F7FC"/>
+          <w:lang w:eastAsia="en-IN"/>
+        </w:rPr>
+        <w:t>initialAdminPassword</w:t>
+      </w:r>
+      <w:proofErr w:type="spellEnd"/>
     </w:p>
     <w:p>
       <w:pPr>
@@ -989,16 +1707,29 @@
           <w:lang w:eastAsia="en-IN"/>
         </w:rPr>
       </w:pPr>
-      <w:r>
-        <w:rPr>
-          <w:rFonts w:ascii="Courier New" w:eastAsia="Times New Roman" w:hAnsi="Courier New" w:cs="Courier New"/>
-          <w:color w:val="1E1E26"/>
-          <w:sz w:val="25"/>
-          <w:szCs w:val="25"/>
-          <w:shd w:val="clear" w:color="auto" w:fill="F8F7FC"/>
-          <w:lang w:eastAsia="en-IN"/>
-        </w:rPr>
-        <w:t>sudo apt-get update</w:t>
+      <w:proofErr w:type="spellStart"/>
+      <w:r>
+        <w:rPr>
+          <w:rFonts w:ascii="Courier New" w:eastAsia="Times New Roman" w:hAnsi="Courier New" w:cs="Courier New"/>
+          <w:color w:val="1E1E26"/>
+          <w:sz w:val="25"/>
+          <w:szCs w:val="25"/>
+          <w:shd w:val="clear" w:color="auto" w:fill="F8F7FC"/>
+          <w:lang w:eastAsia="en-IN"/>
+        </w:rPr>
+        <w:t>sudo</w:t>
+      </w:r>
+      <w:proofErr w:type="spellEnd"/>
+      <w:r>
+        <w:rPr>
+          <w:rFonts w:ascii="Courier New" w:eastAsia="Times New Roman" w:hAnsi="Courier New" w:cs="Courier New"/>
+          <w:color w:val="1E1E26"/>
+          <w:sz w:val="25"/>
+          <w:szCs w:val="25"/>
+          <w:shd w:val="clear" w:color="auto" w:fill="F8F7FC"/>
+          <w:lang w:eastAsia="en-IN"/>
+        </w:rPr>
+        <w:t xml:space="preserve"> apt-get update</w:t>
       </w:r>
     </w:p>
     <w:p>
@@ -1013,6 +1744,7 @@
           <w:lang w:eastAsia="en-IN"/>
         </w:rPr>
       </w:pPr>
+      <w:proofErr w:type="spellStart"/>
       <w:r>
         <w:rPr>
           <w:rFonts w:ascii="Courier New" w:eastAsia="Times New Roman" w:hAnsi="Courier New" w:cs="Courier New"/>
@@ -1023,7 +1755,19 @@
           <w:lang w:eastAsia="en-IN"/>
         </w:rPr>
         <w:lastRenderedPageBreak/>
-        <w:t>sudo apt-get install docker.io -y</w:t>
+        <w:t>sudo</w:t>
+      </w:r>
+      <w:proofErr w:type="spellEnd"/>
+      <w:r>
+        <w:rPr>
+          <w:rFonts w:ascii="Courier New" w:eastAsia="Times New Roman" w:hAnsi="Courier New" w:cs="Courier New"/>
+          <w:color w:val="1E1E26"/>
+          <w:sz w:val="25"/>
+          <w:szCs w:val="25"/>
+          <w:shd w:val="clear" w:color="auto" w:fill="F8F7FC"/>
+          <w:lang w:eastAsia="en-IN"/>
+        </w:rPr>
+        <w:t xml:space="preserve"> apt-get install docker.io -y</w:t>
       </w:r>
     </w:p>
     <w:p>
@@ -1038,16 +1782,77 @@
           <w:lang w:eastAsia="en-IN"/>
         </w:rPr>
       </w:pPr>
-      <w:r>
-        <w:rPr>
-          <w:rFonts w:ascii="Courier New" w:eastAsia="Times New Roman" w:hAnsi="Courier New" w:cs="Courier New"/>
-          <w:color w:val="1E1E26"/>
-          <w:sz w:val="25"/>
-          <w:szCs w:val="25"/>
-          <w:shd w:val="clear" w:color="auto" w:fill="F8F7FC"/>
-          <w:lang w:eastAsia="en-IN"/>
-        </w:rPr>
-        <w:t>sudo usermod -aG docker $USER</w:t>
+      <w:proofErr w:type="spellStart"/>
+      <w:r>
+        <w:rPr>
+          <w:rFonts w:ascii="Courier New" w:eastAsia="Times New Roman" w:hAnsi="Courier New" w:cs="Courier New"/>
+          <w:color w:val="1E1E26"/>
+          <w:sz w:val="25"/>
+          <w:szCs w:val="25"/>
+          <w:shd w:val="clear" w:color="auto" w:fill="F8F7FC"/>
+          <w:lang w:eastAsia="en-IN"/>
+        </w:rPr>
+        <w:t>sudo</w:t>
+      </w:r>
+      <w:proofErr w:type="spellEnd"/>
+      <w:r>
+        <w:rPr>
+          <w:rFonts w:ascii="Courier New" w:eastAsia="Times New Roman" w:hAnsi="Courier New" w:cs="Courier New"/>
+          <w:color w:val="1E1E26"/>
+          <w:sz w:val="25"/>
+          <w:szCs w:val="25"/>
+          <w:shd w:val="clear" w:color="auto" w:fill="F8F7FC"/>
+          <w:lang w:eastAsia="en-IN"/>
+        </w:rPr>
+        <w:t xml:space="preserve"> </w:t>
+      </w:r>
+      <w:proofErr w:type="spellStart"/>
+      <w:r>
+        <w:rPr>
+          <w:rFonts w:ascii="Courier New" w:eastAsia="Times New Roman" w:hAnsi="Courier New" w:cs="Courier New"/>
+          <w:color w:val="1E1E26"/>
+          <w:sz w:val="25"/>
+          <w:szCs w:val="25"/>
+          <w:shd w:val="clear" w:color="auto" w:fill="F8F7FC"/>
+          <w:lang w:eastAsia="en-IN"/>
+        </w:rPr>
+        <w:t>usermod</w:t>
+      </w:r>
+      <w:proofErr w:type="spellEnd"/>
+      <w:r>
+        <w:rPr>
+          <w:rFonts w:ascii="Courier New" w:eastAsia="Times New Roman" w:hAnsi="Courier New" w:cs="Courier New"/>
+          <w:color w:val="1E1E26"/>
+          <w:sz w:val="25"/>
+          <w:szCs w:val="25"/>
+          <w:shd w:val="clear" w:color="auto" w:fill="F8F7FC"/>
+          <w:lang w:eastAsia="en-IN"/>
+        </w:rPr>
+        <w:t xml:space="preserve"> -</w:t>
+      </w:r>
+      <w:proofErr w:type="spellStart"/>
+      <w:r>
+        <w:rPr>
+          <w:rFonts w:ascii="Courier New" w:eastAsia="Times New Roman" w:hAnsi="Courier New" w:cs="Courier New"/>
+          <w:color w:val="1E1E26"/>
+          <w:sz w:val="25"/>
+          <w:szCs w:val="25"/>
+          <w:shd w:val="clear" w:color="auto" w:fill="F8F7FC"/>
+          <w:lang w:eastAsia="en-IN"/>
+        </w:rPr>
+        <w:t>aG</w:t>
+      </w:r>
+      <w:proofErr w:type="spellEnd"/>
+      <w:r>
+        <w:rPr>
+          <w:rFonts w:ascii="Courier New" w:eastAsia="Times New Roman" w:hAnsi="Courier New" w:cs="Courier New"/>
+          <w:color w:val="1E1E26"/>
+          <w:sz w:val="25"/>
+          <w:szCs w:val="25"/>
+          <w:shd w:val="clear" w:color="auto" w:fill="F8F7FC"/>
+          <w:lang w:eastAsia="en-IN"/>
+        </w:rPr>
+        <w:t xml:space="preserve"> docker $USER</w:t>
       </w:r>
     </w:p>
     <w:p>
@@ -1062,72 +1867,157 @@
           <w:lang w:eastAsia="en-IN"/>
         </w:rPr>
       </w:pPr>
-      <w:r>
-        <w:rPr>
-          <w:rFonts w:ascii="Courier New" w:eastAsia="Times New Roman" w:hAnsi="Courier New" w:cs="Courier New"/>
-          <w:color w:val="1E1E26"/>
-          <w:sz w:val="25"/>
-          <w:szCs w:val="25"/>
-          <w:shd w:val="clear" w:color="auto" w:fill="F8F7FC"/>
-          <w:lang w:eastAsia="en-IN"/>
-        </w:rPr>
-        <w:t>newgrp docker</w:t>
-      </w:r>
-    </w:p>
-    <w:p>
-      <w:pPr>
-        <w:rPr>
-          <w:rFonts w:ascii="Courier New" w:eastAsia="Times New Roman" w:hAnsi="Courier New" w:cs="Courier New"/>
-          <w:color w:val="1E1E26"/>
-          <w:sz w:val="25"/>
-          <w:szCs w:val="25"/>
-          <w:shd w:val="clear" w:color="auto" w:fill="F8F7FC"/>
-          <w:lang w:eastAsia="en-IN"/>
-        </w:rPr>
-      </w:pPr>
-      <w:r>
-        <w:rPr>
-          <w:rFonts w:ascii="Courier New" w:eastAsia="Times New Roman" w:hAnsi="Courier New" w:cs="Courier New"/>
-          <w:color w:val="1E1E26"/>
-          <w:sz w:val="25"/>
-          <w:szCs w:val="25"/>
-          <w:shd w:val="clear" w:color="auto" w:fill="F8F7FC"/>
-          <w:lang w:eastAsia="en-IN"/>
-        </w:rPr>
-        <w:t>sudo chmod 777 /var/run/docker.sock</w:t>
-      </w:r>
-    </w:p>
-    <w:p>
-      <w:pPr>
-        <w:rPr>
-          <w:rFonts w:ascii="Courier New" w:eastAsia="Times New Roman" w:hAnsi="Courier New" w:cs="Courier New"/>
-          <w:color w:val="1E1E26"/>
-          <w:sz w:val="25"/>
-          <w:szCs w:val="25"/>
-          <w:shd w:val="clear" w:color="auto" w:fill="F8F7FC"/>
-          <w:lang w:eastAsia="en-IN"/>
-        </w:rPr>
-      </w:pPr>
-    </w:p>
-    <w:p>
-      <w:pPr>
-        <w:rPr>
-          <w:rFonts w:ascii="Arial" w:hAnsi="Arial" w:cs="Arial"/>
-          <w:color w:val="1E1E26"/>
-          <w:sz w:val="28"/>
-          <w:szCs w:val="28"/>
-          <w:shd w:val="clear" w:color="auto" w:fill="FFFFFF"/>
-        </w:rPr>
-      </w:pPr>
-      <w:r>
-        <w:rPr>
-          <w:rFonts w:ascii="Arial" w:hAnsi="Arial" w:cs="Arial"/>
-          <w:color w:val="1E1E26"/>
-          <w:sz w:val="28"/>
-          <w:szCs w:val="28"/>
-          <w:shd w:val="clear" w:color="auto" w:fill="FFFFFF"/>
-        </w:rPr>
-        <w:t>After the docker installation, we create a sonarqube container (add 9000 ports in the security group).</w:t>
+      <w:proofErr w:type="spellStart"/>
+      <w:r>
+        <w:rPr>
+          <w:rFonts w:ascii="Courier New" w:eastAsia="Times New Roman" w:hAnsi="Courier New" w:cs="Courier New"/>
+          <w:color w:val="1E1E26"/>
+          <w:sz w:val="25"/>
+          <w:szCs w:val="25"/>
+          <w:shd w:val="clear" w:color="auto" w:fill="F8F7FC"/>
+          <w:lang w:eastAsia="en-IN"/>
+        </w:rPr>
+        <w:t>newgrp</w:t>
+      </w:r>
+      <w:proofErr w:type="spellEnd"/>
+      <w:r>
+        <w:rPr>
+          <w:rFonts w:ascii="Courier New" w:eastAsia="Times New Roman" w:hAnsi="Courier New" w:cs="Courier New"/>
+          <w:color w:val="1E1E26"/>
+          <w:sz w:val="25"/>
+          <w:szCs w:val="25"/>
+          <w:shd w:val="clear" w:color="auto" w:fill="F8F7FC"/>
+          <w:lang w:eastAsia="en-IN"/>
+        </w:rPr>
+        <w:t xml:space="preserve"> docker</w:t>
+      </w:r>
+    </w:p>
+    <w:p>
+      <w:pPr>
+        <w:rPr>
+          <w:rFonts w:ascii="Courier New" w:eastAsia="Times New Roman" w:hAnsi="Courier New" w:cs="Courier New"/>
+          <w:color w:val="1E1E26"/>
+          <w:sz w:val="25"/>
+          <w:szCs w:val="25"/>
+          <w:shd w:val="clear" w:color="auto" w:fill="F8F7FC"/>
+          <w:lang w:eastAsia="en-IN"/>
+        </w:rPr>
+      </w:pPr>
+      <w:proofErr w:type="spellStart"/>
+      <w:r>
+        <w:rPr>
+          <w:rFonts w:ascii="Courier New" w:eastAsia="Times New Roman" w:hAnsi="Courier New" w:cs="Courier New"/>
+          <w:color w:val="1E1E26"/>
+          <w:sz w:val="25"/>
+          <w:szCs w:val="25"/>
+          <w:shd w:val="clear" w:color="auto" w:fill="F8F7FC"/>
+          <w:lang w:eastAsia="en-IN"/>
+        </w:rPr>
+        <w:t>sudo</w:t>
+      </w:r>
+      <w:proofErr w:type="spellEnd"/>
+      <w:r>
+        <w:rPr>
+          <w:rFonts w:ascii="Courier New" w:eastAsia="Times New Roman" w:hAnsi="Courier New" w:cs="Courier New"/>
+          <w:color w:val="1E1E26"/>
+          <w:sz w:val="25"/>
+          <w:szCs w:val="25"/>
+          <w:shd w:val="clear" w:color="auto" w:fill="F8F7FC"/>
+          <w:lang w:eastAsia="en-IN"/>
+        </w:rPr>
+        <w:t xml:space="preserve"> </w:t>
+      </w:r>
+      <w:proofErr w:type="spellStart"/>
+      <w:r>
+        <w:rPr>
+          <w:rFonts w:ascii="Courier New" w:eastAsia="Times New Roman" w:hAnsi="Courier New" w:cs="Courier New"/>
+          <w:color w:val="1E1E26"/>
+          <w:sz w:val="25"/>
+          <w:szCs w:val="25"/>
+          <w:shd w:val="clear" w:color="auto" w:fill="F8F7FC"/>
+          <w:lang w:eastAsia="en-IN"/>
+        </w:rPr>
+        <w:t>chmod</w:t>
+      </w:r>
+      <w:proofErr w:type="spellEnd"/>
+      <w:r>
+        <w:rPr>
+          <w:rFonts w:ascii="Courier New" w:eastAsia="Times New Roman" w:hAnsi="Courier New" w:cs="Courier New"/>
+          <w:color w:val="1E1E26"/>
+          <w:sz w:val="25"/>
+          <w:szCs w:val="25"/>
+          <w:shd w:val="clear" w:color="auto" w:fill="F8F7FC"/>
+          <w:lang w:eastAsia="en-IN"/>
+        </w:rPr>
+        <w:t xml:space="preserve"> 777 /var/run/</w:t>
+      </w:r>
+      <w:proofErr w:type="spellStart"/>
+      <w:r>
+        <w:rPr>
+          <w:rFonts w:ascii="Courier New" w:eastAsia="Times New Roman" w:hAnsi="Courier New" w:cs="Courier New"/>
+          <w:color w:val="1E1E26"/>
+          <w:sz w:val="25"/>
+          <w:szCs w:val="25"/>
+          <w:shd w:val="clear" w:color="auto" w:fill="F8F7FC"/>
+          <w:lang w:eastAsia="en-IN"/>
+        </w:rPr>
+        <w:t>docker.sock</w:t>
+      </w:r>
+      <w:proofErr w:type="spellEnd"/>
+    </w:p>
+    <w:p>
+      <w:pPr>
+        <w:rPr>
+          <w:rFonts w:ascii="Courier New" w:eastAsia="Times New Roman" w:hAnsi="Courier New" w:cs="Courier New"/>
+          <w:color w:val="1E1E26"/>
+          <w:sz w:val="25"/>
+          <w:szCs w:val="25"/>
+          <w:shd w:val="clear" w:color="auto" w:fill="F8F7FC"/>
+          <w:lang w:eastAsia="en-IN"/>
+        </w:rPr>
+      </w:pPr>
+    </w:p>
+    <w:p>
+      <w:pPr>
+        <w:rPr>
+          <w:rFonts w:ascii="Arial" w:hAnsi="Arial" w:cs="Arial"/>
+          <w:color w:val="1E1E26"/>
+          <w:sz w:val="28"/>
+          <w:szCs w:val="28"/>
+          <w:shd w:val="clear" w:color="auto" w:fill="FFFFFF"/>
+        </w:rPr>
+      </w:pPr>
+      <w:r>
+        <w:rPr>
+          <w:rFonts w:ascii="Arial" w:hAnsi="Arial" w:cs="Arial"/>
+          <w:color w:val="1E1E26"/>
+          <w:sz w:val="28"/>
+          <w:szCs w:val="28"/>
+          <w:shd w:val="clear" w:color="auto" w:fill="FFFFFF"/>
+        </w:rPr>
+        <w:t xml:space="preserve">After the docker installation, we create a </w:t>
+      </w:r>
+      <w:proofErr w:type="spellStart"/>
+      <w:r>
+        <w:rPr>
+          <w:rFonts w:ascii="Arial" w:hAnsi="Arial" w:cs="Arial"/>
+          <w:color w:val="1E1E26"/>
+          <w:sz w:val="28"/>
+          <w:szCs w:val="28"/>
+          <w:shd w:val="clear" w:color="auto" w:fill="FFFFFF"/>
+        </w:rPr>
+        <w:t>sonarqube</w:t>
+      </w:r>
+      <w:proofErr w:type="spellEnd"/>
+      <w:r>
+        <w:rPr>
+          <w:rFonts w:ascii="Arial" w:hAnsi="Arial" w:cs="Arial"/>
+          <w:color w:val="1E1E26"/>
+          <w:sz w:val="28"/>
+          <w:szCs w:val="28"/>
+          <w:shd w:val="clear" w:color="auto" w:fill="FFFFFF"/>
+        </w:rPr>
+        <w:t xml:space="preserve"> container (add 9000 ports in the security group).</w:t>
       </w:r>
     </w:p>
     <w:p>
@@ -1157,8 +2047,19 @@
           <w:sz w:val="32"/>
           <w:szCs w:val="32"/>
         </w:rPr>
-        <w:t>docker run -d --name sonar -p 9000:9000 sonarqube:lts-community</w:t>
-      </w:r>
+        <w:t xml:space="preserve">docker run -d --name sonar -p 9000:9000 </w:t>
+      </w:r>
+      <w:proofErr w:type="spellStart"/>
+      <w:r>
+        <w:rPr>
+          <w:b/>
+          <w:bCs/>
+          <w:sz w:val="32"/>
+          <w:szCs w:val="32"/>
+        </w:rPr>
+        <w:t>sonarqube:lts-community</w:t>
+      </w:r>
+      <w:proofErr w:type="spellEnd"/>
     </w:p>
     <w:p>
       <w:pPr>
@@ -1246,171 +2147,651 @@
           <w:sz w:val="40"/>
           <w:szCs w:val="40"/>
         </w:rPr>
-        <w:t>Install Trivy</w:t>
-      </w:r>
-    </w:p>
-    <w:p>
-      <w:pPr>
-        <w:spacing w:after="0" w:line="240" w:lineRule="auto"/>
-        <w:rPr>
-          <w:rFonts w:ascii="Courier New" w:eastAsia="Times New Roman" w:hAnsi="Courier New" w:cs="Courier New"/>
-          <w:color w:val="1E1E26"/>
-          <w:sz w:val="25"/>
-          <w:szCs w:val="25"/>
-          <w:shd w:val="clear" w:color="auto" w:fill="F8F7FC"/>
-          <w:lang w:eastAsia="en-IN"/>
-        </w:rPr>
-      </w:pPr>
-      <w:r>
-        <w:rPr>
-          <w:rFonts w:ascii="Courier New" w:eastAsia="Times New Roman" w:hAnsi="Courier New" w:cs="Courier New"/>
-          <w:color w:val="1E1E26"/>
-          <w:sz w:val="25"/>
-          <w:szCs w:val="25"/>
-          <w:shd w:val="clear" w:color="auto" w:fill="F8F7FC"/>
-          <w:lang w:eastAsia="en-IN"/>
-        </w:rPr>
-        <w:t>sudo apt-get install wget apt-transport-https gnupg lsb-release -y</w:t>
-      </w:r>
-    </w:p>
-    <w:p>
-      <w:pPr>
-        <w:spacing w:after="0" w:line="240" w:lineRule="auto"/>
-        <w:rPr>
-          <w:rFonts w:ascii="Courier New" w:eastAsia="Times New Roman" w:hAnsi="Courier New" w:cs="Courier New"/>
-          <w:color w:val="1E1E26"/>
-          <w:sz w:val="25"/>
-          <w:szCs w:val="25"/>
-          <w:shd w:val="clear" w:color="auto" w:fill="F8F7FC"/>
-          <w:lang w:eastAsia="en-IN"/>
-        </w:rPr>
-      </w:pPr>
-      <w:r>
-        <w:rPr>
-          <w:rFonts w:ascii="Courier New" w:eastAsia="Times New Roman" w:hAnsi="Courier New" w:cs="Courier New"/>
-          <w:color w:val="1E1E26"/>
-          <w:sz w:val="25"/>
-          <w:szCs w:val="25"/>
-          <w:shd w:val="clear" w:color="auto" w:fill="F8F7FC"/>
-          <w:lang w:eastAsia="en-IN"/>
-        </w:rPr>
-        <w:t>wget -qO - https://aquasecurity.github.io/trivy-repo/deb/public.key | gpg --dearmor | sudo tee /usr/share/keyrings/trivy.gpg &gt; /dev/null</w:t>
-      </w:r>
-    </w:p>
-    <w:p>
-      <w:pPr>
-        <w:spacing w:after="0" w:line="240" w:lineRule="auto"/>
-        <w:rPr>
-          <w:rFonts w:ascii="Courier New" w:eastAsia="Times New Roman" w:hAnsi="Courier New" w:cs="Courier New"/>
-          <w:color w:val="1E1E26"/>
-          <w:sz w:val="25"/>
-          <w:szCs w:val="25"/>
-          <w:shd w:val="clear" w:color="auto" w:fill="F8F7FC"/>
-          <w:lang w:eastAsia="en-IN"/>
-        </w:rPr>
-      </w:pPr>
-      <w:r>
-        <w:rPr>
-          <w:rFonts w:ascii="Courier New" w:eastAsia="Times New Roman" w:hAnsi="Courier New" w:cs="Courier New"/>
-          <w:color w:val="1E1E26"/>
-          <w:sz w:val="25"/>
-          <w:szCs w:val="25"/>
-          <w:shd w:val="clear" w:color="auto" w:fill="F8F7FC"/>
-          <w:lang w:eastAsia="en-IN"/>
-        </w:rPr>
-        <w:t>echo "deb [signed-by=/usr/share/keyrings/trivy.gpg] https://aquasecurity.github.io/trivy-repo/deb $(lsb_release -sc) main" | sudo tee -a /etc/apt/sources.list.d/trivy.list</w:t>
-      </w:r>
-    </w:p>
-    <w:p>
-      <w:pPr>
-        <w:spacing w:after="0" w:line="240" w:lineRule="auto"/>
-        <w:rPr>
-          <w:rFonts w:ascii="Courier New" w:eastAsia="Times New Roman" w:hAnsi="Courier New" w:cs="Courier New"/>
-          <w:color w:val="1E1E26"/>
-          <w:sz w:val="25"/>
-          <w:szCs w:val="25"/>
-          <w:shd w:val="clear" w:color="auto" w:fill="F8F7FC"/>
-          <w:lang w:eastAsia="en-IN"/>
-        </w:rPr>
-      </w:pPr>
-      <w:r>
-        <w:rPr>
-          <w:rFonts w:ascii="Courier New" w:eastAsia="Times New Roman" w:hAnsi="Courier New" w:cs="Courier New"/>
-          <w:color w:val="1E1E26"/>
-          <w:sz w:val="25"/>
-          <w:szCs w:val="25"/>
-          <w:shd w:val="clear" w:color="auto" w:fill="F8F7FC"/>
-          <w:lang w:eastAsia="en-IN"/>
-        </w:rPr>
-        <w:t>sudo apt-get update</w:t>
-      </w:r>
-    </w:p>
-    <w:p>
-      <w:pPr>
-        <w:rPr>
-          <w:rFonts w:ascii="Courier New" w:eastAsia="Times New Roman" w:hAnsi="Courier New" w:cs="Courier New"/>
-          <w:color w:val="1E1E26"/>
-          <w:sz w:val="25"/>
-          <w:szCs w:val="25"/>
-          <w:shd w:val="clear" w:color="auto" w:fill="F8F7FC"/>
-          <w:lang w:eastAsia="en-IN"/>
-        </w:rPr>
-      </w:pPr>
-      <w:r>
-        <w:rPr>
-          <w:rFonts w:ascii="Courier New" w:eastAsia="Times New Roman" w:hAnsi="Courier New" w:cs="Courier New"/>
-          <w:color w:val="1E1E26"/>
-          <w:sz w:val="25"/>
-          <w:szCs w:val="25"/>
-          <w:shd w:val="clear" w:color="auto" w:fill="F8F7FC"/>
-          <w:lang w:eastAsia="en-IN"/>
-        </w:rPr>
-        <w:t>sudo apt-get install trivy -y</w:t>
-      </w:r>
-    </w:p>
-    <w:p>
-      <w:pPr>
-        <w:rPr>
-          <w:rFonts w:ascii="Courier New" w:eastAsia="Times New Roman" w:hAnsi="Courier New" w:cs="Courier New"/>
-          <w:color w:val="1E1E26"/>
-          <w:sz w:val="25"/>
-          <w:szCs w:val="25"/>
-          <w:shd w:val="clear" w:color="auto" w:fill="F8F7FC"/>
-          <w:lang w:eastAsia="en-IN"/>
-        </w:rPr>
-      </w:pPr>
-    </w:p>
-    <w:p>
-      <w:pPr>
-        <w:pStyle w:val="Heading3"/>
-        <w:shd w:val="clear" w:color="auto" w:fill="FFFFFF"/>
+        <w:t xml:space="preserve">Install </w:t>
+      </w:r>
+      <w:proofErr w:type="spellStart"/>
+      <w:r>
         <w:rPr>
           <w:rFonts w:ascii="Arial" w:hAnsi="Arial" w:cs="Arial"/>
           <w:color w:val="1E1E26"/>
           <w:sz w:val="40"/>
           <w:szCs w:val="40"/>
         </w:rPr>
-      </w:pPr>
-      <w:r>
+        <w:t>Trivy</w:t>
+      </w:r>
+      <w:proofErr w:type="spellEnd"/>
+    </w:p>
+    <w:p>
+      <w:pPr>
+        <w:spacing w:after="0" w:line="240" w:lineRule="auto"/>
+        <w:rPr>
+          <w:rFonts w:ascii="Courier New" w:eastAsia="Times New Roman" w:hAnsi="Courier New" w:cs="Courier New"/>
+          <w:color w:val="1E1E26"/>
+          <w:sz w:val="25"/>
+          <w:szCs w:val="25"/>
+          <w:shd w:val="clear" w:color="auto" w:fill="F8F7FC"/>
+          <w:lang w:eastAsia="en-IN"/>
+        </w:rPr>
+      </w:pPr>
+      <w:proofErr w:type="spellStart"/>
+      <w:r>
+        <w:rPr>
+          <w:rFonts w:ascii="Courier New" w:eastAsia="Times New Roman" w:hAnsi="Courier New" w:cs="Courier New"/>
+          <w:color w:val="1E1E26"/>
+          <w:sz w:val="25"/>
+          <w:szCs w:val="25"/>
+          <w:shd w:val="clear" w:color="auto" w:fill="F8F7FC"/>
+          <w:lang w:eastAsia="en-IN"/>
+        </w:rPr>
+        <w:t>sudo</w:t>
+      </w:r>
+      <w:proofErr w:type="spellEnd"/>
+      <w:r>
+        <w:rPr>
+          <w:rFonts w:ascii="Courier New" w:eastAsia="Times New Roman" w:hAnsi="Courier New" w:cs="Courier New"/>
+          <w:color w:val="1E1E26"/>
+          <w:sz w:val="25"/>
+          <w:szCs w:val="25"/>
+          <w:shd w:val="clear" w:color="auto" w:fill="F8F7FC"/>
+          <w:lang w:eastAsia="en-IN"/>
+        </w:rPr>
+        <w:t xml:space="preserve"> apt-get install </w:t>
+      </w:r>
+      <w:proofErr w:type="spellStart"/>
+      <w:r>
+        <w:rPr>
+          <w:rFonts w:ascii="Courier New" w:eastAsia="Times New Roman" w:hAnsi="Courier New" w:cs="Courier New"/>
+          <w:color w:val="1E1E26"/>
+          <w:sz w:val="25"/>
+          <w:szCs w:val="25"/>
+          <w:shd w:val="clear" w:color="auto" w:fill="F8F7FC"/>
+          <w:lang w:eastAsia="en-IN"/>
+        </w:rPr>
+        <w:t>wget</w:t>
+      </w:r>
+      <w:proofErr w:type="spellEnd"/>
+      <w:r>
+        <w:rPr>
+          <w:rFonts w:ascii="Courier New" w:eastAsia="Times New Roman" w:hAnsi="Courier New" w:cs="Courier New"/>
+          <w:color w:val="1E1E26"/>
+          <w:sz w:val="25"/>
+          <w:szCs w:val="25"/>
+          <w:shd w:val="clear" w:color="auto" w:fill="F8F7FC"/>
+          <w:lang w:eastAsia="en-IN"/>
+        </w:rPr>
+        <w:t xml:space="preserve"> apt-transport-https </w:t>
+      </w:r>
+      <w:proofErr w:type="spellStart"/>
+      <w:r>
+        <w:rPr>
+          <w:rFonts w:ascii="Courier New" w:eastAsia="Times New Roman" w:hAnsi="Courier New" w:cs="Courier New"/>
+          <w:color w:val="1E1E26"/>
+          <w:sz w:val="25"/>
+          <w:szCs w:val="25"/>
+          <w:shd w:val="clear" w:color="auto" w:fill="F8F7FC"/>
+          <w:lang w:eastAsia="en-IN"/>
+        </w:rPr>
+        <w:t>gnupg</w:t>
+      </w:r>
+      <w:proofErr w:type="spellEnd"/>
+      <w:r>
+        <w:rPr>
+          <w:rFonts w:ascii="Courier New" w:eastAsia="Times New Roman" w:hAnsi="Courier New" w:cs="Courier New"/>
+          <w:color w:val="1E1E26"/>
+          <w:sz w:val="25"/>
+          <w:szCs w:val="25"/>
+          <w:shd w:val="clear" w:color="auto" w:fill="F8F7FC"/>
+          <w:lang w:eastAsia="en-IN"/>
+        </w:rPr>
+        <w:t xml:space="preserve"> </w:t>
+      </w:r>
+      <w:proofErr w:type="spellStart"/>
+      <w:r>
+        <w:rPr>
+          <w:rFonts w:ascii="Courier New" w:eastAsia="Times New Roman" w:hAnsi="Courier New" w:cs="Courier New"/>
+          <w:color w:val="1E1E26"/>
+          <w:sz w:val="25"/>
+          <w:szCs w:val="25"/>
+          <w:shd w:val="clear" w:color="auto" w:fill="F8F7FC"/>
+          <w:lang w:eastAsia="en-IN"/>
+        </w:rPr>
+        <w:t>lsb</w:t>
+      </w:r>
+      <w:proofErr w:type="spellEnd"/>
+      <w:r>
+        <w:rPr>
+          <w:rFonts w:ascii="Courier New" w:eastAsia="Times New Roman" w:hAnsi="Courier New" w:cs="Courier New"/>
+          <w:color w:val="1E1E26"/>
+          <w:sz w:val="25"/>
+          <w:szCs w:val="25"/>
+          <w:shd w:val="clear" w:color="auto" w:fill="F8F7FC"/>
+          <w:lang w:eastAsia="en-IN"/>
+        </w:rPr>
+        <w:t>-release -y</w:t>
+      </w:r>
+    </w:p>
+    <w:p>
+      <w:pPr>
+        <w:spacing w:after="0" w:line="240" w:lineRule="auto"/>
+        <w:rPr>
+          <w:rFonts w:ascii="Courier New" w:eastAsia="Times New Roman" w:hAnsi="Courier New" w:cs="Courier New"/>
+          <w:color w:val="1E1E26"/>
+          <w:sz w:val="25"/>
+          <w:szCs w:val="25"/>
+          <w:shd w:val="clear" w:color="auto" w:fill="F8F7FC"/>
+          <w:lang w:eastAsia="en-IN"/>
+        </w:rPr>
+      </w:pPr>
+      <w:proofErr w:type="spellStart"/>
+      <w:r>
+        <w:rPr>
+          <w:rFonts w:ascii="Courier New" w:eastAsia="Times New Roman" w:hAnsi="Courier New" w:cs="Courier New"/>
+          <w:color w:val="1E1E26"/>
+          <w:sz w:val="25"/>
+          <w:szCs w:val="25"/>
+          <w:shd w:val="clear" w:color="auto" w:fill="F8F7FC"/>
+          <w:lang w:eastAsia="en-IN"/>
+        </w:rPr>
+        <w:t>wget</w:t>
+      </w:r>
+      <w:proofErr w:type="spellEnd"/>
+      <w:r>
+        <w:rPr>
+          <w:rFonts w:ascii="Courier New" w:eastAsia="Times New Roman" w:hAnsi="Courier New" w:cs="Courier New"/>
+          <w:color w:val="1E1E26"/>
+          <w:sz w:val="25"/>
+          <w:szCs w:val="25"/>
+          <w:shd w:val="clear" w:color="auto" w:fill="F8F7FC"/>
+          <w:lang w:eastAsia="en-IN"/>
+        </w:rPr>
+        <w:t xml:space="preserve"> -</w:t>
+      </w:r>
+      <w:proofErr w:type="spellStart"/>
+      <w:r>
+        <w:rPr>
+          <w:rFonts w:ascii="Courier New" w:eastAsia="Times New Roman" w:hAnsi="Courier New" w:cs="Courier New"/>
+          <w:color w:val="1E1E26"/>
+          <w:sz w:val="25"/>
+          <w:szCs w:val="25"/>
+          <w:shd w:val="clear" w:color="auto" w:fill="F8F7FC"/>
+          <w:lang w:eastAsia="en-IN"/>
+        </w:rPr>
+        <w:t>qO</w:t>
+      </w:r>
+      <w:proofErr w:type="spellEnd"/>
+      <w:r>
+        <w:rPr>
+          <w:rFonts w:ascii="Courier New" w:eastAsia="Times New Roman" w:hAnsi="Courier New" w:cs="Courier New"/>
+          <w:color w:val="1E1E26"/>
+          <w:sz w:val="25"/>
+          <w:szCs w:val="25"/>
+          <w:shd w:val="clear" w:color="auto" w:fill="F8F7FC"/>
+          <w:lang w:eastAsia="en-IN"/>
+        </w:rPr>
+        <w:t xml:space="preserve"> - https://aquasecurity.github.io/trivy-repo/deb/public.key | </w:t>
+      </w:r>
+      <w:proofErr w:type="spellStart"/>
+      <w:r>
+        <w:rPr>
+          <w:rFonts w:ascii="Courier New" w:eastAsia="Times New Roman" w:hAnsi="Courier New" w:cs="Courier New"/>
+          <w:color w:val="1E1E26"/>
+          <w:sz w:val="25"/>
+          <w:szCs w:val="25"/>
+          <w:shd w:val="clear" w:color="auto" w:fill="F8F7FC"/>
+          <w:lang w:eastAsia="en-IN"/>
+        </w:rPr>
+        <w:t>gpg</w:t>
+      </w:r>
+      <w:proofErr w:type="spellEnd"/>
+      <w:r>
+        <w:rPr>
+          <w:rFonts w:ascii="Courier New" w:eastAsia="Times New Roman" w:hAnsi="Courier New" w:cs="Courier New"/>
+          <w:color w:val="1E1E26"/>
+          <w:sz w:val="25"/>
+          <w:szCs w:val="25"/>
+          <w:shd w:val="clear" w:color="auto" w:fill="F8F7FC"/>
+          <w:lang w:eastAsia="en-IN"/>
+        </w:rPr>
+        <w:t xml:space="preserve"> --</w:t>
+      </w:r>
+      <w:proofErr w:type="spellStart"/>
+      <w:r>
+        <w:rPr>
+          <w:rFonts w:ascii="Courier New" w:eastAsia="Times New Roman" w:hAnsi="Courier New" w:cs="Courier New"/>
+          <w:color w:val="1E1E26"/>
+          <w:sz w:val="25"/>
+          <w:szCs w:val="25"/>
+          <w:shd w:val="clear" w:color="auto" w:fill="F8F7FC"/>
+          <w:lang w:eastAsia="en-IN"/>
+        </w:rPr>
+        <w:t>dearmor</w:t>
+      </w:r>
+      <w:proofErr w:type="spellEnd"/>
+      <w:r>
+        <w:rPr>
+          <w:rFonts w:ascii="Courier New" w:eastAsia="Times New Roman" w:hAnsi="Courier New" w:cs="Courier New"/>
+          <w:color w:val="1E1E26"/>
+          <w:sz w:val="25"/>
+          <w:szCs w:val="25"/>
+          <w:shd w:val="clear" w:color="auto" w:fill="F8F7FC"/>
+          <w:lang w:eastAsia="en-IN"/>
+        </w:rPr>
+        <w:t xml:space="preserve"> | </w:t>
+      </w:r>
+      <w:proofErr w:type="spellStart"/>
+      <w:r>
+        <w:rPr>
+          <w:rFonts w:ascii="Courier New" w:eastAsia="Times New Roman" w:hAnsi="Courier New" w:cs="Courier New"/>
+          <w:color w:val="1E1E26"/>
+          <w:sz w:val="25"/>
+          <w:szCs w:val="25"/>
+          <w:shd w:val="clear" w:color="auto" w:fill="F8F7FC"/>
+          <w:lang w:eastAsia="en-IN"/>
+        </w:rPr>
+        <w:t>sudo</w:t>
+      </w:r>
+      <w:proofErr w:type="spellEnd"/>
+      <w:r>
+        <w:rPr>
+          <w:rFonts w:ascii="Courier New" w:eastAsia="Times New Roman" w:hAnsi="Courier New" w:cs="Courier New"/>
+          <w:color w:val="1E1E26"/>
+          <w:sz w:val="25"/>
+          <w:szCs w:val="25"/>
+          <w:shd w:val="clear" w:color="auto" w:fill="F8F7FC"/>
+          <w:lang w:eastAsia="en-IN"/>
+        </w:rPr>
+        <w:t xml:space="preserve"> tee /</w:t>
+      </w:r>
+      <w:proofErr w:type="spellStart"/>
+      <w:r>
+        <w:rPr>
+          <w:rFonts w:ascii="Courier New" w:eastAsia="Times New Roman" w:hAnsi="Courier New" w:cs="Courier New"/>
+          <w:color w:val="1E1E26"/>
+          <w:sz w:val="25"/>
+          <w:szCs w:val="25"/>
+          <w:shd w:val="clear" w:color="auto" w:fill="F8F7FC"/>
+          <w:lang w:eastAsia="en-IN"/>
+        </w:rPr>
+        <w:t>usr</w:t>
+      </w:r>
+      <w:proofErr w:type="spellEnd"/>
+      <w:r>
+        <w:rPr>
+          <w:rFonts w:ascii="Courier New" w:eastAsia="Times New Roman" w:hAnsi="Courier New" w:cs="Courier New"/>
+          <w:color w:val="1E1E26"/>
+          <w:sz w:val="25"/>
+          <w:szCs w:val="25"/>
+          <w:shd w:val="clear" w:color="auto" w:fill="F8F7FC"/>
+          <w:lang w:eastAsia="en-IN"/>
+        </w:rPr>
+        <w:t>/share/keyrings/</w:t>
+      </w:r>
+      <w:proofErr w:type="spellStart"/>
+      <w:r>
+        <w:rPr>
+          <w:rFonts w:ascii="Courier New" w:eastAsia="Times New Roman" w:hAnsi="Courier New" w:cs="Courier New"/>
+          <w:color w:val="1E1E26"/>
+          <w:sz w:val="25"/>
+          <w:szCs w:val="25"/>
+          <w:shd w:val="clear" w:color="auto" w:fill="F8F7FC"/>
+          <w:lang w:eastAsia="en-IN"/>
+        </w:rPr>
+        <w:t>trivy.gpg</w:t>
+      </w:r>
+      <w:proofErr w:type="spellEnd"/>
+      <w:r>
+        <w:rPr>
+          <w:rFonts w:ascii="Courier New" w:eastAsia="Times New Roman" w:hAnsi="Courier New" w:cs="Courier New"/>
+          <w:color w:val="1E1E26"/>
+          <w:sz w:val="25"/>
+          <w:szCs w:val="25"/>
+          <w:shd w:val="clear" w:color="auto" w:fill="F8F7FC"/>
+          <w:lang w:eastAsia="en-IN"/>
+        </w:rPr>
+        <w:t xml:space="preserve"> &gt; /dev/null</w:t>
+      </w:r>
+    </w:p>
+    <w:p>
+      <w:pPr>
+        <w:spacing w:after="0" w:line="240" w:lineRule="auto"/>
+        <w:rPr>
+          <w:rFonts w:ascii="Courier New" w:eastAsia="Times New Roman" w:hAnsi="Courier New" w:cs="Courier New"/>
+          <w:color w:val="1E1E26"/>
+          <w:sz w:val="25"/>
+          <w:szCs w:val="25"/>
+          <w:shd w:val="clear" w:color="auto" w:fill="F8F7FC"/>
+          <w:lang w:eastAsia="en-IN"/>
+        </w:rPr>
+      </w:pPr>
+      <w:r>
+        <w:rPr>
+          <w:rFonts w:ascii="Courier New" w:eastAsia="Times New Roman" w:hAnsi="Courier New" w:cs="Courier New"/>
+          <w:color w:val="1E1E26"/>
+          <w:sz w:val="25"/>
+          <w:szCs w:val="25"/>
+          <w:shd w:val="clear" w:color="auto" w:fill="F8F7FC"/>
+          <w:lang w:eastAsia="en-IN"/>
+        </w:rPr>
+        <w:t>echo "deb [signed-by=/</w:t>
+      </w:r>
+      <w:proofErr w:type="spellStart"/>
+      <w:r>
+        <w:rPr>
+          <w:rFonts w:ascii="Courier New" w:eastAsia="Times New Roman" w:hAnsi="Courier New" w:cs="Courier New"/>
+          <w:color w:val="1E1E26"/>
+          <w:sz w:val="25"/>
+          <w:szCs w:val="25"/>
+          <w:shd w:val="clear" w:color="auto" w:fill="F8F7FC"/>
+          <w:lang w:eastAsia="en-IN"/>
+        </w:rPr>
+        <w:t>usr</w:t>
+      </w:r>
+      <w:proofErr w:type="spellEnd"/>
+      <w:r>
+        <w:rPr>
+          <w:rFonts w:ascii="Courier New" w:eastAsia="Times New Roman" w:hAnsi="Courier New" w:cs="Courier New"/>
+          <w:color w:val="1E1E26"/>
+          <w:sz w:val="25"/>
+          <w:szCs w:val="25"/>
+          <w:shd w:val="clear" w:color="auto" w:fill="F8F7FC"/>
+          <w:lang w:eastAsia="en-IN"/>
+        </w:rPr>
+        <w:t>/share/keyrings/</w:t>
+      </w:r>
+      <w:proofErr w:type="spellStart"/>
+      <w:r>
+        <w:rPr>
+          <w:rFonts w:ascii="Courier New" w:eastAsia="Times New Roman" w:hAnsi="Courier New" w:cs="Courier New"/>
+          <w:color w:val="1E1E26"/>
+          <w:sz w:val="25"/>
+          <w:szCs w:val="25"/>
+          <w:shd w:val="clear" w:color="auto" w:fill="F8F7FC"/>
+          <w:lang w:eastAsia="en-IN"/>
+        </w:rPr>
+        <w:t>trivy.gpg</w:t>
+      </w:r>
+      <w:proofErr w:type="spellEnd"/>
+      <w:r>
+        <w:rPr>
+          <w:rFonts w:ascii="Courier New" w:eastAsia="Times New Roman" w:hAnsi="Courier New" w:cs="Courier New"/>
+          <w:color w:val="1E1E26"/>
+          <w:sz w:val="25"/>
+          <w:szCs w:val="25"/>
+          <w:shd w:val="clear" w:color="auto" w:fill="F8F7FC"/>
+          <w:lang w:eastAsia="en-IN"/>
+        </w:rPr>
+        <w:t>] https://aquasecurity.github.io/trivy-repo/deb $(</w:t>
+      </w:r>
+      <w:proofErr w:type="spellStart"/>
+      <w:r>
+        <w:rPr>
+          <w:rFonts w:ascii="Courier New" w:eastAsia="Times New Roman" w:hAnsi="Courier New" w:cs="Courier New"/>
+          <w:color w:val="1E1E26"/>
+          <w:sz w:val="25"/>
+          <w:szCs w:val="25"/>
+          <w:shd w:val="clear" w:color="auto" w:fill="F8F7FC"/>
+          <w:lang w:eastAsia="en-IN"/>
+        </w:rPr>
+        <w:t>lsb_release</w:t>
+      </w:r>
+      <w:proofErr w:type="spellEnd"/>
+      <w:r>
+        <w:rPr>
+          <w:rFonts w:ascii="Courier New" w:eastAsia="Times New Roman" w:hAnsi="Courier New" w:cs="Courier New"/>
+          <w:color w:val="1E1E26"/>
+          <w:sz w:val="25"/>
+          <w:szCs w:val="25"/>
+          <w:shd w:val="clear" w:color="auto" w:fill="F8F7FC"/>
+          <w:lang w:eastAsia="en-IN"/>
+        </w:rPr>
+        <w:t xml:space="preserve"> -</w:t>
+      </w:r>
+      <w:proofErr w:type="spellStart"/>
+      <w:r>
+        <w:rPr>
+          <w:rFonts w:ascii="Courier New" w:eastAsia="Times New Roman" w:hAnsi="Courier New" w:cs="Courier New"/>
+          <w:color w:val="1E1E26"/>
+          <w:sz w:val="25"/>
+          <w:szCs w:val="25"/>
+          <w:shd w:val="clear" w:color="auto" w:fill="F8F7FC"/>
+          <w:lang w:eastAsia="en-IN"/>
+        </w:rPr>
+        <w:t>sc</w:t>
+      </w:r>
+      <w:proofErr w:type="spellEnd"/>
+      <w:r>
+        <w:rPr>
+          <w:rFonts w:ascii="Courier New" w:eastAsia="Times New Roman" w:hAnsi="Courier New" w:cs="Courier New"/>
+          <w:color w:val="1E1E26"/>
+          <w:sz w:val="25"/>
+          <w:szCs w:val="25"/>
+          <w:shd w:val="clear" w:color="auto" w:fill="F8F7FC"/>
+          <w:lang w:eastAsia="en-IN"/>
+        </w:rPr>
+        <w:t xml:space="preserve">) main" | </w:t>
+      </w:r>
+      <w:proofErr w:type="spellStart"/>
+      <w:r>
+        <w:rPr>
+          <w:rFonts w:ascii="Courier New" w:eastAsia="Times New Roman" w:hAnsi="Courier New" w:cs="Courier New"/>
+          <w:color w:val="1E1E26"/>
+          <w:sz w:val="25"/>
+          <w:szCs w:val="25"/>
+          <w:shd w:val="clear" w:color="auto" w:fill="F8F7FC"/>
+          <w:lang w:eastAsia="en-IN"/>
+        </w:rPr>
+        <w:t>sudo</w:t>
+      </w:r>
+      <w:proofErr w:type="spellEnd"/>
+      <w:r>
+        <w:rPr>
+          <w:rFonts w:ascii="Courier New" w:eastAsia="Times New Roman" w:hAnsi="Courier New" w:cs="Courier New"/>
+          <w:color w:val="1E1E26"/>
+          <w:sz w:val="25"/>
+          <w:szCs w:val="25"/>
+          <w:shd w:val="clear" w:color="auto" w:fill="F8F7FC"/>
+          <w:lang w:eastAsia="en-IN"/>
+        </w:rPr>
+        <w:t xml:space="preserve"> tee -a /etc/apt/</w:t>
+      </w:r>
+      <w:proofErr w:type="spellStart"/>
+      <w:r>
+        <w:rPr>
+          <w:rFonts w:ascii="Courier New" w:eastAsia="Times New Roman" w:hAnsi="Courier New" w:cs="Courier New"/>
+          <w:color w:val="1E1E26"/>
+          <w:sz w:val="25"/>
+          <w:szCs w:val="25"/>
+          <w:shd w:val="clear" w:color="auto" w:fill="F8F7FC"/>
+          <w:lang w:eastAsia="en-IN"/>
+        </w:rPr>
+        <w:t>sources.list.d</w:t>
+      </w:r>
+      <w:proofErr w:type="spellEnd"/>
+      <w:r>
+        <w:rPr>
+          <w:rFonts w:ascii="Courier New" w:eastAsia="Times New Roman" w:hAnsi="Courier New" w:cs="Courier New"/>
+          <w:color w:val="1E1E26"/>
+          <w:sz w:val="25"/>
+          <w:szCs w:val="25"/>
+          <w:shd w:val="clear" w:color="auto" w:fill="F8F7FC"/>
+          <w:lang w:eastAsia="en-IN"/>
+        </w:rPr>
+        <w:t>/</w:t>
+      </w:r>
+      <w:proofErr w:type="spellStart"/>
+      <w:r>
+        <w:rPr>
+          <w:rFonts w:ascii="Courier New" w:eastAsia="Times New Roman" w:hAnsi="Courier New" w:cs="Courier New"/>
+          <w:color w:val="1E1E26"/>
+          <w:sz w:val="25"/>
+          <w:szCs w:val="25"/>
+          <w:shd w:val="clear" w:color="auto" w:fill="F8F7FC"/>
+          <w:lang w:eastAsia="en-IN"/>
+        </w:rPr>
+        <w:t>trivy.list</w:t>
+      </w:r>
+      <w:proofErr w:type="spellEnd"/>
+    </w:p>
+    <w:p>
+      <w:pPr>
+        <w:spacing w:after="0" w:line="240" w:lineRule="auto"/>
+        <w:rPr>
+          <w:rFonts w:ascii="Courier New" w:eastAsia="Times New Roman" w:hAnsi="Courier New" w:cs="Courier New"/>
+          <w:color w:val="1E1E26"/>
+          <w:sz w:val="25"/>
+          <w:szCs w:val="25"/>
+          <w:shd w:val="clear" w:color="auto" w:fill="F8F7FC"/>
+          <w:lang w:eastAsia="en-IN"/>
+        </w:rPr>
+      </w:pPr>
+      <w:proofErr w:type="spellStart"/>
+      <w:r>
+        <w:rPr>
+          <w:rFonts w:ascii="Courier New" w:eastAsia="Times New Roman" w:hAnsi="Courier New" w:cs="Courier New"/>
+          <w:color w:val="1E1E26"/>
+          <w:sz w:val="25"/>
+          <w:szCs w:val="25"/>
+          <w:shd w:val="clear" w:color="auto" w:fill="F8F7FC"/>
+          <w:lang w:eastAsia="en-IN"/>
+        </w:rPr>
+        <w:t>sudo</w:t>
+      </w:r>
+      <w:proofErr w:type="spellEnd"/>
+      <w:r>
+        <w:rPr>
+          <w:rFonts w:ascii="Courier New" w:eastAsia="Times New Roman" w:hAnsi="Courier New" w:cs="Courier New"/>
+          <w:color w:val="1E1E26"/>
+          <w:sz w:val="25"/>
+          <w:szCs w:val="25"/>
+          <w:shd w:val="clear" w:color="auto" w:fill="F8F7FC"/>
+          <w:lang w:eastAsia="en-IN"/>
+        </w:rPr>
+        <w:t xml:space="preserve"> apt-get update</w:t>
+      </w:r>
+    </w:p>
+    <w:p>
+      <w:pPr>
+        <w:rPr>
+          <w:rFonts w:ascii="Courier New" w:eastAsia="Times New Roman" w:hAnsi="Courier New" w:cs="Courier New"/>
+          <w:color w:val="1E1E26"/>
+          <w:sz w:val="25"/>
+          <w:szCs w:val="25"/>
+          <w:shd w:val="clear" w:color="auto" w:fill="F8F7FC"/>
+          <w:lang w:eastAsia="en-IN"/>
+        </w:rPr>
+      </w:pPr>
+      <w:proofErr w:type="spellStart"/>
+      <w:r>
+        <w:rPr>
+          <w:rFonts w:ascii="Courier New" w:eastAsia="Times New Roman" w:hAnsi="Courier New" w:cs="Courier New"/>
+          <w:color w:val="1E1E26"/>
+          <w:sz w:val="25"/>
+          <w:szCs w:val="25"/>
+          <w:shd w:val="clear" w:color="auto" w:fill="F8F7FC"/>
+          <w:lang w:eastAsia="en-IN"/>
+        </w:rPr>
+        <w:t>sudo</w:t>
+      </w:r>
+      <w:proofErr w:type="spellEnd"/>
+      <w:r>
+        <w:rPr>
+          <w:rFonts w:ascii="Courier New" w:eastAsia="Times New Roman" w:hAnsi="Courier New" w:cs="Courier New"/>
+          <w:color w:val="1E1E26"/>
+          <w:sz w:val="25"/>
+          <w:szCs w:val="25"/>
+          <w:shd w:val="clear" w:color="auto" w:fill="F8F7FC"/>
+          <w:lang w:eastAsia="en-IN"/>
+        </w:rPr>
+        <w:t xml:space="preserve"> apt-get install </w:t>
+      </w:r>
+      <w:proofErr w:type="spellStart"/>
+      <w:r>
+        <w:rPr>
+          <w:rFonts w:ascii="Courier New" w:eastAsia="Times New Roman" w:hAnsi="Courier New" w:cs="Courier New"/>
+          <w:color w:val="1E1E26"/>
+          <w:sz w:val="25"/>
+          <w:szCs w:val="25"/>
+          <w:shd w:val="clear" w:color="auto" w:fill="F8F7FC"/>
+          <w:lang w:eastAsia="en-IN"/>
+        </w:rPr>
+        <w:t>trivy</w:t>
+      </w:r>
+      <w:proofErr w:type="spellEnd"/>
+      <w:r>
+        <w:rPr>
+          <w:rFonts w:ascii="Courier New" w:eastAsia="Times New Roman" w:hAnsi="Courier New" w:cs="Courier New"/>
+          <w:color w:val="1E1E26"/>
+          <w:sz w:val="25"/>
+          <w:szCs w:val="25"/>
+          <w:shd w:val="clear" w:color="auto" w:fill="F8F7FC"/>
+          <w:lang w:eastAsia="en-IN"/>
+        </w:rPr>
+        <w:t xml:space="preserve"> -y</w:t>
+      </w:r>
+    </w:p>
+    <w:p>
+      <w:pPr>
+        <w:rPr>
+          <w:rFonts w:ascii="Courier New" w:eastAsia="Times New Roman" w:hAnsi="Courier New" w:cs="Courier New"/>
+          <w:color w:val="1E1E26"/>
+          <w:sz w:val="25"/>
+          <w:szCs w:val="25"/>
+          <w:shd w:val="clear" w:color="auto" w:fill="F8F7FC"/>
+          <w:lang w:eastAsia="en-IN"/>
+        </w:rPr>
+      </w:pPr>
+    </w:p>
+    <w:p>
+      <w:pPr>
+        <w:pStyle w:val="Heading3"/>
+        <w:shd w:val="clear" w:color="auto" w:fill="FFFFFF"/>
         <w:rPr>
           <w:rFonts w:ascii="Arial" w:hAnsi="Arial" w:cs="Arial"/>
           <w:color w:val="1E1E26"/>
           <w:sz w:val="40"/>
           <w:szCs w:val="40"/>
         </w:rPr>
-        <w:t>Step.2 Install Plugins like JDK, Sonarqube Scanner, Maven</w:t>
-      </w:r>
-    </w:p>
-    <w:p>
-      <w:pPr>
-        <w:pStyle w:val="Heading3"/>
-        <w:shd w:val="clear" w:color="auto" w:fill="FFFFFF"/>
+      </w:pPr>
+      <w:r>
         <w:rPr>
           <w:rFonts w:ascii="Arial" w:hAnsi="Arial" w:cs="Arial"/>
           <w:color w:val="1E1E26"/>
           <w:sz w:val="40"/>
           <w:szCs w:val="40"/>
         </w:rPr>
+        <w:t xml:space="preserve">Step.2 Install Plugins like JDK, </w:t>
+      </w:r>
+      <w:proofErr w:type="spellStart"/>
+      <w:r>
+        <w:rPr>
+          <w:rFonts w:ascii="Arial" w:hAnsi="Arial" w:cs="Arial"/>
+          <w:color w:val="1E1E26"/>
+          <w:sz w:val="40"/>
+          <w:szCs w:val="40"/>
+        </w:rPr>
+        <w:t>Sonarqube</w:t>
+      </w:r>
+      <w:proofErr w:type="spellEnd"/>
+      <w:r>
+        <w:rPr>
+          <w:rFonts w:ascii="Arial" w:hAnsi="Arial" w:cs="Arial"/>
+          <w:color w:val="1E1E26"/>
+          <w:sz w:val="40"/>
+          <w:szCs w:val="40"/>
+        </w:rPr>
+        <w:t xml:space="preserve"> Scanner, Maven</w:t>
+      </w:r>
+    </w:p>
+    <w:p>
+      <w:pPr>
+        <w:pStyle w:val="Heading3"/>
+        <w:shd w:val="clear" w:color="auto" w:fill="FFFFFF"/>
+        <w:rPr>
+          <w:rFonts w:ascii="Arial" w:hAnsi="Arial" w:cs="Arial"/>
+          <w:color w:val="1E1E26"/>
+          <w:sz w:val="40"/>
+          <w:szCs w:val="40"/>
+        </w:rPr>
       </w:pPr>
       <w:r>
         <w:rPr>
@@ -1435,36 +2816,68 @@
           <w:shd w:val="clear" w:color="auto" w:fill="FFFFFF"/>
         </w:rPr>
       </w:pPr>
-      <w:r>
-        <w:rPr>
-          <w:rFonts w:ascii="Arial" w:hAnsi="Arial" w:cs="Arial"/>
-          <w:color w:val="1E1E26"/>
-          <w:sz w:val="28"/>
-          <w:szCs w:val="28"/>
-          <w:shd w:val="clear" w:color="auto" w:fill="FFFFFF"/>
-        </w:rPr>
-        <w:t>Goto Manage Jenkins →Plugins → Available Plugins →</w:t>
-      </w:r>
-    </w:p>
-    <w:p>
-      <w:pPr>
-        <w:pStyle w:val="NormalWeb"/>
-        <w:shd w:val="clear" w:color="auto" w:fill="FFFFFF"/>
-        <w:rPr>
-          <w:rFonts w:ascii="Arial" w:hAnsi="Arial" w:cs="Arial"/>
-          <w:color w:val="1E1E26"/>
-          <w:sz w:val="28"/>
-          <w:szCs w:val="28"/>
-        </w:rPr>
-      </w:pPr>
-      <w:r>
-        <w:rPr>
-          <w:rFonts w:ascii="Arial" w:hAnsi="Arial" w:cs="Arial"/>
-          <w:color w:val="1E1E26"/>
-          <w:sz w:val="28"/>
-          <w:szCs w:val="28"/>
-        </w:rPr>
-        <w:t>1 → Eclipse Temurin Installer</w:t>
+      <w:proofErr w:type="spellStart"/>
+      <w:r>
+        <w:rPr>
+          <w:rFonts w:ascii="Arial" w:hAnsi="Arial" w:cs="Arial"/>
+          <w:color w:val="1E1E26"/>
+          <w:sz w:val="28"/>
+          <w:szCs w:val="28"/>
+          <w:shd w:val="clear" w:color="auto" w:fill="FFFFFF"/>
+        </w:rPr>
+        <w:t>Goto</w:t>
+      </w:r>
+      <w:proofErr w:type="spellEnd"/>
+      <w:r>
+        <w:rPr>
+          <w:rFonts w:ascii="Arial" w:hAnsi="Arial" w:cs="Arial"/>
+          <w:color w:val="1E1E26"/>
+          <w:sz w:val="28"/>
+          <w:szCs w:val="28"/>
+          <w:shd w:val="clear" w:color="auto" w:fill="FFFFFF"/>
+        </w:rPr>
+        <w:t xml:space="preserve"> Manage Jenkins →Plugins → Available Plugins →</w:t>
+      </w:r>
+    </w:p>
+    <w:p>
+      <w:pPr>
+        <w:pStyle w:val="NormalWeb"/>
+        <w:shd w:val="clear" w:color="auto" w:fill="FFFFFF"/>
+        <w:rPr>
+          <w:rFonts w:ascii="Arial" w:hAnsi="Arial" w:cs="Arial"/>
+          <w:color w:val="1E1E26"/>
+          <w:sz w:val="28"/>
+          <w:szCs w:val="28"/>
+        </w:rPr>
+      </w:pPr>
+      <w:r>
+        <w:rPr>
+          <w:rFonts w:ascii="Arial" w:hAnsi="Arial" w:cs="Arial"/>
+          <w:color w:val="1E1E26"/>
+          <w:sz w:val="28"/>
+          <w:szCs w:val="28"/>
+        </w:rPr>
+        <w:t xml:space="preserve">1 → Eclipse </w:t>
+      </w:r>
+      <w:proofErr w:type="spellStart"/>
+      <w:r>
+        <w:rPr>
+          <w:rFonts w:ascii="Arial" w:hAnsi="Arial" w:cs="Arial"/>
+          <w:color w:val="1E1E26"/>
+          <w:sz w:val="28"/>
+          <w:szCs w:val="28"/>
+        </w:rPr>
+        <w:t>Temurin</w:t>
+      </w:r>
+      <w:proofErr w:type="spellEnd"/>
+      <w:r>
+        <w:rPr>
+          <w:rFonts w:ascii="Arial" w:hAnsi="Arial" w:cs="Arial"/>
+          <w:color w:val="1E1E26"/>
+          <w:sz w:val="28"/>
+          <w:szCs w:val="28"/>
+        </w:rPr>
+        <w:t xml:space="preserve"> Installer</w:t>
       </w:r>
     </w:p>
     <w:p>
@@ -1525,15 +2938,27 @@
           <w:shd w:val="clear" w:color="auto" w:fill="FFFFFF"/>
         </w:rPr>
       </w:pPr>
-      <w:r>
-        <w:rPr>
-          <w:rFonts w:ascii="Arial" w:hAnsi="Arial" w:cs="Arial"/>
-          <w:color w:val="1E1E26"/>
-          <w:sz w:val="28"/>
-          <w:szCs w:val="28"/>
-          <w:shd w:val="clear" w:color="auto" w:fill="FFFFFF"/>
-        </w:rPr>
-        <w:t>Goto Manage Jenkins → Tools → Install JDK(17) and Maven3(3.6.0) → Click on Apply and Save</w:t>
+      <w:proofErr w:type="spellStart"/>
+      <w:r>
+        <w:rPr>
+          <w:rFonts w:ascii="Arial" w:hAnsi="Arial" w:cs="Arial"/>
+          <w:color w:val="1E1E26"/>
+          <w:sz w:val="28"/>
+          <w:szCs w:val="28"/>
+          <w:shd w:val="clear" w:color="auto" w:fill="FFFFFF"/>
+        </w:rPr>
+        <w:t>Goto</w:t>
+      </w:r>
+      <w:proofErr w:type="spellEnd"/>
+      <w:r>
+        <w:rPr>
+          <w:rFonts w:ascii="Arial" w:hAnsi="Arial" w:cs="Arial"/>
+          <w:color w:val="1E1E26"/>
+          <w:sz w:val="28"/>
+          <w:szCs w:val="28"/>
+          <w:shd w:val="clear" w:color="auto" w:fill="FFFFFF"/>
+        </w:rPr>
+        <w:t xml:space="preserve"> Manage Jenkins → Tools → Install JDK(17) and Maven3(3.6.0) → Click on Apply and Save</w:t>
       </w:r>
     </w:p>
     <w:p>
@@ -1593,40 +3018,96 @@
           <w:szCs w:val="28"/>
           <w:shd w:val="clear" w:color="auto" w:fill="FFFFFF"/>
         </w:rPr>
-        <w:t>Name it as LoginWebApp, click on Pipeline and OK.</w:t>
-      </w:r>
-    </w:p>
-    <w:p>
-      <w:pPr>
-        <w:pStyle w:val="NormalWeb"/>
-        <w:shd w:val="clear" w:color="auto" w:fill="FFFFFF"/>
-        <w:rPr>
-          <w:rFonts w:ascii="Arial" w:hAnsi="Arial" w:cs="Arial"/>
-          <w:color w:val="1E1E26"/>
-          <w:sz w:val="28"/>
-          <w:szCs w:val="28"/>
-          <w:shd w:val="clear" w:color="auto" w:fill="FFFFFF"/>
-        </w:rPr>
-      </w:pPr>
-      <w:r>
-        <w:rPr>
-          <w:rFonts w:ascii="Arial" w:hAnsi="Arial" w:cs="Arial"/>
-          <w:color w:val="1E1E26"/>
-          <w:sz w:val="28"/>
-          <w:szCs w:val="28"/>
-          <w:shd w:val="clear" w:color="auto" w:fill="FFFFFF"/>
-        </w:rPr>
-        <w:t xml:space="preserve">Now create Declarative Pipeline (Jenkinsfile) add below script in </w:t>
-      </w:r>
-      <w:r>
-        <w:rPr>
-          <w:rFonts w:ascii="Arial" w:hAnsi="Arial" w:cs="Arial"/>
-          <w:color w:val="1E1E26"/>
-          <w:sz w:val="28"/>
-          <w:szCs w:val="28"/>
-          <w:shd w:val="clear" w:color="auto" w:fill="FFFFFF"/>
-        </w:rPr>
-        <w:t xml:space="preserve">Jenkinsfile </w:t>
+        <w:t xml:space="preserve">Name it as </w:t>
+      </w:r>
+      <w:proofErr w:type="spellStart"/>
+      <w:r>
+        <w:rPr>
+          <w:rFonts w:ascii="Arial" w:hAnsi="Arial" w:cs="Arial"/>
+          <w:color w:val="1E1E26"/>
+          <w:sz w:val="28"/>
+          <w:szCs w:val="28"/>
+          <w:shd w:val="clear" w:color="auto" w:fill="FFFFFF"/>
+        </w:rPr>
+        <w:t>LoginWebApp</w:t>
+      </w:r>
+      <w:proofErr w:type="spellEnd"/>
+      <w:r>
+        <w:rPr>
+          <w:rFonts w:ascii="Arial" w:hAnsi="Arial" w:cs="Arial"/>
+          <w:color w:val="1E1E26"/>
+          <w:sz w:val="28"/>
+          <w:szCs w:val="28"/>
+          <w:shd w:val="clear" w:color="auto" w:fill="FFFFFF"/>
+        </w:rPr>
+        <w:t>, click on Pipeline and OK.</w:t>
+      </w:r>
+    </w:p>
+    <w:p>
+      <w:pPr>
+        <w:pStyle w:val="NormalWeb"/>
+        <w:shd w:val="clear" w:color="auto" w:fill="FFFFFF"/>
+        <w:rPr>
+          <w:rFonts w:ascii="Arial" w:hAnsi="Arial" w:cs="Arial"/>
+          <w:color w:val="1E1E26"/>
+          <w:sz w:val="28"/>
+          <w:szCs w:val="28"/>
+          <w:shd w:val="clear" w:color="auto" w:fill="FFFFFF"/>
+        </w:rPr>
+      </w:pPr>
+      <w:r>
+        <w:rPr>
+          <w:rFonts w:ascii="Arial" w:hAnsi="Arial" w:cs="Arial"/>
+          <w:color w:val="1E1E26"/>
+          <w:sz w:val="28"/>
+          <w:szCs w:val="28"/>
+          <w:shd w:val="clear" w:color="auto" w:fill="FFFFFF"/>
+        </w:rPr>
+        <w:t>Now create Declarative Pipeline (</w:t>
+      </w:r>
+      <w:proofErr w:type="spellStart"/>
+      <w:r>
+        <w:rPr>
+          <w:rFonts w:ascii="Arial" w:hAnsi="Arial" w:cs="Arial"/>
+          <w:color w:val="1E1E26"/>
+          <w:sz w:val="28"/>
+          <w:szCs w:val="28"/>
+          <w:shd w:val="clear" w:color="auto" w:fill="FFFFFF"/>
+        </w:rPr>
+        <w:t>Jenkinsfile</w:t>
+      </w:r>
+      <w:proofErr w:type="spellEnd"/>
+      <w:r>
+        <w:rPr>
+          <w:rFonts w:ascii="Arial" w:hAnsi="Arial" w:cs="Arial"/>
+          <w:color w:val="1E1E26"/>
+          <w:sz w:val="28"/>
+          <w:szCs w:val="28"/>
+          <w:shd w:val="clear" w:color="auto" w:fill="FFFFFF"/>
+        </w:rPr>
+        <w:t xml:space="preserve">) add below script in </w:t>
+      </w:r>
+      <w:proofErr w:type="spellStart"/>
+      <w:r>
+        <w:rPr>
+          <w:rFonts w:ascii="Arial" w:hAnsi="Arial" w:cs="Arial"/>
+          <w:color w:val="1E1E26"/>
+          <w:sz w:val="28"/>
+          <w:szCs w:val="28"/>
+          <w:shd w:val="clear" w:color="auto" w:fill="FFFFFF"/>
+        </w:rPr>
+        <w:t>Jenkinsfile</w:t>
+      </w:r>
+      <w:proofErr w:type="spellEnd"/>
+      <w:r>
+        <w:rPr>
+          <w:rFonts w:ascii="Arial" w:hAnsi="Arial" w:cs="Arial"/>
+          <w:color w:val="1E1E26"/>
+          <w:sz w:val="28"/>
+          <w:szCs w:val="28"/>
+          <w:shd w:val="clear" w:color="auto" w:fill="FFFFFF"/>
+        </w:rPr>
+        <w:t xml:space="preserve"> </w:t>
       </w:r>
     </w:p>
     <w:p>
@@ -1718,7 +3199,29 @@
           <w:szCs w:val="28"/>
           <w:shd w:val="clear" w:color="auto" w:fill="FFFFFF"/>
         </w:rPr>
-        <w:t xml:space="preserve">        jdk 'java-17'</w:t>
+        <w:t xml:space="preserve">        </w:t>
+      </w:r>
+      <w:proofErr w:type="spellStart"/>
+      <w:r>
+        <w:rPr>
+          <w:rFonts w:ascii="Arial" w:hAnsi="Arial" w:cs="Arial"/>
+          <w:color w:val="1E1E26"/>
+          <w:sz w:val="28"/>
+          <w:szCs w:val="28"/>
+          <w:shd w:val="clear" w:color="auto" w:fill="FFFFFF"/>
+        </w:rPr>
+        <w:t>jdk</w:t>
+      </w:r>
+      <w:proofErr w:type="spellEnd"/>
+      <w:r>
+        <w:rPr>
+          <w:rFonts w:ascii="Arial" w:hAnsi="Arial" w:cs="Arial"/>
+          <w:color w:val="1E1E26"/>
+          <w:sz w:val="28"/>
+          <w:szCs w:val="28"/>
+          <w:shd w:val="clear" w:color="auto" w:fill="FFFFFF"/>
+        </w:rPr>
+        <w:t xml:space="preserve"> 'java-17'</w:t>
       </w:r>
     </w:p>
     <w:p>
@@ -1972,7 +3475,51 @@
           <w:shd w:val="clear" w:color="auto" w:fill="FFFFFF"/>
         </w:rPr>
         <w:lastRenderedPageBreak/>
-        <w:t xml:space="preserve">                sh "mvn clean compile"</w:t>
+        <w:t xml:space="preserve">                </w:t>
+      </w:r>
+      <w:proofErr w:type="spellStart"/>
+      <w:r>
+        <w:rPr>
+          <w:rFonts w:ascii="Arial" w:hAnsi="Arial" w:cs="Arial"/>
+          <w:color w:val="1E1E26"/>
+          <w:sz w:val="28"/>
+          <w:szCs w:val="28"/>
+          <w:shd w:val="clear" w:color="auto" w:fill="FFFFFF"/>
+        </w:rPr>
+        <w:t>sh</w:t>
+      </w:r>
+      <w:proofErr w:type="spellEnd"/>
+      <w:r>
+        <w:rPr>
+          <w:rFonts w:ascii="Arial" w:hAnsi="Arial" w:cs="Arial"/>
+          <w:color w:val="1E1E26"/>
+          <w:sz w:val="28"/>
+          <w:szCs w:val="28"/>
+          <w:shd w:val="clear" w:color="auto" w:fill="FFFFFF"/>
+        </w:rPr>
+        <w:t xml:space="preserve"> "</w:t>
+      </w:r>
+      <w:proofErr w:type="spellStart"/>
+      <w:r>
+        <w:rPr>
+          <w:rFonts w:ascii="Arial" w:hAnsi="Arial" w:cs="Arial"/>
+          <w:color w:val="1E1E26"/>
+          <w:sz w:val="28"/>
+          <w:szCs w:val="28"/>
+          <w:shd w:val="clear" w:color="auto" w:fill="FFFFFF"/>
+        </w:rPr>
+        <w:t>mvn</w:t>
+      </w:r>
+      <w:proofErr w:type="spellEnd"/>
+      <w:r>
+        <w:rPr>
+          <w:rFonts w:ascii="Arial" w:hAnsi="Arial" w:cs="Arial"/>
+          <w:color w:val="1E1E26"/>
+          <w:sz w:val="28"/>
+          <w:szCs w:val="28"/>
+          <w:shd w:val="clear" w:color="auto" w:fill="FFFFFF"/>
+        </w:rPr>
+        <w:t xml:space="preserve"> clean compile"</w:t>
       </w:r>
     </w:p>
     <w:p>
@@ -2087,7 +3634,51 @@
           <w:szCs w:val="28"/>
           <w:shd w:val="clear" w:color="auto" w:fill="FFFFFF"/>
         </w:rPr>
-        <w:t xml:space="preserve">                sh "mvn test"</w:t>
+        <w:t xml:space="preserve">                </w:t>
+      </w:r>
+      <w:proofErr w:type="spellStart"/>
+      <w:r>
+        <w:rPr>
+          <w:rFonts w:ascii="Arial" w:hAnsi="Arial" w:cs="Arial"/>
+          <w:color w:val="1E1E26"/>
+          <w:sz w:val="28"/>
+          <w:szCs w:val="28"/>
+          <w:shd w:val="clear" w:color="auto" w:fill="FFFFFF"/>
+        </w:rPr>
+        <w:t>sh</w:t>
+      </w:r>
+      <w:proofErr w:type="spellEnd"/>
+      <w:r>
+        <w:rPr>
+          <w:rFonts w:ascii="Arial" w:hAnsi="Arial" w:cs="Arial"/>
+          <w:color w:val="1E1E26"/>
+          <w:sz w:val="28"/>
+          <w:szCs w:val="28"/>
+          <w:shd w:val="clear" w:color="auto" w:fill="FFFFFF"/>
+        </w:rPr>
+        <w:t xml:space="preserve"> "</w:t>
+      </w:r>
+      <w:proofErr w:type="spellStart"/>
+      <w:r>
+        <w:rPr>
+          <w:rFonts w:ascii="Arial" w:hAnsi="Arial" w:cs="Arial"/>
+          <w:color w:val="1E1E26"/>
+          <w:sz w:val="28"/>
+          <w:szCs w:val="28"/>
+          <w:shd w:val="clear" w:color="auto" w:fill="FFFFFF"/>
+        </w:rPr>
+        <w:t>mvn</w:t>
+      </w:r>
+      <w:proofErr w:type="spellEnd"/>
+      <w:r>
+        <w:rPr>
+          <w:rFonts w:ascii="Arial" w:hAnsi="Arial" w:cs="Arial"/>
+          <w:color w:val="1E1E26"/>
+          <w:sz w:val="28"/>
+          <w:szCs w:val="28"/>
+          <w:shd w:val="clear" w:color="auto" w:fill="FFFFFF"/>
+        </w:rPr>
+        <w:t xml:space="preserve"> test"</w:t>
       </w:r>
     </w:p>
     <w:p>
@@ -2199,13 +3790,10 @@
           <w:szCs w:val="28"/>
           <w:shd w:val="clear" w:color="auto" w:fill="FFFFFF"/>
         </w:rPr>
-        <w:t xml:space="preserve"> Public IP Address of EC2 Instance, Sonarqube works on Port 9000, &lt;Public IP&gt;:9000. </w:t>
-      </w:r>
-    </w:p>
-    <w:p>
-      <w:pPr>
-        <w:pStyle w:val="Heading3"/>
-        <w:shd w:val="clear" w:color="auto" w:fill="FFFFFF"/>
+        <w:t xml:space="preserve"> Public IP Address of EC2 Instance, </w:t>
+      </w:r>
+      <w:proofErr w:type="spellStart"/>
+      <w:r>
         <w:rPr>
           <w:rFonts w:ascii="Arial" w:hAnsi="Arial" w:cs="Arial"/>
           <w:b w:val="0"/>
@@ -2215,7 +3803,9 @@
           <w:szCs w:val="28"/>
           <w:shd w:val="clear" w:color="auto" w:fill="FFFFFF"/>
         </w:rPr>
-      </w:pPr>
+        <w:t>Sonarqube</w:t>
+      </w:r>
+      <w:proofErr w:type="spellEnd"/>
       <w:r>
         <w:rPr>
           <w:rFonts w:ascii="Arial" w:hAnsi="Arial" w:cs="Arial"/>
@@ -2226,7 +3816,7 @@
           <w:szCs w:val="28"/>
           <w:shd w:val="clear" w:color="auto" w:fill="FFFFFF"/>
         </w:rPr>
-        <w:t xml:space="preserve">Goto Sonarqube Server. </w:t>
+        <w:t xml:space="preserve"> works on Port 9000, &lt;Public IP&gt;:9000. </w:t>
       </w:r>
     </w:p>
     <w:p>
@@ -2243,6 +3833,7 @@
           <w:shd w:val="clear" w:color="auto" w:fill="FFFFFF"/>
         </w:rPr>
       </w:pPr>
+      <w:proofErr w:type="spellStart"/>
       <w:r>
         <w:rPr>
           <w:rFonts w:ascii="Arial" w:hAnsi="Arial" w:cs="Arial"/>
@@ -2253,8 +3844,9 @@
           <w:szCs w:val="28"/>
           <w:shd w:val="clear" w:color="auto" w:fill="FFFFFF"/>
         </w:rPr>
-        <w:t>Click on Administration → Security → Users → Click on Tokens and Update Token → Give it a name → and click on Generate Token</w:t>
-      </w:r>
+        <w:t>Goto</w:t>
+      </w:r>
+      <w:proofErr w:type="spellEnd"/>
       <w:r>
         <w:rPr>
           <w:rFonts w:ascii="Arial" w:hAnsi="Arial" w:cs="Arial"/>
@@ -2265,6 +3857,95 @@
           <w:szCs w:val="28"/>
           <w:shd w:val="clear" w:color="auto" w:fill="FFFFFF"/>
         </w:rPr>
+        <w:t xml:space="preserve"> </w:t>
+      </w:r>
+      <w:proofErr w:type="spellStart"/>
+      <w:r>
+        <w:rPr>
+          <w:rFonts w:ascii="Arial" w:hAnsi="Arial" w:cs="Arial"/>
+          <w:b w:val="0"/>
+          <w:bCs w:val="0"/>
+          <w:color w:val="1E1E26"/>
+          <w:sz w:val="28"/>
+          <w:szCs w:val="28"/>
+          <w:shd w:val="clear" w:color="auto" w:fill="FFFFFF"/>
+        </w:rPr>
+        <w:t>Sonarqube</w:t>
+      </w:r>
+      <w:proofErr w:type="spellEnd"/>
+      <w:r>
+        <w:rPr>
+          <w:rFonts w:ascii="Arial" w:hAnsi="Arial" w:cs="Arial"/>
+          <w:b w:val="0"/>
+          <w:bCs w:val="0"/>
+          <w:color w:val="1E1E26"/>
+          <w:sz w:val="28"/>
+          <w:szCs w:val="28"/>
+          <w:shd w:val="clear" w:color="auto" w:fill="FFFFFF"/>
+        </w:rPr>
+        <w:t xml:space="preserve"> Server. </w:t>
+      </w:r>
+      <w:r>
+        <w:rPr>
+          <w:rFonts w:ascii="Arial" w:hAnsi="Arial" w:cs="Arial"/>
+          <w:b w:val="0"/>
+          <w:bCs w:val="0"/>
+          <w:color w:val="1E1E26"/>
+          <w:sz w:val="28"/>
+          <w:szCs w:val="28"/>
+          <w:shd w:val="clear" w:color="auto" w:fill="FFFFFF"/>
+        </w:rPr>
+        <w:t xml:space="preserve"> </w:t>
+      </w:r>
+      <w:r>
+        <w:rPr>
+          <w:rFonts w:ascii="Arial" w:hAnsi="Arial" w:cs="Arial"/>
+          <w:b w:val="0"/>
+          <w:bCs w:val="0"/>
+          <w:color w:val="1E1E26"/>
+          <w:sz w:val="28"/>
+          <w:szCs w:val="28"/>
+          <w:shd w:val="clear" w:color="auto" w:fill="FFFFFF"/>
+        </w:rPr>
+        <w:t>squ_d509fc7d19b7e39553db7fd119d3462bc8734b5c</w:t>
+      </w:r>
+    </w:p>
+    <w:p>
+      <w:pPr>
+        <w:pStyle w:val="Heading3"/>
+        <w:shd w:val="clear" w:color="auto" w:fill="FFFFFF"/>
+        <w:rPr>
+          <w:rFonts w:ascii="Arial" w:hAnsi="Arial" w:cs="Arial"/>
+          <w:b w:val="0"/>
+          <w:bCs w:val="0"/>
+          <w:color w:val="1E1E26"/>
+          <w:sz w:val="28"/>
+          <w:szCs w:val="28"/>
+          <w:shd w:val="clear" w:color="auto" w:fill="FFFFFF"/>
+        </w:rPr>
+      </w:pPr>
+      <w:r>
+        <w:rPr>
+          <w:rFonts w:ascii="Arial" w:hAnsi="Arial" w:cs="Arial"/>
+          <w:b w:val="0"/>
+          <w:bCs w:val="0"/>
+          <w:color w:val="1E1E26"/>
+          <w:sz w:val="28"/>
+          <w:szCs w:val="28"/>
+          <w:shd w:val="clear" w:color="auto" w:fill="FFFFFF"/>
+        </w:rPr>
+        <w:t>Click on Administration → Security → Users → Click on Tokens and Update Token → Give it a name → and click on Generate Token</w:t>
+      </w:r>
+      <w:r>
+        <w:rPr>
+          <w:rFonts w:ascii="Arial" w:hAnsi="Arial" w:cs="Arial"/>
+          <w:b w:val="0"/>
+          <w:bCs w:val="0"/>
+          <w:color w:val="1E1E26"/>
+          <w:sz w:val="28"/>
+          <w:szCs w:val="28"/>
+          <w:shd w:val="clear" w:color="auto" w:fill="FFFFFF"/>
+        </w:rPr>
         <w:t>.</w:t>
       </w:r>
     </w:p>
@@ -2300,14 +3981,25 @@
           <w:szCs w:val="28"/>
         </w:rPr>
       </w:pPr>
-      <w:r>
-        <w:rPr>
-          <w:rFonts w:ascii="Arial" w:hAnsi="Arial" w:cs="Arial"/>
-          <w:color w:val="1E1E26"/>
-          <w:sz w:val="28"/>
-          <w:szCs w:val="28"/>
-        </w:rPr>
-        <w:t>Goto Jenkins Dashboard → Manage Jenkins → Credentials → Add Secret Text. (ID – Sonar-token)</w:t>
+      <w:proofErr w:type="spellStart"/>
+      <w:r>
+        <w:rPr>
+          <w:rFonts w:ascii="Arial" w:hAnsi="Arial" w:cs="Arial"/>
+          <w:color w:val="1E1E26"/>
+          <w:sz w:val="28"/>
+          <w:szCs w:val="28"/>
+        </w:rPr>
+        <w:t>Goto</w:t>
+      </w:r>
+      <w:proofErr w:type="spellEnd"/>
+      <w:r>
+        <w:rPr>
+          <w:rFonts w:ascii="Arial" w:hAnsi="Arial" w:cs="Arial"/>
+          <w:color w:val="1E1E26"/>
+          <w:sz w:val="28"/>
+          <w:szCs w:val="28"/>
+        </w:rPr>
+        <w:t xml:space="preserve"> Jenkins Dashboard → Manage Jenkins → Credentials → Add Secret Text. (ID – Sonar-token)</w:t>
       </w:r>
     </w:p>
     <w:p>
@@ -2376,7 +4068,29 @@
           <w:szCs w:val="28"/>
           <w:shd w:val="clear" w:color="auto" w:fill="FFFFFF"/>
         </w:rPr>
-        <w:t>Server url – ec2-ip:9000</w:t>
+        <w:t xml:space="preserve">Server </w:t>
+      </w:r>
+      <w:proofErr w:type="spellStart"/>
+      <w:r>
+        <w:rPr>
+          <w:rFonts w:ascii="Arial" w:hAnsi="Arial" w:cs="Arial"/>
+          <w:color w:val="1E1E26"/>
+          <w:sz w:val="28"/>
+          <w:szCs w:val="28"/>
+          <w:shd w:val="clear" w:color="auto" w:fill="FFFFFF"/>
+        </w:rPr>
+        <w:t>url</w:t>
+      </w:r>
+      <w:proofErr w:type="spellEnd"/>
+      <w:r>
+        <w:rPr>
+          <w:rFonts w:ascii="Arial" w:hAnsi="Arial" w:cs="Arial"/>
+          <w:color w:val="1E1E26"/>
+          <w:sz w:val="28"/>
+          <w:szCs w:val="28"/>
+          <w:shd w:val="clear" w:color="auto" w:fill="FFFFFF"/>
+        </w:rPr>
+        <w:t xml:space="preserve"> – ec2-ip:9000</w:t>
       </w:r>
     </w:p>
     <w:p>
@@ -2466,28 +4180,48 @@
           <w:sz w:val="28"/>
           <w:szCs w:val="28"/>
         </w:rPr>
-        <w:t>In the Sonarqube Dashboard add a quality gate also</w:t>
-      </w:r>
-    </w:p>
-    <w:p>
-      <w:pPr>
-        <w:pStyle w:val="NormalWeb"/>
-        <w:shd w:val="clear" w:color="auto" w:fill="FFFFFF"/>
-        <w:rPr>
-          <w:rFonts w:ascii="Arial" w:hAnsi="Arial" w:cs="Arial"/>
-          <w:color w:val="1E1E26"/>
-          <w:sz w:val="28"/>
-          <w:szCs w:val="28"/>
-        </w:rPr>
-      </w:pPr>
-      <w:r>
-        <w:rPr>
-          <w:rFonts w:ascii="Arial" w:hAnsi="Arial" w:cs="Arial"/>
-          <w:color w:val="1E1E26"/>
-          <w:sz w:val="28"/>
-          <w:szCs w:val="28"/>
-        </w:rPr>
         <w:lastRenderedPageBreak/>
+        <w:t xml:space="preserve">In the </w:t>
+      </w:r>
+      <w:proofErr w:type="spellStart"/>
+      <w:r>
+        <w:rPr>
+          <w:rFonts w:ascii="Arial" w:hAnsi="Arial" w:cs="Arial"/>
+          <w:color w:val="1E1E26"/>
+          <w:sz w:val="28"/>
+          <w:szCs w:val="28"/>
+        </w:rPr>
+        <w:t>Sonarqube</w:t>
+      </w:r>
+      <w:proofErr w:type="spellEnd"/>
+      <w:r>
+        <w:rPr>
+          <w:rFonts w:ascii="Arial" w:hAnsi="Arial" w:cs="Arial"/>
+          <w:color w:val="1E1E26"/>
+          <w:sz w:val="28"/>
+          <w:szCs w:val="28"/>
+        </w:rPr>
+        <w:t xml:space="preserve"> Dashboard add a quality gate also</w:t>
+      </w:r>
+    </w:p>
+    <w:p>
+      <w:pPr>
+        <w:pStyle w:val="NormalWeb"/>
+        <w:shd w:val="clear" w:color="auto" w:fill="FFFFFF"/>
+        <w:rPr>
+          <w:rFonts w:ascii="Arial" w:hAnsi="Arial" w:cs="Arial"/>
+          <w:color w:val="1E1E26"/>
+          <w:sz w:val="28"/>
+          <w:szCs w:val="28"/>
+        </w:rPr>
+      </w:pPr>
+      <w:r>
+        <w:rPr>
+          <w:rFonts w:ascii="Arial" w:hAnsi="Arial" w:cs="Arial"/>
+          <w:color w:val="1E1E26"/>
+          <w:sz w:val="28"/>
+          <w:szCs w:val="28"/>
+        </w:rPr>
         <w:t>Administration–&gt; Configuration–&gt;Webhooks</w:t>
       </w:r>
     </w:p>
@@ -2557,7 +4291,31 @@
           <w:shd w:val="clear" w:color="auto" w:fill="F8F7FC"/>
           <w:lang w:eastAsia="en-IN"/>
         </w:rPr>
-        <w:t>#in url section of quality gate</w:t>
+        <w:t xml:space="preserve">#in </w:t>
+      </w:r>
+      <w:proofErr w:type="spellStart"/>
+      <w:r>
+        <w:rPr>
+          <w:rFonts w:ascii="Courier New" w:eastAsia="Times New Roman" w:hAnsi="Courier New" w:cs="Courier New"/>
+          <w:color w:val="1E1E26"/>
+          <w:sz w:val="25"/>
+          <w:szCs w:val="25"/>
+          <w:shd w:val="clear" w:color="auto" w:fill="F8F7FC"/>
+          <w:lang w:eastAsia="en-IN"/>
+        </w:rPr>
+        <w:t>url</w:t>
+      </w:r>
+      <w:proofErr w:type="spellEnd"/>
+      <w:r>
+        <w:rPr>
+          <w:rFonts w:ascii="Courier New" w:eastAsia="Times New Roman" w:hAnsi="Courier New" w:cs="Courier New"/>
+          <w:color w:val="1E1E26"/>
+          <w:sz w:val="25"/>
+          <w:szCs w:val="25"/>
+          <w:shd w:val="clear" w:color="auto" w:fill="F8F7FC"/>
+          <w:lang w:eastAsia="en-IN"/>
+        </w:rPr>
+        <w:t xml:space="preserve"> section of quality gate</w:t>
       </w:r>
     </w:p>
     <w:p>
@@ -2604,7 +4362,29 @@
           <w:szCs w:val="28"/>
           <w:shd w:val="clear" w:color="auto" w:fill="FFFFFF"/>
         </w:rPr>
-        <w:t>Now add Sonarqube Stage in our Pipeline Script.</w:t>
+        <w:t xml:space="preserve">Now add </w:t>
+      </w:r>
+      <w:proofErr w:type="spellStart"/>
+      <w:r>
+        <w:rPr>
+          <w:rFonts w:ascii="Arial" w:hAnsi="Arial" w:cs="Arial"/>
+          <w:color w:val="1E1E26"/>
+          <w:sz w:val="28"/>
+          <w:szCs w:val="28"/>
+          <w:shd w:val="clear" w:color="auto" w:fill="FFFFFF"/>
+        </w:rPr>
+        <w:t>Sonarqube</w:t>
+      </w:r>
+      <w:proofErr w:type="spellEnd"/>
+      <w:r>
+        <w:rPr>
+          <w:rFonts w:ascii="Arial" w:hAnsi="Arial" w:cs="Arial"/>
+          <w:color w:val="1E1E26"/>
+          <w:sz w:val="28"/>
+          <w:szCs w:val="28"/>
+          <w:shd w:val="clear" w:color="auto" w:fill="FFFFFF"/>
+        </w:rPr>
+        <w:t xml:space="preserve"> Stage in our Pipeline Script.</w:t>
       </w:r>
     </w:p>
     <w:p>
@@ -2748,7 +4528,31 @@
           <w:shd w:val="clear" w:color="auto" w:fill="F8F7FC"/>
           <w:lang w:eastAsia="en-IN"/>
         </w:rPr>
-        <w:t>stage("Sonarqube Analysis "){</w:t>
+        <w:t>stage("</w:t>
+      </w:r>
+      <w:proofErr w:type="spellStart"/>
+      <w:r>
+        <w:rPr>
+          <w:rFonts w:ascii="Courier New" w:eastAsia="Times New Roman" w:hAnsi="Courier New" w:cs="Courier New"/>
+          <w:color w:val="1E1E26"/>
+          <w:sz w:val="25"/>
+          <w:szCs w:val="25"/>
+          <w:shd w:val="clear" w:color="auto" w:fill="F8F7FC"/>
+          <w:lang w:eastAsia="en-IN"/>
+        </w:rPr>
+        <w:t>Sonarqube</w:t>
+      </w:r>
+      <w:proofErr w:type="spellEnd"/>
+      <w:r>
+        <w:rPr>
+          <w:rFonts w:ascii="Courier New" w:eastAsia="Times New Roman" w:hAnsi="Courier New" w:cs="Courier New"/>
+          <w:color w:val="1E1E26"/>
+          <w:sz w:val="25"/>
+          <w:szCs w:val="25"/>
+          <w:shd w:val="clear" w:color="auto" w:fill="F8F7FC"/>
+          <w:lang w:eastAsia="en-IN"/>
+        </w:rPr>
+        <w:t xml:space="preserve"> Analysis "){</w:t>
       </w:r>
     </w:p>
     <w:p>
@@ -2796,7 +4600,31 @@
           <w:shd w:val="clear" w:color="auto" w:fill="F8F7FC"/>
           <w:lang w:eastAsia="en-IN"/>
         </w:rPr>
-        <w:t xml:space="preserve">                withSonarQubeEnv('sonar-server') {</w:t>
+        <w:t xml:space="preserve">                </w:t>
+      </w:r>
+      <w:proofErr w:type="spellStart"/>
+      <w:r>
+        <w:rPr>
+          <w:rFonts w:ascii="Courier New" w:eastAsia="Times New Roman" w:hAnsi="Courier New" w:cs="Courier New"/>
+          <w:color w:val="1E1E26"/>
+          <w:sz w:val="25"/>
+          <w:szCs w:val="25"/>
+          <w:shd w:val="clear" w:color="auto" w:fill="F8F7FC"/>
+          <w:lang w:eastAsia="en-IN"/>
+        </w:rPr>
+        <w:t>withSonarQubeEnv</w:t>
+      </w:r>
+      <w:proofErr w:type="spellEnd"/>
+      <w:r>
+        <w:rPr>
+          <w:rFonts w:ascii="Courier New" w:eastAsia="Times New Roman" w:hAnsi="Courier New" w:cs="Courier New"/>
+          <w:color w:val="1E1E26"/>
+          <w:sz w:val="25"/>
+          <w:szCs w:val="25"/>
+          <w:shd w:val="clear" w:color="auto" w:fill="F8F7FC"/>
+          <w:lang w:eastAsia="en-IN"/>
+        </w:rPr>
+        <w:t>('sonar-server') {</w:t>
       </w:r>
     </w:p>
     <w:p>
@@ -2820,7 +4648,55 @@
           <w:shd w:val="clear" w:color="auto" w:fill="F8F7FC"/>
           <w:lang w:eastAsia="en-IN"/>
         </w:rPr>
-        <w:t xml:space="preserve">                    sh ''' $SCANNER_HOME/bin/sonar-scanner -Dsonar.projectName=</w:t>
+        <w:t xml:space="preserve">                    </w:t>
+      </w:r>
+      <w:proofErr w:type="spellStart"/>
+      <w:r>
+        <w:rPr>
+          <w:rFonts w:ascii="Courier New" w:eastAsia="Times New Roman" w:hAnsi="Courier New" w:cs="Courier New"/>
+          <w:color w:val="1E1E26"/>
+          <w:sz w:val="25"/>
+          <w:szCs w:val="25"/>
+          <w:shd w:val="clear" w:color="auto" w:fill="F8F7FC"/>
+          <w:lang w:eastAsia="en-IN"/>
+        </w:rPr>
+        <w:t>sh</w:t>
+      </w:r>
+      <w:proofErr w:type="spellEnd"/>
+      <w:r>
+        <w:rPr>
+          <w:rFonts w:ascii="Courier New" w:eastAsia="Times New Roman" w:hAnsi="Courier New" w:cs="Courier New"/>
+          <w:color w:val="1E1E26"/>
+          <w:sz w:val="25"/>
+          <w:szCs w:val="25"/>
+          <w:shd w:val="clear" w:color="auto" w:fill="F8F7FC"/>
+          <w:lang w:eastAsia="en-IN"/>
+        </w:rPr>
+        <w:t xml:space="preserve"> ''' $SCANNER_HOME/bin/sonar-scanner -</w:t>
+      </w:r>
+      <w:proofErr w:type="spellStart"/>
+      <w:r>
+        <w:rPr>
+          <w:rFonts w:ascii="Courier New" w:eastAsia="Times New Roman" w:hAnsi="Courier New" w:cs="Courier New"/>
+          <w:color w:val="1E1E26"/>
+          <w:sz w:val="25"/>
+          <w:szCs w:val="25"/>
+          <w:shd w:val="clear" w:color="auto" w:fill="F8F7FC"/>
+          <w:lang w:eastAsia="en-IN"/>
+        </w:rPr>
+        <w:t>Dsonar.projectName</w:t>
+      </w:r>
+      <w:proofErr w:type="spellEnd"/>
+      <w:r>
+        <w:rPr>
+          <w:rFonts w:ascii="Courier New" w:eastAsia="Times New Roman" w:hAnsi="Courier New" w:cs="Courier New"/>
+          <w:color w:val="1E1E26"/>
+          <w:sz w:val="25"/>
+          <w:szCs w:val="25"/>
+          <w:shd w:val="clear" w:color="auto" w:fill="F8F7FC"/>
+          <w:lang w:eastAsia="en-IN"/>
+        </w:rPr>
+        <w:t>=</w:t>
       </w:r>
       <w:r>
         <w:rPr>
@@ -2833,6 +4709,7 @@
         </w:rPr>
         <w:t xml:space="preserve"> </w:t>
       </w:r>
+      <w:proofErr w:type="spellStart"/>
       <w:r>
         <w:rPr>
           <w:rFonts w:ascii="Courier New" w:eastAsia="Times New Roman" w:hAnsi="Courier New" w:cs="Courier New"/>
@@ -2844,6 +4721,7 @@
         </w:rPr>
         <w:t>Loginwebapp</w:t>
       </w:r>
+      <w:proofErr w:type="spellEnd"/>
       <w:r>
         <w:rPr>
           <w:rFonts w:ascii="Courier New" w:eastAsia="Times New Roman" w:hAnsi="Courier New" w:cs="Courier New"/>
@@ -2888,7 +4766,31 @@
           <w:shd w:val="clear" w:color="auto" w:fill="F8F7FC"/>
           <w:lang w:eastAsia="en-IN"/>
         </w:rPr>
-        <w:t xml:space="preserve">                    -Dsonar.java.binaries=. \</w:t>
+        <w:t xml:space="preserve">                    -</w:t>
+      </w:r>
+      <w:proofErr w:type="spellStart"/>
+      <w:r>
+        <w:rPr>
+          <w:rFonts w:ascii="Courier New" w:eastAsia="Times New Roman" w:hAnsi="Courier New" w:cs="Courier New"/>
+          <w:color w:val="1E1E26"/>
+          <w:sz w:val="25"/>
+          <w:szCs w:val="25"/>
+          <w:shd w:val="clear" w:color="auto" w:fill="F8F7FC"/>
+          <w:lang w:eastAsia="en-IN"/>
+        </w:rPr>
+        <w:t>Dsonar.java.binaries</w:t>
+      </w:r>
+      <w:proofErr w:type="spellEnd"/>
+      <w:r>
+        <w:rPr>
+          <w:rFonts w:ascii="Courier New" w:eastAsia="Times New Roman" w:hAnsi="Courier New" w:cs="Courier New"/>
+          <w:color w:val="1E1E26"/>
+          <w:sz w:val="25"/>
+          <w:szCs w:val="25"/>
+          <w:shd w:val="clear" w:color="auto" w:fill="F8F7FC"/>
+          <w:lang w:eastAsia="en-IN"/>
+        </w:rPr>
+        <w:t>=. \</w:t>
       </w:r>
     </w:p>
     <w:p>
@@ -2912,7 +4814,31 @@
           <w:shd w:val="clear" w:color="auto" w:fill="F8F7FC"/>
           <w:lang w:eastAsia="en-IN"/>
         </w:rPr>
-        <w:t xml:space="preserve">                    -Dsonar.projectKey=</w:t>
+        <w:t xml:space="preserve">                    -</w:t>
+      </w:r>
+      <w:proofErr w:type="spellStart"/>
+      <w:r>
+        <w:rPr>
+          <w:rFonts w:ascii="Courier New" w:eastAsia="Times New Roman" w:hAnsi="Courier New" w:cs="Courier New"/>
+          <w:color w:val="1E1E26"/>
+          <w:sz w:val="25"/>
+          <w:szCs w:val="25"/>
+          <w:shd w:val="clear" w:color="auto" w:fill="F8F7FC"/>
+          <w:lang w:eastAsia="en-IN"/>
+        </w:rPr>
+        <w:t>Dsonar.projectKey</w:t>
+      </w:r>
+      <w:proofErr w:type="spellEnd"/>
+      <w:r>
+        <w:rPr>
+          <w:rFonts w:ascii="Courier New" w:eastAsia="Times New Roman" w:hAnsi="Courier New" w:cs="Courier New"/>
+          <w:color w:val="1E1E26"/>
+          <w:sz w:val="25"/>
+          <w:szCs w:val="25"/>
+          <w:shd w:val="clear" w:color="auto" w:fill="F8F7FC"/>
+          <w:lang w:eastAsia="en-IN"/>
+        </w:rPr>
+        <w:t>=</w:t>
       </w:r>
       <w:r>
         <w:rPr>
@@ -2925,6 +4851,7 @@
         </w:rPr>
         <w:t xml:space="preserve"> </w:t>
       </w:r>
+      <w:proofErr w:type="spellStart"/>
       <w:r>
         <w:rPr>
           <w:rFonts w:ascii="Courier New" w:eastAsia="Times New Roman" w:hAnsi="Courier New" w:cs="Courier New"/>
@@ -2936,6 +4863,7 @@
         </w:rPr>
         <w:t>Loginwebapp</w:t>
       </w:r>
+      <w:proofErr w:type="spellEnd"/>
       <w:r>
         <w:rPr>
           <w:rFonts w:ascii="Courier New" w:eastAsia="Times New Roman" w:hAnsi="Courier New" w:cs="Courier New"/>
@@ -3124,7 +5052,79 @@
           <w:shd w:val="clear" w:color="auto" w:fill="F8F7FC"/>
           <w:lang w:eastAsia="en-IN"/>
         </w:rPr>
-        <w:t xml:space="preserve">                  waitForQualityGate abortPipeline: false, credentialsId: 'Sonar-token'</w:t>
+        <w:t xml:space="preserve">                  </w:t>
+      </w:r>
+      <w:proofErr w:type="spellStart"/>
+      <w:r>
+        <w:rPr>
+          <w:rFonts w:ascii="Courier New" w:eastAsia="Times New Roman" w:hAnsi="Courier New" w:cs="Courier New"/>
+          <w:color w:val="1E1E26"/>
+          <w:sz w:val="25"/>
+          <w:szCs w:val="25"/>
+          <w:shd w:val="clear" w:color="auto" w:fill="F8F7FC"/>
+          <w:lang w:eastAsia="en-IN"/>
+        </w:rPr>
+        <w:t>waitForQualityGate</w:t>
+      </w:r>
+      <w:proofErr w:type="spellEnd"/>
+      <w:r>
+        <w:rPr>
+          <w:rFonts w:ascii="Courier New" w:eastAsia="Times New Roman" w:hAnsi="Courier New" w:cs="Courier New"/>
+          <w:color w:val="1E1E26"/>
+          <w:sz w:val="25"/>
+          <w:szCs w:val="25"/>
+          <w:shd w:val="clear" w:color="auto" w:fill="F8F7FC"/>
+          <w:lang w:eastAsia="en-IN"/>
+        </w:rPr>
+        <w:t xml:space="preserve"> </w:t>
+      </w:r>
+      <w:proofErr w:type="spellStart"/>
+      <w:r>
+        <w:rPr>
+          <w:rFonts w:ascii="Courier New" w:eastAsia="Times New Roman" w:hAnsi="Courier New" w:cs="Courier New"/>
+          <w:color w:val="1E1E26"/>
+          <w:sz w:val="25"/>
+          <w:szCs w:val="25"/>
+          <w:shd w:val="clear" w:color="auto" w:fill="F8F7FC"/>
+          <w:lang w:eastAsia="en-IN"/>
+        </w:rPr>
+        <w:t>abortPipeline</w:t>
+      </w:r>
+      <w:proofErr w:type="spellEnd"/>
+      <w:r>
+        <w:rPr>
+          <w:rFonts w:ascii="Courier New" w:eastAsia="Times New Roman" w:hAnsi="Courier New" w:cs="Courier New"/>
+          <w:color w:val="1E1E26"/>
+          <w:sz w:val="25"/>
+          <w:szCs w:val="25"/>
+          <w:shd w:val="clear" w:color="auto" w:fill="F8F7FC"/>
+          <w:lang w:eastAsia="en-IN"/>
+        </w:rPr>
+        <w:t xml:space="preserve">: false, </w:t>
+      </w:r>
+      <w:proofErr w:type="spellStart"/>
+      <w:r>
+        <w:rPr>
+          <w:rFonts w:ascii="Courier New" w:eastAsia="Times New Roman" w:hAnsi="Courier New" w:cs="Courier New"/>
+          <w:color w:val="1E1E26"/>
+          <w:sz w:val="25"/>
+          <w:szCs w:val="25"/>
+          <w:shd w:val="clear" w:color="auto" w:fill="F8F7FC"/>
+          <w:lang w:eastAsia="en-IN"/>
+        </w:rPr>
+        <w:t>credentialsId</w:t>
+      </w:r>
+      <w:proofErr w:type="spellEnd"/>
+      <w:r>
+        <w:rPr>
+          <w:rFonts w:ascii="Courier New" w:eastAsia="Times New Roman" w:hAnsi="Courier New" w:cs="Courier New"/>
+          <w:color w:val="1E1E26"/>
+          <w:sz w:val="25"/>
+          <w:szCs w:val="25"/>
+          <w:shd w:val="clear" w:color="auto" w:fill="F8F7FC"/>
+          <w:lang w:eastAsia="en-IN"/>
+        </w:rPr>
+        <w:t>: 'Sonar-token'</w:t>
       </w:r>
     </w:p>
     <w:p>
@@ -3265,13 +5265,10 @@
           <w:szCs w:val="25"/>
           <w:shd w:val="clear" w:color="auto" w:fill="F8F7FC"/>
         </w:rPr>
-        <w:t xml:space="preserve">                sh " mvn clean install"</w:t>
-      </w:r>
-    </w:p>
-    <w:p>
-      <w:pPr>
-        <w:pStyle w:val="NormalWeb"/>
-        <w:shd w:val="clear" w:color="auto" w:fill="FFFFFF"/>
+        <w:t xml:space="preserve">                </w:t>
+      </w:r>
+      <w:proofErr w:type="spellStart"/>
+      <w:r>
         <w:rPr>
           <w:rFonts w:ascii="Courier New" w:hAnsi="Courier New" w:cs="Courier New"/>
           <w:color w:val="1E1E26"/>
@@ -3279,7 +5276,9 @@
           <w:szCs w:val="25"/>
           <w:shd w:val="clear" w:color="auto" w:fill="F8F7FC"/>
         </w:rPr>
-      </w:pPr>
+        <w:t>sh</w:t>
+      </w:r>
+      <w:proofErr w:type="spellEnd"/>
       <w:r>
         <w:rPr>
           <w:rFonts w:ascii="Courier New" w:hAnsi="Courier New" w:cs="Courier New"/>
@@ -3288,6 +5287,51 @@
           <w:szCs w:val="25"/>
           <w:shd w:val="clear" w:color="auto" w:fill="F8F7FC"/>
         </w:rPr>
+        <w:t xml:space="preserve"> " </w:t>
+      </w:r>
+      <w:proofErr w:type="spellStart"/>
+      <w:r>
+        <w:rPr>
+          <w:rFonts w:ascii="Courier New" w:hAnsi="Courier New" w:cs="Courier New"/>
+          <w:color w:val="1E1E26"/>
+          <w:sz w:val="25"/>
+          <w:szCs w:val="25"/>
+          <w:shd w:val="clear" w:color="auto" w:fill="F8F7FC"/>
+        </w:rPr>
+        <w:t>mvn</w:t>
+      </w:r>
+      <w:proofErr w:type="spellEnd"/>
+      <w:r>
+        <w:rPr>
+          <w:rFonts w:ascii="Courier New" w:hAnsi="Courier New" w:cs="Courier New"/>
+          <w:color w:val="1E1E26"/>
+          <w:sz w:val="25"/>
+          <w:szCs w:val="25"/>
+          <w:shd w:val="clear" w:color="auto" w:fill="F8F7FC"/>
+        </w:rPr>
+        <w:t xml:space="preserve"> clean install"</w:t>
+      </w:r>
+    </w:p>
+    <w:p>
+      <w:pPr>
+        <w:pStyle w:val="NormalWeb"/>
+        <w:shd w:val="clear" w:color="auto" w:fill="FFFFFF"/>
+        <w:rPr>
+          <w:rFonts w:ascii="Courier New" w:hAnsi="Courier New" w:cs="Courier New"/>
+          <w:color w:val="1E1E26"/>
+          <w:sz w:val="25"/>
+          <w:szCs w:val="25"/>
+          <w:shd w:val="clear" w:color="auto" w:fill="F8F7FC"/>
+        </w:rPr>
+      </w:pPr>
+      <w:r>
+        <w:rPr>
+          <w:rFonts w:ascii="Courier New" w:hAnsi="Courier New" w:cs="Courier New"/>
+          <w:color w:val="1E1E26"/>
+          <w:sz w:val="25"/>
+          <w:szCs w:val="25"/>
+          <w:shd w:val="clear" w:color="auto" w:fill="F8F7FC"/>
+        </w:rPr>
         <w:t xml:space="preserve">            }</w:t>
       </w:r>
     </w:p>
@@ -3334,6 +5378,7 @@
           <w:szCs w:val="28"/>
           <w:shd w:val="clear" w:color="auto" w:fill="FFFFFF"/>
         </w:rPr>
+        <w:lastRenderedPageBreak/>
         <w:t>Click on Build now, will get the stage view.</w:t>
       </w:r>
     </w:p>
@@ -3357,8 +5402,29 @@
           <w:szCs w:val="28"/>
           <w:shd w:val="clear" w:color="auto" w:fill="FFFFFF"/>
         </w:rPr>
-        <w:lastRenderedPageBreak/>
-        <w:t>go to Sonarqube Server and go to Projects and see the reports.</w:t>
+        <w:t xml:space="preserve">go to </w:t>
+      </w:r>
+      <w:proofErr w:type="spellStart"/>
+      <w:r>
+        <w:rPr>
+          <w:rFonts w:ascii="Arial" w:hAnsi="Arial" w:cs="Arial"/>
+          <w:color w:val="1E1E26"/>
+          <w:sz w:val="28"/>
+          <w:szCs w:val="28"/>
+          <w:shd w:val="clear" w:color="auto" w:fill="FFFFFF"/>
+        </w:rPr>
+        <w:t>Sonarqube</w:t>
+      </w:r>
+      <w:proofErr w:type="spellEnd"/>
+      <w:r>
+        <w:rPr>
+          <w:rFonts w:ascii="Arial" w:hAnsi="Arial" w:cs="Arial"/>
+          <w:color w:val="1E1E26"/>
+          <w:sz w:val="28"/>
+          <w:szCs w:val="28"/>
+          <w:shd w:val="clear" w:color="auto" w:fill="FFFFFF"/>
+        </w:rPr>
+        <w:t xml:space="preserve"> Server and go to Projects and see the reports.</w:t>
       </w:r>
     </w:p>
     <w:p>
@@ -3393,14 +5459,25 @@
           <w:szCs w:val="28"/>
         </w:rPr>
       </w:pPr>
-      <w:r>
-        <w:rPr>
-          <w:rFonts w:ascii="Arial" w:hAnsi="Arial" w:cs="Arial"/>
-          <w:color w:val="1E1E26"/>
-          <w:sz w:val="28"/>
-          <w:szCs w:val="28"/>
-        </w:rPr>
-        <w:t>Goto Dashboard → Manage Plugins → Available plugins → Search for Docker and install these plugins</w:t>
+      <w:proofErr w:type="spellStart"/>
+      <w:r>
+        <w:rPr>
+          <w:rFonts w:ascii="Arial" w:hAnsi="Arial" w:cs="Arial"/>
+          <w:color w:val="1E1E26"/>
+          <w:sz w:val="28"/>
+          <w:szCs w:val="28"/>
+        </w:rPr>
+        <w:t>Goto</w:t>
+      </w:r>
+      <w:proofErr w:type="spellEnd"/>
+      <w:r>
+        <w:rPr>
+          <w:rFonts w:ascii="Arial" w:hAnsi="Arial" w:cs="Arial"/>
+          <w:color w:val="1E1E26"/>
+          <w:sz w:val="28"/>
+          <w:szCs w:val="28"/>
+        </w:rPr>
+        <w:t xml:space="preserve"> Dashboard → Manage Plugins → Available plugins → Search for Docker and install these plugins</w:t>
       </w:r>
     </w:p>
     <w:p>
@@ -3543,7 +5620,29 @@
           <w:szCs w:val="28"/>
           <w:shd w:val="clear" w:color="auto" w:fill="FFFFFF"/>
         </w:rPr>
-        <w:t xml:space="preserve">Now, goto Dashboard → Manage Jenkins → Tools → Docker Installation </w:t>
+        <w:t xml:space="preserve">Now, </w:t>
+      </w:r>
+      <w:proofErr w:type="spellStart"/>
+      <w:r>
+        <w:rPr>
+          <w:rFonts w:ascii="Arial" w:hAnsi="Arial" w:cs="Arial"/>
+          <w:color w:val="1E1E26"/>
+          <w:sz w:val="28"/>
+          <w:szCs w:val="28"/>
+          <w:shd w:val="clear" w:color="auto" w:fill="FFFFFF"/>
+        </w:rPr>
+        <w:t>goto</w:t>
+      </w:r>
+      <w:proofErr w:type="spellEnd"/>
+      <w:r>
+        <w:rPr>
+          <w:rFonts w:ascii="Arial" w:hAnsi="Arial" w:cs="Arial"/>
+          <w:color w:val="1E1E26"/>
+          <w:sz w:val="28"/>
+          <w:szCs w:val="28"/>
+          <w:shd w:val="clear" w:color="auto" w:fill="FFFFFF"/>
+        </w:rPr>
+        <w:t xml:space="preserve"> Dashboard → Manage Jenkins → Tools → Docker Installation </w:t>
       </w:r>
       <w:r>
         <w:rPr>
@@ -3606,7 +5705,29 @@
           <w:szCs w:val="28"/>
           <w:shd w:val="clear" w:color="auto" w:fill="FFFFFF"/>
         </w:rPr>
-        <w:t>Add DockerHub Username and Password under Global Credentials</w:t>
+        <w:t xml:space="preserve">Add </w:t>
+      </w:r>
+      <w:proofErr w:type="spellStart"/>
+      <w:r>
+        <w:rPr>
+          <w:rFonts w:ascii="Arial" w:hAnsi="Arial" w:cs="Arial"/>
+          <w:color w:val="1E1E26"/>
+          <w:sz w:val="28"/>
+          <w:szCs w:val="28"/>
+          <w:shd w:val="clear" w:color="auto" w:fill="FFFFFF"/>
+        </w:rPr>
+        <w:t>DockerHub</w:t>
+      </w:r>
+      <w:proofErr w:type="spellEnd"/>
+      <w:r>
+        <w:rPr>
+          <w:rFonts w:ascii="Arial" w:hAnsi="Arial" w:cs="Arial"/>
+          <w:color w:val="1E1E26"/>
+          <w:sz w:val="28"/>
+          <w:szCs w:val="28"/>
+          <w:shd w:val="clear" w:color="auto" w:fill="FFFFFF"/>
+        </w:rPr>
+        <w:t xml:space="preserve"> Username and Password under Global Credentials</w:t>
       </w:r>
     </w:p>
     <w:p>
@@ -3721,53 +5842,251 @@
           <w:szCs w:val="28"/>
           <w:shd w:val="clear" w:color="auto" w:fill="FFFFFF"/>
         </w:rPr>
-        <w:t xml:space="preserve">                    withDockerRegistry(credentialsId: 'Docker-Hub', toolName: 'docker') {</w:t>
-      </w:r>
-    </w:p>
-    <w:p>
-      <w:pPr>
-        <w:pStyle w:val="NormalWeb"/>
-        <w:shd w:val="clear" w:color="auto" w:fill="FFFFFF"/>
-        <w:rPr>
-          <w:rFonts w:ascii="Arial" w:hAnsi="Arial" w:cs="Arial"/>
-          <w:color w:val="1E1E26"/>
-          <w:sz w:val="28"/>
-          <w:szCs w:val="28"/>
-          <w:shd w:val="clear" w:color="auto" w:fill="FFFFFF"/>
-        </w:rPr>
-      </w:pPr>
-      <w:r>
-        <w:rPr>
-          <w:rFonts w:ascii="Arial" w:hAnsi="Arial" w:cs="Arial"/>
-          <w:color w:val="1E1E26"/>
-          <w:sz w:val="28"/>
-          <w:szCs w:val="28"/>
-          <w:shd w:val="clear" w:color="auto" w:fill="FFFFFF"/>
-        </w:rPr>
-        <w:t xml:space="preserve">                       sh "docker build -t swapnilhub/loginwebappseven ."</w:t>
-      </w:r>
-    </w:p>
-    <w:p>
-      <w:pPr>
-        <w:pStyle w:val="NormalWeb"/>
-        <w:shd w:val="clear" w:color="auto" w:fill="FFFFFF"/>
-        <w:rPr>
-          <w:rFonts w:ascii="Arial" w:hAnsi="Arial" w:cs="Arial"/>
-          <w:color w:val="1E1E26"/>
-          <w:sz w:val="28"/>
-          <w:szCs w:val="28"/>
-          <w:shd w:val="clear" w:color="auto" w:fill="FFFFFF"/>
-        </w:rPr>
-      </w:pPr>
-      <w:r>
-        <w:rPr>
-          <w:rFonts w:ascii="Arial" w:hAnsi="Arial" w:cs="Arial"/>
-          <w:color w:val="1E1E26"/>
-          <w:sz w:val="28"/>
-          <w:szCs w:val="28"/>
-          <w:shd w:val="clear" w:color="auto" w:fill="FFFFFF"/>
-        </w:rPr>
-        <w:t xml:space="preserve">                       sh "docker push swapnilhub/loginwebappseven:latest"</w:t>
+        <w:t xml:space="preserve">                    </w:t>
+      </w:r>
+      <w:proofErr w:type="spellStart"/>
+      <w:r>
+        <w:rPr>
+          <w:rFonts w:ascii="Arial" w:hAnsi="Arial" w:cs="Arial"/>
+          <w:color w:val="1E1E26"/>
+          <w:sz w:val="28"/>
+          <w:szCs w:val="28"/>
+          <w:shd w:val="clear" w:color="auto" w:fill="FFFFFF"/>
+        </w:rPr>
+        <w:t>withDockerRegistry</w:t>
+      </w:r>
+      <w:proofErr w:type="spellEnd"/>
+      <w:r>
+        <w:rPr>
+          <w:rFonts w:ascii="Arial" w:hAnsi="Arial" w:cs="Arial"/>
+          <w:color w:val="1E1E26"/>
+          <w:sz w:val="28"/>
+          <w:szCs w:val="28"/>
+          <w:shd w:val="clear" w:color="auto" w:fill="FFFFFF"/>
+        </w:rPr>
+        <w:t>(</w:t>
+      </w:r>
+      <w:proofErr w:type="spellStart"/>
+      <w:r>
+        <w:rPr>
+          <w:rFonts w:ascii="Arial" w:hAnsi="Arial" w:cs="Arial"/>
+          <w:color w:val="1E1E26"/>
+          <w:sz w:val="28"/>
+          <w:szCs w:val="28"/>
+          <w:shd w:val="clear" w:color="auto" w:fill="FFFFFF"/>
+        </w:rPr>
+        <w:t>credentialsId</w:t>
+      </w:r>
+      <w:proofErr w:type="spellEnd"/>
+      <w:r>
+        <w:rPr>
+          <w:rFonts w:ascii="Arial" w:hAnsi="Arial" w:cs="Arial"/>
+          <w:color w:val="1E1E26"/>
+          <w:sz w:val="28"/>
+          <w:szCs w:val="28"/>
+          <w:shd w:val="clear" w:color="auto" w:fill="FFFFFF"/>
+        </w:rPr>
+        <w:t xml:space="preserve">: 'Docker-Hub', </w:t>
+      </w:r>
+      <w:proofErr w:type="spellStart"/>
+      <w:r>
+        <w:rPr>
+          <w:rFonts w:ascii="Arial" w:hAnsi="Arial" w:cs="Arial"/>
+          <w:color w:val="1E1E26"/>
+          <w:sz w:val="28"/>
+          <w:szCs w:val="28"/>
+          <w:shd w:val="clear" w:color="auto" w:fill="FFFFFF"/>
+        </w:rPr>
+        <w:t>toolName</w:t>
+      </w:r>
+      <w:proofErr w:type="spellEnd"/>
+      <w:r>
+        <w:rPr>
+          <w:rFonts w:ascii="Arial" w:hAnsi="Arial" w:cs="Arial"/>
+          <w:color w:val="1E1E26"/>
+          <w:sz w:val="28"/>
+          <w:szCs w:val="28"/>
+          <w:shd w:val="clear" w:color="auto" w:fill="FFFFFF"/>
+        </w:rPr>
+        <w:t>: 'docker') {</w:t>
+      </w:r>
+    </w:p>
+    <w:p>
+      <w:pPr>
+        <w:pStyle w:val="NormalWeb"/>
+        <w:shd w:val="clear" w:color="auto" w:fill="FFFFFF"/>
+        <w:rPr>
+          <w:rFonts w:ascii="Arial" w:hAnsi="Arial" w:cs="Arial"/>
+          <w:color w:val="1E1E26"/>
+          <w:sz w:val="28"/>
+          <w:szCs w:val="28"/>
+          <w:shd w:val="clear" w:color="auto" w:fill="FFFFFF"/>
+        </w:rPr>
+      </w:pPr>
+      <w:r>
+        <w:rPr>
+          <w:rFonts w:ascii="Arial" w:hAnsi="Arial" w:cs="Arial"/>
+          <w:color w:val="1E1E26"/>
+          <w:sz w:val="28"/>
+          <w:szCs w:val="28"/>
+          <w:shd w:val="clear" w:color="auto" w:fill="FFFFFF"/>
+        </w:rPr>
+        <w:t xml:space="preserve">                       </w:t>
+      </w:r>
+      <w:proofErr w:type="spellStart"/>
+      <w:r>
+        <w:rPr>
+          <w:rFonts w:ascii="Arial" w:hAnsi="Arial" w:cs="Arial"/>
+          <w:color w:val="1E1E26"/>
+          <w:sz w:val="28"/>
+          <w:szCs w:val="28"/>
+          <w:shd w:val="clear" w:color="auto" w:fill="FFFFFF"/>
+        </w:rPr>
+        <w:t>sh</w:t>
+      </w:r>
+      <w:proofErr w:type="spellEnd"/>
+      <w:r>
+        <w:rPr>
+          <w:rFonts w:ascii="Arial" w:hAnsi="Arial" w:cs="Arial"/>
+          <w:color w:val="1E1E26"/>
+          <w:sz w:val="28"/>
+          <w:szCs w:val="28"/>
+          <w:shd w:val="clear" w:color="auto" w:fill="FFFFFF"/>
+        </w:rPr>
+        <w:t xml:space="preserve"> "docker build -t </w:t>
+      </w:r>
+      <w:proofErr w:type="spellStart"/>
+      <w:r>
+        <w:rPr>
+          <w:rFonts w:ascii="Arial" w:hAnsi="Arial" w:cs="Arial"/>
+          <w:color w:val="1E1E26"/>
+          <w:sz w:val="28"/>
+          <w:szCs w:val="28"/>
+          <w:shd w:val="clear" w:color="auto" w:fill="FFFFFF"/>
+        </w:rPr>
+        <w:t>swapnilhub</w:t>
+      </w:r>
+      <w:proofErr w:type="spellEnd"/>
+      <w:r>
+        <w:rPr>
+          <w:rFonts w:ascii="Arial" w:hAnsi="Arial" w:cs="Arial"/>
+          <w:color w:val="1E1E26"/>
+          <w:sz w:val="28"/>
+          <w:szCs w:val="28"/>
+          <w:shd w:val="clear" w:color="auto" w:fill="FFFFFF"/>
+        </w:rPr>
+        <w:t>/</w:t>
+      </w:r>
+      <w:proofErr w:type="spellStart"/>
+      <w:r>
+        <w:rPr>
+          <w:rFonts w:ascii="Arial" w:hAnsi="Arial" w:cs="Arial"/>
+          <w:color w:val="1E1E26"/>
+          <w:sz w:val="28"/>
+          <w:szCs w:val="28"/>
+          <w:shd w:val="clear" w:color="auto" w:fill="FFFFFF"/>
+        </w:rPr>
+        <w:t>loginwebappseven</w:t>
+      </w:r>
+      <w:proofErr w:type="spellEnd"/>
+      <w:r>
+        <w:rPr>
+          <w:rFonts w:ascii="Arial" w:hAnsi="Arial" w:cs="Arial"/>
+          <w:color w:val="1E1E26"/>
+          <w:sz w:val="28"/>
+          <w:szCs w:val="28"/>
+          <w:shd w:val="clear" w:color="auto" w:fill="FFFFFF"/>
+        </w:rPr>
+        <w:t xml:space="preserve"> ."</w:t>
+      </w:r>
+    </w:p>
+    <w:p>
+      <w:pPr>
+        <w:pStyle w:val="NormalWeb"/>
+        <w:shd w:val="clear" w:color="auto" w:fill="FFFFFF"/>
+        <w:rPr>
+          <w:rFonts w:ascii="Arial" w:hAnsi="Arial" w:cs="Arial"/>
+          <w:color w:val="1E1E26"/>
+          <w:sz w:val="28"/>
+          <w:szCs w:val="28"/>
+          <w:shd w:val="clear" w:color="auto" w:fill="FFFFFF"/>
+        </w:rPr>
+      </w:pPr>
+      <w:r>
+        <w:rPr>
+          <w:rFonts w:ascii="Arial" w:hAnsi="Arial" w:cs="Arial"/>
+          <w:color w:val="1E1E26"/>
+          <w:sz w:val="28"/>
+          <w:szCs w:val="28"/>
+          <w:shd w:val="clear" w:color="auto" w:fill="FFFFFF"/>
+        </w:rPr>
+        <w:t xml:space="preserve">                       </w:t>
+      </w:r>
+      <w:proofErr w:type="spellStart"/>
+      <w:r>
+        <w:rPr>
+          <w:rFonts w:ascii="Arial" w:hAnsi="Arial" w:cs="Arial"/>
+          <w:color w:val="1E1E26"/>
+          <w:sz w:val="28"/>
+          <w:szCs w:val="28"/>
+          <w:shd w:val="clear" w:color="auto" w:fill="FFFFFF"/>
+        </w:rPr>
+        <w:t>sh</w:t>
+      </w:r>
+      <w:proofErr w:type="spellEnd"/>
+      <w:r>
+        <w:rPr>
+          <w:rFonts w:ascii="Arial" w:hAnsi="Arial" w:cs="Arial"/>
+          <w:color w:val="1E1E26"/>
+          <w:sz w:val="28"/>
+          <w:szCs w:val="28"/>
+          <w:shd w:val="clear" w:color="auto" w:fill="FFFFFF"/>
+        </w:rPr>
+        <w:t xml:space="preserve"> "docker push </w:t>
+      </w:r>
+      <w:proofErr w:type="spellStart"/>
+      <w:r>
+        <w:rPr>
+          <w:rFonts w:ascii="Arial" w:hAnsi="Arial" w:cs="Arial"/>
+          <w:color w:val="1E1E26"/>
+          <w:sz w:val="28"/>
+          <w:szCs w:val="28"/>
+          <w:shd w:val="clear" w:color="auto" w:fill="FFFFFF"/>
+        </w:rPr>
+        <w:t>swapnilhub</w:t>
+      </w:r>
+      <w:proofErr w:type="spellEnd"/>
+      <w:r>
+        <w:rPr>
+          <w:rFonts w:ascii="Arial" w:hAnsi="Arial" w:cs="Arial"/>
+          <w:color w:val="1E1E26"/>
+          <w:sz w:val="28"/>
+          <w:szCs w:val="28"/>
+          <w:shd w:val="clear" w:color="auto" w:fill="FFFFFF"/>
+        </w:rPr>
+        <w:t>/</w:t>
+      </w:r>
+      <w:proofErr w:type="spellStart"/>
+      <w:r>
+        <w:rPr>
+          <w:rFonts w:ascii="Arial" w:hAnsi="Arial" w:cs="Arial"/>
+          <w:color w:val="1E1E26"/>
+          <w:sz w:val="28"/>
+          <w:szCs w:val="28"/>
+          <w:shd w:val="clear" w:color="auto" w:fill="FFFFFF"/>
+        </w:rPr>
+        <w:t>loginwebappseven:latest</w:t>
+      </w:r>
+      <w:proofErr w:type="spellEnd"/>
+      <w:r>
+        <w:rPr>
+          <w:rFonts w:ascii="Arial" w:hAnsi="Arial" w:cs="Arial"/>
+          <w:color w:val="1E1E26"/>
+          <w:sz w:val="28"/>
+          <w:szCs w:val="28"/>
+          <w:shd w:val="clear" w:color="auto" w:fill="FFFFFF"/>
+        </w:rPr>
+        <w:t>"</w:t>
       </w:r>
     </w:p>
     <w:p>
@@ -3859,6 +6178,7 @@
           <w:szCs w:val="28"/>
           <w:shd w:val="clear" w:color="auto" w:fill="FFFFFF"/>
         </w:rPr>
+        <w:lastRenderedPageBreak/>
         <w:t xml:space="preserve">        }</w:t>
       </w:r>
     </w:p>
@@ -3882,7 +6202,6 @@
           <w:szCs w:val="28"/>
           <w:shd w:val="clear" w:color="auto" w:fill="FFFFFF"/>
         </w:rPr>
-        <w:lastRenderedPageBreak/>
         <w:t xml:space="preserve">        stage("TRIVY"){</w:t>
       </w:r>
     </w:p>
@@ -3929,7 +6248,95 @@
           <w:szCs w:val="28"/>
           <w:shd w:val="clear" w:color="auto" w:fill="FFFFFF"/>
         </w:rPr>
-        <w:t xml:space="preserve">                sh "trivy image swapnilhub/loginwebappseven:latest &gt; trivyimage.txt"</w:t>
+        <w:t xml:space="preserve">                </w:t>
+      </w:r>
+      <w:proofErr w:type="spellStart"/>
+      <w:r>
+        <w:rPr>
+          <w:rFonts w:ascii="Arial" w:hAnsi="Arial" w:cs="Arial"/>
+          <w:color w:val="1E1E26"/>
+          <w:sz w:val="28"/>
+          <w:szCs w:val="28"/>
+          <w:shd w:val="clear" w:color="auto" w:fill="FFFFFF"/>
+        </w:rPr>
+        <w:t>sh</w:t>
+      </w:r>
+      <w:proofErr w:type="spellEnd"/>
+      <w:r>
+        <w:rPr>
+          <w:rFonts w:ascii="Arial" w:hAnsi="Arial" w:cs="Arial"/>
+          <w:color w:val="1E1E26"/>
+          <w:sz w:val="28"/>
+          <w:szCs w:val="28"/>
+          <w:shd w:val="clear" w:color="auto" w:fill="FFFFFF"/>
+        </w:rPr>
+        <w:t xml:space="preserve"> "</w:t>
+      </w:r>
+      <w:proofErr w:type="spellStart"/>
+      <w:r>
+        <w:rPr>
+          <w:rFonts w:ascii="Arial" w:hAnsi="Arial" w:cs="Arial"/>
+          <w:color w:val="1E1E26"/>
+          <w:sz w:val="28"/>
+          <w:szCs w:val="28"/>
+          <w:shd w:val="clear" w:color="auto" w:fill="FFFFFF"/>
+        </w:rPr>
+        <w:t>trivy</w:t>
+      </w:r>
+      <w:proofErr w:type="spellEnd"/>
+      <w:r>
+        <w:rPr>
+          <w:rFonts w:ascii="Arial" w:hAnsi="Arial" w:cs="Arial"/>
+          <w:color w:val="1E1E26"/>
+          <w:sz w:val="28"/>
+          <w:szCs w:val="28"/>
+          <w:shd w:val="clear" w:color="auto" w:fill="FFFFFF"/>
+        </w:rPr>
+        <w:t xml:space="preserve"> image </w:t>
+      </w:r>
+      <w:proofErr w:type="spellStart"/>
+      <w:r>
+        <w:rPr>
+          <w:rFonts w:ascii="Arial" w:hAnsi="Arial" w:cs="Arial"/>
+          <w:color w:val="1E1E26"/>
+          <w:sz w:val="28"/>
+          <w:szCs w:val="28"/>
+          <w:shd w:val="clear" w:color="auto" w:fill="FFFFFF"/>
+        </w:rPr>
+        <w:t>swapnilhub</w:t>
+      </w:r>
+      <w:proofErr w:type="spellEnd"/>
+      <w:r>
+        <w:rPr>
+          <w:rFonts w:ascii="Arial" w:hAnsi="Arial" w:cs="Arial"/>
+          <w:color w:val="1E1E26"/>
+          <w:sz w:val="28"/>
+          <w:szCs w:val="28"/>
+          <w:shd w:val="clear" w:color="auto" w:fill="FFFFFF"/>
+        </w:rPr>
+        <w:t>/</w:t>
+      </w:r>
+      <w:proofErr w:type="spellStart"/>
+      <w:r>
+        <w:rPr>
+          <w:rFonts w:ascii="Arial" w:hAnsi="Arial" w:cs="Arial"/>
+          <w:color w:val="1E1E26"/>
+          <w:sz w:val="28"/>
+          <w:szCs w:val="28"/>
+          <w:shd w:val="clear" w:color="auto" w:fill="FFFFFF"/>
+        </w:rPr>
+        <w:t>loginwebappseven:latest</w:t>
+      </w:r>
+      <w:proofErr w:type="spellEnd"/>
+      <w:r>
+        <w:rPr>
+          <w:rFonts w:ascii="Arial" w:hAnsi="Arial" w:cs="Arial"/>
+          <w:color w:val="1E1E26"/>
+          <w:sz w:val="28"/>
+          <w:szCs w:val="28"/>
+          <w:shd w:val="clear" w:color="auto" w:fill="FFFFFF"/>
+        </w:rPr>
+        <w:t xml:space="preserve"> &gt; trivyimage.txt"</w:t>
       </w:r>
     </w:p>
     <w:p>
@@ -4044,7 +6451,73 @@
           <w:szCs w:val="28"/>
           <w:shd w:val="clear" w:color="auto" w:fill="FFFFFF"/>
         </w:rPr>
-        <w:t xml:space="preserve">                sh "docker run -d --name=loginwebseven1 -p 8083:8080 swapnilhub/loginwebappseven:latest"</w:t>
+        <w:t xml:space="preserve">                </w:t>
+      </w:r>
+      <w:proofErr w:type="spellStart"/>
+      <w:r>
+        <w:rPr>
+          <w:rFonts w:ascii="Arial" w:hAnsi="Arial" w:cs="Arial"/>
+          <w:color w:val="1E1E26"/>
+          <w:sz w:val="28"/>
+          <w:szCs w:val="28"/>
+          <w:shd w:val="clear" w:color="auto" w:fill="FFFFFF"/>
+        </w:rPr>
+        <w:t>sh</w:t>
+      </w:r>
+      <w:proofErr w:type="spellEnd"/>
+      <w:r>
+        <w:rPr>
+          <w:rFonts w:ascii="Arial" w:hAnsi="Arial" w:cs="Arial"/>
+          <w:color w:val="1E1E26"/>
+          <w:sz w:val="28"/>
+          <w:szCs w:val="28"/>
+          <w:shd w:val="clear" w:color="auto" w:fill="FFFFFF"/>
+        </w:rPr>
+        <w:t xml:space="preserve"> "docker run -d --name=loginwebseven1 -p 8083:8080 </w:t>
+      </w:r>
+      <w:proofErr w:type="spellStart"/>
+      <w:r>
+        <w:rPr>
+          <w:rFonts w:ascii="Arial" w:hAnsi="Arial" w:cs="Arial"/>
+          <w:color w:val="1E1E26"/>
+          <w:sz w:val="28"/>
+          <w:szCs w:val="28"/>
+          <w:shd w:val="clear" w:color="auto" w:fill="FFFFFF"/>
+        </w:rPr>
+        <w:t>swapnilhub</w:t>
+      </w:r>
+      <w:proofErr w:type="spellEnd"/>
+      <w:r>
+        <w:rPr>
+          <w:rFonts w:ascii="Arial" w:hAnsi="Arial" w:cs="Arial"/>
+          <w:color w:val="1E1E26"/>
+          <w:sz w:val="28"/>
+          <w:szCs w:val="28"/>
+          <w:shd w:val="clear" w:color="auto" w:fill="FFFFFF"/>
+        </w:rPr>
+        <w:t>/</w:t>
+      </w:r>
+      <w:proofErr w:type="spellStart"/>
+      <w:r>
+        <w:rPr>
+          <w:rFonts w:ascii="Arial" w:hAnsi="Arial" w:cs="Arial"/>
+          <w:color w:val="1E1E26"/>
+          <w:sz w:val="28"/>
+          <w:szCs w:val="28"/>
+          <w:shd w:val="clear" w:color="auto" w:fill="FFFFFF"/>
+        </w:rPr>
+        <w:t>loginwebappseven:latest</w:t>
+      </w:r>
+      <w:proofErr w:type="spellEnd"/>
+      <w:r>
+        <w:rPr>
+          <w:rFonts w:ascii="Arial" w:hAnsi="Arial" w:cs="Arial"/>
+          <w:color w:val="1E1E26"/>
+          <w:sz w:val="28"/>
+          <w:szCs w:val="28"/>
+          <w:shd w:val="clear" w:color="auto" w:fill="FFFFFF"/>
+        </w:rPr>
+        <w:t>"</w:t>
       </w:r>
     </w:p>
     <w:p>
@@ -4159,13 +6632,10 @@
           <w:szCs w:val="28"/>
           <w:shd w:val="clear" w:color="auto" w:fill="F8F7FC"/>
         </w:rPr>
-        <w:t>&lt;Ec2-public-ip:8080/loginwebapp&gt;</w:t>
-      </w:r>
-    </w:p>
-    <w:p>
-      <w:pPr>
-        <w:pStyle w:val="NormalWeb"/>
-        <w:shd w:val="clear" w:color="auto" w:fill="FFFFFF"/>
+        <w:t>&lt;Ec2-public-ip:8080/</w:t>
+      </w:r>
+      <w:proofErr w:type="spellStart"/>
+      <w:r>
         <w:rPr>
           <w:rFonts w:ascii="Courier New" w:hAnsi="Courier New" w:cs="Courier New"/>
           <w:color w:val="1E1E26"/>
@@ -4173,7 +6643,124 @@
           <w:szCs w:val="28"/>
           <w:shd w:val="clear" w:color="auto" w:fill="F8F7FC"/>
         </w:rPr>
-      </w:pPr>
+        <w:t>loginwebapp</w:t>
+      </w:r>
+      <w:proofErr w:type="spellEnd"/>
+      <w:r>
+        <w:rPr>
+          <w:rFonts w:ascii="Courier New" w:hAnsi="Courier New" w:cs="Courier New"/>
+          <w:color w:val="1E1E26"/>
+          <w:sz w:val="28"/>
+          <w:szCs w:val="28"/>
+          <w:shd w:val="clear" w:color="auto" w:fill="F8F7FC"/>
+        </w:rPr>
+        <w:t>&gt;</w:t>
+      </w:r>
+    </w:p>
+    <w:p>
+      <w:pPr>
+        <w:pStyle w:val="NormalWeb"/>
+        <w:shd w:val="clear" w:color="auto" w:fill="FFFFFF"/>
+        <w:rPr>
+          <w:rFonts w:ascii="Courier New" w:hAnsi="Courier New" w:cs="Courier New"/>
+          <w:color w:val="1E1E26"/>
+          <w:sz w:val="28"/>
+          <w:szCs w:val="28"/>
+          <w:shd w:val="clear" w:color="auto" w:fill="F8F7FC"/>
+        </w:rPr>
+      </w:pPr>
+      <w:proofErr w:type="spellStart"/>
+      <w:r>
+        <w:rPr>
+          <w:rFonts w:ascii="Arial" w:hAnsi="Arial" w:cs="Arial"/>
+          <w:b/>
+          <w:bCs/>
+          <w:color w:val="1F1F1F"/>
+          <w:sz w:val="33"/>
+          <w:szCs w:val="33"/>
+          <w:shd w:val="clear" w:color="auto" w:fill="F8FAFD"/>
+        </w:rPr>
+        <w:t>btpz</w:t>
+      </w:r>
+      <w:proofErr w:type="spellEnd"/>
+      <w:r>
+        <w:rPr>
+          <w:rFonts w:ascii="Arial" w:hAnsi="Arial" w:cs="Arial"/>
+          <w:b/>
+          <w:bCs/>
+          <w:color w:val="1F1F1F"/>
+          <w:sz w:val="33"/>
+          <w:szCs w:val="33"/>
+          <w:shd w:val="clear" w:color="auto" w:fill="F8FAFD"/>
+        </w:rPr>
+        <w:t> </w:t>
+      </w:r>
+      <w:proofErr w:type="spellStart"/>
+      <w:r>
+        <w:rPr>
+          <w:rFonts w:ascii="Arial" w:hAnsi="Arial" w:cs="Arial"/>
+          <w:b/>
+          <w:bCs/>
+          <w:color w:val="1F1F1F"/>
+          <w:sz w:val="33"/>
+          <w:szCs w:val="33"/>
+          <w:shd w:val="clear" w:color="auto" w:fill="F8FAFD"/>
+        </w:rPr>
+        <w:t>qwkj</w:t>
+      </w:r>
+      <w:proofErr w:type="spellEnd"/>
+      <w:r>
+        <w:rPr>
+          <w:rFonts w:ascii="Arial" w:hAnsi="Arial" w:cs="Arial"/>
+          <w:b/>
+          <w:bCs/>
+          <w:color w:val="1F1F1F"/>
+          <w:sz w:val="33"/>
+          <w:szCs w:val="33"/>
+          <w:shd w:val="clear" w:color="auto" w:fill="F8FAFD"/>
+        </w:rPr>
+        <w:t> </w:t>
+      </w:r>
+      <w:proofErr w:type="spellStart"/>
+      <w:r>
+        <w:rPr>
+          <w:rFonts w:ascii="Arial" w:hAnsi="Arial" w:cs="Arial"/>
+          <w:b/>
+          <w:bCs/>
+          <w:color w:val="1F1F1F"/>
+          <w:sz w:val="33"/>
+          <w:szCs w:val="33"/>
+          <w:shd w:val="clear" w:color="auto" w:fill="F8FAFD"/>
+        </w:rPr>
+        <w:t>ugtk</w:t>
+      </w:r>
+      <w:proofErr w:type="spellEnd"/>
+      <w:r>
+        <w:rPr>
+          <w:rFonts w:ascii="Arial" w:hAnsi="Arial" w:cs="Arial"/>
+          <w:b/>
+          <w:bCs/>
+          <w:color w:val="1F1F1F"/>
+          <w:sz w:val="33"/>
+          <w:szCs w:val="33"/>
+          <w:shd w:val="clear" w:color="auto" w:fill="F8FAFD"/>
+        </w:rPr>
+        <w:t> </w:t>
+      </w:r>
+      <w:proofErr w:type="spellStart"/>
+      <w:r>
+        <w:rPr>
+          <w:rFonts w:ascii="Arial" w:hAnsi="Arial" w:cs="Arial"/>
+          <w:b/>
+          <w:bCs/>
+          <w:color w:val="1F1F1F"/>
+          <w:sz w:val="33"/>
+          <w:szCs w:val="33"/>
+          <w:shd w:val="clear" w:color="auto" w:fill="F8FAFD"/>
+        </w:rPr>
+        <w:t>stua</w:t>
+      </w:r>
+      <w:proofErr w:type="spellEnd"/>
     </w:p>
     <w:p>
       <w:pPr>
@@ -4501,99 +7088,297 @@
           <w:szCs w:val="28"/>
           <w:shd w:val="clear" w:color="auto" w:fill="FFFFFF"/>
         </w:rPr>
-        <w:t xml:space="preserve">        emailext attachLog: true,</w:t>
-      </w:r>
-    </w:p>
-    <w:p>
-      <w:pPr>
-        <w:pStyle w:val="NormalWeb"/>
-        <w:shd w:val="clear" w:color="auto" w:fill="FFFFFF"/>
-        <w:rPr>
-          <w:rFonts w:ascii="Arial" w:hAnsi="Arial" w:cs="Arial"/>
-          <w:color w:val="1E1E26"/>
-          <w:sz w:val="28"/>
-          <w:szCs w:val="28"/>
-          <w:shd w:val="clear" w:color="auto" w:fill="FFFFFF"/>
-        </w:rPr>
-      </w:pPr>
-      <w:r>
-        <w:rPr>
-          <w:rFonts w:ascii="Arial" w:hAnsi="Arial" w:cs="Arial"/>
-          <w:color w:val="1E1E26"/>
-          <w:sz w:val="28"/>
-          <w:szCs w:val="28"/>
-          <w:shd w:val="clear" w:color="auto" w:fill="FFFFFF"/>
-        </w:rPr>
-        <w:t xml:space="preserve">            subject: "'${currentBuild.result}'",</w:t>
-      </w:r>
-    </w:p>
-    <w:p>
-      <w:pPr>
-        <w:pStyle w:val="NormalWeb"/>
-        <w:shd w:val="clear" w:color="auto" w:fill="FFFFFF"/>
-        <w:rPr>
-          <w:rFonts w:ascii="Arial" w:hAnsi="Arial" w:cs="Arial"/>
-          <w:color w:val="1E1E26"/>
-          <w:sz w:val="28"/>
-          <w:szCs w:val="28"/>
-          <w:shd w:val="clear" w:color="auto" w:fill="FFFFFF"/>
-        </w:rPr>
-      </w:pPr>
-      <w:r>
-        <w:rPr>
-          <w:rFonts w:ascii="Arial" w:hAnsi="Arial" w:cs="Arial"/>
-          <w:color w:val="1E1E26"/>
-          <w:sz w:val="28"/>
-          <w:szCs w:val="28"/>
-          <w:shd w:val="clear" w:color="auto" w:fill="FFFFFF"/>
-        </w:rPr>
-        <w:t xml:space="preserve">            body: "Project: ${env.JOB_NAME}&lt;br/&gt;" +</w:t>
-      </w:r>
-    </w:p>
-    <w:p>
-      <w:pPr>
-        <w:pStyle w:val="NormalWeb"/>
-        <w:shd w:val="clear" w:color="auto" w:fill="FFFFFF"/>
-        <w:rPr>
-          <w:rFonts w:ascii="Arial" w:hAnsi="Arial" w:cs="Arial"/>
-          <w:color w:val="1E1E26"/>
-          <w:sz w:val="28"/>
-          <w:szCs w:val="28"/>
-          <w:shd w:val="clear" w:color="auto" w:fill="FFFFFF"/>
-        </w:rPr>
-      </w:pPr>
-      <w:r>
-        <w:rPr>
-          <w:rFonts w:ascii="Arial" w:hAnsi="Arial" w:cs="Arial"/>
-          <w:color w:val="1E1E26"/>
-          <w:sz w:val="28"/>
-          <w:szCs w:val="28"/>
-          <w:shd w:val="clear" w:color="auto" w:fill="FFFFFF"/>
-        </w:rPr>
-        <w:t xml:space="preserve">                "Build Number: ${env.BUILD_NUMBER}&lt;br/&gt;" +</w:t>
-      </w:r>
-    </w:p>
-    <w:p>
-      <w:pPr>
-        <w:pStyle w:val="NormalWeb"/>
-        <w:shd w:val="clear" w:color="auto" w:fill="FFFFFF"/>
-        <w:rPr>
-          <w:rFonts w:ascii="Arial" w:hAnsi="Arial" w:cs="Arial"/>
-          <w:color w:val="1E1E26"/>
-          <w:sz w:val="28"/>
-          <w:szCs w:val="28"/>
-          <w:shd w:val="clear" w:color="auto" w:fill="FFFFFF"/>
-        </w:rPr>
-      </w:pPr>
-      <w:r>
-        <w:rPr>
-          <w:rFonts w:ascii="Arial" w:hAnsi="Arial" w:cs="Arial"/>
-          <w:color w:val="1E1E26"/>
-          <w:sz w:val="28"/>
-          <w:szCs w:val="28"/>
-          <w:shd w:val="clear" w:color="auto" w:fill="FFFFFF"/>
-        </w:rPr>
-        <w:t xml:space="preserve">                "URL: ${env.BUILD_URL}&lt;br/&gt;",</w:t>
+        <w:t xml:space="preserve">        </w:t>
+      </w:r>
+      <w:proofErr w:type="spellStart"/>
+      <w:r>
+        <w:rPr>
+          <w:rFonts w:ascii="Arial" w:hAnsi="Arial" w:cs="Arial"/>
+          <w:color w:val="1E1E26"/>
+          <w:sz w:val="28"/>
+          <w:szCs w:val="28"/>
+          <w:shd w:val="clear" w:color="auto" w:fill="FFFFFF"/>
+        </w:rPr>
+        <w:t>emailext</w:t>
+      </w:r>
+      <w:proofErr w:type="spellEnd"/>
+      <w:r>
+        <w:rPr>
+          <w:rFonts w:ascii="Arial" w:hAnsi="Arial" w:cs="Arial"/>
+          <w:color w:val="1E1E26"/>
+          <w:sz w:val="28"/>
+          <w:szCs w:val="28"/>
+          <w:shd w:val="clear" w:color="auto" w:fill="FFFFFF"/>
+        </w:rPr>
+        <w:t xml:space="preserve"> </w:t>
+      </w:r>
+      <w:proofErr w:type="spellStart"/>
+      <w:r>
+        <w:rPr>
+          <w:rFonts w:ascii="Arial" w:hAnsi="Arial" w:cs="Arial"/>
+          <w:color w:val="1E1E26"/>
+          <w:sz w:val="28"/>
+          <w:szCs w:val="28"/>
+          <w:shd w:val="clear" w:color="auto" w:fill="FFFFFF"/>
+        </w:rPr>
+        <w:t>attachLog</w:t>
+      </w:r>
+      <w:proofErr w:type="spellEnd"/>
+      <w:r>
+        <w:rPr>
+          <w:rFonts w:ascii="Arial" w:hAnsi="Arial" w:cs="Arial"/>
+          <w:color w:val="1E1E26"/>
+          <w:sz w:val="28"/>
+          <w:szCs w:val="28"/>
+          <w:shd w:val="clear" w:color="auto" w:fill="FFFFFF"/>
+        </w:rPr>
+        <w:t>: true,</w:t>
+      </w:r>
+    </w:p>
+    <w:p>
+      <w:pPr>
+        <w:pStyle w:val="NormalWeb"/>
+        <w:shd w:val="clear" w:color="auto" w:fill="FFFFFF"/>
+        <w:rPr>
+          <w:rFonts w:ascii="Arial" w:hAnsi="Arial" w:cs="Arial"/>
+          <w:color w:val="1E1E26"/>
+          <w:sz w:val="28"/>
+          <w:szCs w:val="28"/>
+          <w:shd w:val="clear" w:color="auto" w:fill="FFFFFF"/>
+        </w:rPr>
+      </w:pPr>
+      <w:r>
+        <w:rPr>
+          <w:rFonts w:ascii="Arial" w:hAnsi="Arial" w:cs="Arial"/>
+          <w:color w:val="1E1E26"/>
+          <w:sz w:val="28"/>
+          <w:szCs w:val="28"/>
+          <w:shd w:val="clear" w:color="auto" w:fill="FFFFFF"/>
+        </w:rPr>
+        <w:t xml:space="preserve">            subject: "'${</w:t>
+      </w:r>
+      <w:proofErr w:type="spellStart"/>
+      <w:r>
+        <w:rPr>
+          <w:rFonts w:ascii="Arial" w:hAnsi="Arial" w:cs="Arial"/>
+          <w:color w:val="1E1E26"/>
+          <w:sz w:val="28"/>
+          <w:szCs w:val="28"/>
+          <w:shd w:val="clear" w:color="auto" w:fill="FFFFFF"/>
+        </w:rPr>
+        <w:t>currentBuild.result</w:t>
+      </w:r>
+      <w:proofErr w:type="spellEnd"/>
+      <w:r>
+        <w:rPr>
+          <w:rFonts w:ascii="Arial" w:hAnsi="Arial" w:cs="Arial"/>
+          <w:color w:val="1E1E26"/>
+          <w:sz w:val="28"/>
+          <w:szCs w:val="28"/>
+          <w:shd w:val="clear" w:color="auto" w:fill="FFFFFF"/>
+        </w:rPr>
+        <w:t>}'",</w:t>
+      </w:r>
+    </w:p>
+    <w:p>
+      <w:pPr>
+        <w:pStyle w:val="NormalWeb"/>
+        <w:shd w:val="clear" w:color="auto" w:fill="FFFFFF"/>
+        <w:rPr>
+          <w:rFonts w:ascii="Arial" w:hAnsi="Arial" w:cs="Arial"/>
+          <w:color w:val="1E1E26"/>
+          <w:sz w:val="28"/>
+          <w:szCs w:val="28"/>
+          <w:shd w:val="clear" w:color="auto" w:fill="FFFFFF"/>
+        </w:rPr>
+      </w:pPr>
+      <w:r>
+        <w:rPr>
+          <w:rFonts w:ascii="Arial" w:hAnsi="Arial" w:cs="Arial"/>
+          <w:color w:val="1E1E26"/>
+          <w:sz w:val="28"/>
+          <w:szCs w:val="28"/>
+          <w:shd w:val="clear" w:color="auto" w:fill="FFFFFF"/>
+        </w:rPr>
+        <w:t xml:space="preserve">            body: "Project: ${</w:t>
+      </w:r>
+      <w:proofErr w:type="spellStart"/>
+      <w:r>
+        <w:rPr>
+          <w:rFonts w:ascii="Arial" w:hAnsi="Arial" w:cs="Arial"/>
+          <w:color w:val="1E1E26"/>
+          <w:sz w:val="28"/>
+          <w:szCs w:val="28"/>
+          <w:shd w:val="clear" w:color="auto" w:fill="FFFFFF"/>
+        </w:rPr>
+        <w:t>env.JOB_NAME</w:t>
+      </w:r>
+      <w:proofErr w:type="spellEnd"/>
+      <w:r>
+        <w:rPr>
+          <w:rFonts w:ascii="Arial" w:hAnsi="Arial" w:cs="Arial"/>
+          <w:color w:val="1E1E26"/>
+          <w:sz w:val="28"/>
+          <w:szCs w:val="28"/>
+          <w:shd w:val="clear" w:color="auto" w:fill="FFFFFF"/>
+        </w:rPr>
+        <w:t>}&lt;</w:t>
+      </w:r>
+      <w:proofErr w:type="spellStart"/>
+      <w:r>
+        <w:rPr>
+          <w:rFonts w:ascii="Arial" w:hAnsi="Arial" w:cs="Arial"/>
+          <w:color w:val="1E1E26"/>
+          <w:sz w:val="28"/>
+          <w:szCs w:val="28"/>
+          <w:shd w:val="clear" w:color="auto" w:fill="FFFFFF"/>
+        </w:rPr>
+        <w:t>br</w:t>
+      </w:r>
+      <w:proofErr w:type="spellEnd"/>
+      <w:r>
+        <w:rPr>
+          <w:rFonts w:ascii="Arial" w:hAnsi="Arial" w:cs="Arial"/>
+          <w:color w:val="1E1E26"/>
+          <w:sz w:val="28"/>
+          <w:szCs w:val="28"/>
+          <w:shd w:val="clear" w:color="auto" w:fill="FFFFFF"/>
+        </w:rPr>
+        <w:t>/&gt;" +</w:t>
+      </w:r>
+    </w:p>
+    <w:p>
+      <w:pPr>
+        <w:pStyle w:val="NormalWeb"/>
+        <w:shd w:val="clear" w:color="auto" w:fill="FFFFFF"/>
+        <w:rPr>
+          <w:rFonts w:ascii="Arial" w:hAnsi="Arial" w:cs="Arial"/>
+          <w:color w:val="1E1E26"/>
+          <w:sz w:val="28"/>
+          <w:szCs w:val="28"/>
+          <w:shd w:val="clear" w:color="auto" w:fill="FFFFFF"/>
+        </w:rPr>
+      </w:pPr>
+      <w:r>
+        <w:rPr>
+          <w:rFonts w:ascii="Arial" w:hAnsi="Arial" w:cs="Arial"/>
+          <w:color w:val="1E1E26"/>
+          <w:sz w:val="28"/>
+          <w:szCs w:val="28"/>
+          <w:shd w:val="clear" w:color="auto" w:fill="FFFFFF"/>
+        </w:rPr>
+        <w:t xml:space="preserve">                "Build Number: ${</w:t>
+      </w:r>
+      <w:proofErr w:type="spellStart"/>
+      <w:r>
+        <w:rPr>
+          <w:rFonts w:ascii="Arial" w:hAnsi="Arial" w:cs="Arial"/>
+          <w:color w:val="1E1E26"/>
+          <w:sz w:val="28"/>
+          <w:szCs w:val="28"/>
+          <w:shd w:val="clear" w:color="auto" w:fill="FFFFFF"/>
+        </w:rPr>
+        <w:t>env.BUILD_NUMBER</w:t>
+      </w:r>
+      <w:proofErr w:type="spellEnd"/>
+      <w:r>
+        <w:rPr>
+          <w:rFonts w:ascii="Arial" w:hAnsi="Arial" w:cs="Arial"/>
+          <w:color w:val="1E1E26"/>
+          <w:sz w:val="28"/>
+          <w:szCs w:val="28"/>
+          <w:shd w:val="clear" w:color="auto" w:fill="FFFFFF"/>
+        </w:rPr>
+        <w:t>}&lt;</w:t>
+      </w:r>
+      <w:proofErr w:type="spellStart"/>
+      <w:r>
+        <w:rPr>
+          <w:rFonts w:ascii="Arial" w:hAnsi="Arial" w:cs="Arial"/>
+          <w:color w:val="1E1E26"/>
+          <w:sz w:val="28"/>
+          <w:szCs w:val="28"/>
+          <w:shd w:val="clear" w:color="auto" w:fill="FFFFFF"/>
+        </w:rPr>
+        <w:t>br</w:t>
+      </w:r>
+      <w:proofErr w:type="spellEnd"/>
+      <w:r>
+        <w:rPr>
+          <w:rFonts w:ascii="Arial" w:hAnsi="Arial" w:cs="Arial"/>
+          <w:color w:val="1E1E26"/>
+          <w:sz w:val="28"/>
+          <w:szCs w:val="28"/>
+          <w:shd w:val="clear" w:color="auto" w:fill="FFFFFF"/>
+        </w:rPr>
+        <w:t>/&gt;" +</w:t>
+      </w:r>
+    </w:p>
+    <w:p>
+      <w:pPr>
+        <w:pStyle w:val="NormalWeb"/>
+        <w:shd w:val="clear" w:color="auto" w:fill="FFFFFF"/>
+        <w:rPr>
+          <w:rFonts w:ascii="Arial" w:hAnsi="Arial" w:cs="Arial"/>
+          <w:color w:val="1E1E26"/>
+          <w:sz w:val="28"/>
+          <w:szCs w:val="28"/>
+          <w:shd w:val="clear" w:color="auto" w:fill="FFFFFF"/>
+        </w:rPr>
+      </w:pPr>
+      <w:r>
+        <w:rPr>
+          <w:rFonts w:ascii="Arial" w:hAnsi="Arial" w:cs="Arial"/>
+          <w:color w:val="1E1E26"/>
+          <w:sz w:val="28"/>
+          <w:szCs w:val="28"/>
+          <w:shd w:val="clear" w:color="auto" w:fill="FFFFFF"/>
+        </w:rPr>
+        <w:t xml:space="preserve">                "URL: ${</w:t>
+      </w:r>
+      <w:proofErr w:type="spellStart"/>
+      <w:r>
+        <w:rPr>
+          <w:rFonts w:ascii="Arial" w:hAnsi="Arial" w:cs="Arial"/>
+          <w:color w:val="1E1E26"/>
+          <w:sz w:val="28"/>
+          <w:szCs w:val="28"/>
+          <w:shd w:val="clear" w:color="auto" w:fill="FFFFFF"/>
+        </w:rPr>
+        <w:t>env.BUILD_URL</w:t>
+      </w:r>
+      <w:proofErr w:type="spellEnd"/>
+      <w:r>
+        <w:rPr>
+          <w:rFonts w:ascii="Arial" w:hAnsi="Arial" w:cs="Arial"/>
+          <w:color w:val="1E1E26"/>
+          <w:sz w:val="28"/>
+          <w:szCs w:val="28"/>
+          <w:shd w:val="clear" w:color="auto" w:fill="FFFFFF"/>
+        </w:rPr>
+        <w:t>}&lt;</w:t>
+      </w:r>
+      <w:proofErr w:type="spellStart"/>
+      <w:r>
+        <w:rPr>
+          <w:rFonts w:ascii="Arial" w:hAnsi="Arial" w:cs="Arial"/>
+          <w:color w:val="1E1E26"/>
+          <w:sz w:val="28"/>
+          <w:szCs w:val="28"/>
+          <w:shd w:val="clear" w:color="auto" w:fill="FFFFFF"/>
+        </w:rPr>
+        <w:t>br</w:t>
+      </w:r>
+      <w:proofErr w:type="spellEnd"/>
+      <w:r>
+        <w:rPr>
+          <w:rFonts w:ascii="Arial" w:hAnsi="Arial" w:cs="Arial"/>
+          <w:color w:val="1E1E26"/>
+          <w:sz w:val="28"/>
+          <w:szCs w:val="28"/>
+          <w:shd w:val="clear" w:color="auto" w:fill="FFFFFF"/>
+        </w:rPr>
+        <w:t>/&gt;",</w:t>
       </w:r>
     </w:p>
     <w:p>
@@ -4639,7 +7424,29 @@
           <w:szCs w:val="28"/>
           <w:shd w:val="clear" w:color="auto" w:fill="FFFFFF"/>
         </w:rPr>
-        <w:t xml:space="preserve">            attachmentsPattern: 'trivyimage.txt'</w:t>
+        <w:t xml:space="preserve">            </w:t>
+      </w:r>
+      <w:proofErr w:type="spellStart"/>
+      <w:r>
+        <w:rPr>
+          <w:rFonts w:ascii="Arial" w:hAnsi="Arial" w:cs="Arial"/>
+          <w:color w:val="1E1E26"/>
+          <w:sz w:val="28"/>
+          <w:szCs w:val="28"/>
+          <w:shd w:val="clear" w:color="auto" w:fill="FFFFFF"/>
+        </w:rPr>
+        <w:t>attachmentsPattern</w:t>
+      </w:r>
+      <w:proofErr w:type="spellEnd"/>
+      <w:r>
+        <w:rPr>
+          <w:rFonts w:ascii="Arial" w:hAnsi="Arial" w:cs="Arial"/>
+          <w:color w:val="1E1E26"/>
+          <w:sz w:val="28"/>
+          <w:szCs w:val="28"/>
+          <w:shd w:val="clear" w:color="auto" w:fill="FFFFFF"/>
+        </w:rPr>
+        <w:t>: 'trivyimage.txt'</w:t>
       </w:r>
     </w:p>
     <w:p>
@@ -4710,19 +7517,6 @@
         </w:rPr>
         <w:t>}</w:t>
       </w:r>
-    </w:p>
-    <w:p>
-      <w:pPr>
-        <w:pStyle w:val="NormalWeb"/>
-        <w:shd w:val="clear" w:color="auto" w:fill="FFFFFF"/>
-        <w:rPr>
-          <w:rFonts w:ascii="Arial" w:hAnsi="Arial" w:cs="Arial"/>
-          <w:color w:val="1E1E26"/>
-          <w:sz w:val="28"/>
-          <w:szCs w:val="28"/>
-          <w:shd w:val="clear" w:color="auto" w:fill="FFFFFF"/>
-        </w:rPr>
-      </w:pPr>
     </w:p>
     <w:p>
       <w:pPr>
@@ -4735,2148 +7529,19 @@
           <w:szCs w:val="40"/>
         </w:rPr>
       </w:pPr>
-      <w:r>
-        <w:rPr>
-          <w:rFonts w:ascii="Arial" w:hAnsi="Arial" w:cs="Arial"/>
-          <w:color w:val="1E1E26"/>
-          <w:sz w:val="40"/>
-          <w:szCs w:val="40"/>
-        </w:rPr>
-        <w:t>Complete Pipeline</w:t>
-      </w:r>
-    </w:p>
-    <w:p>
-      <w:pPr>
-        <w:spacing w:after="0" w:line="240" w:lineRule="auto"/>
-        <w:rPr>
-          <w:rFonts w:ascii="Courier New" w:eastAsia="Times New Roman" w:hAnsi="Courier New" w:cs="Courier New"/>
-          <w:color w:val="1E1E26"/>
-          <w:sz w:val="25"/>
-          <w:szCs w:val="25"/>
-          <w:shd w:val="clear" w:color="auto" w:fill="F8F7FC"/>
-          <w:lang w:eastAsia="en-IN"/>
-        </w:rPr>
-      </w:pPr>
-      <w:r>
-        <w:rPr>
-          <w:rFonts w:ascii="Courier New" w:eastAsia="Times New Roman" w:hAnsi="Courier New" w:cs="Courier New"/>
-          <w:color w:val="1E1E26"/>
-          <w:sz w:val="25"/>
-          <w:szCs w:val="25"/>
-          <w:shd w:val="clear" w:color="auto" w:fill="F8F7FC"/>
-          <w:lang w:eastAsia="en-IN"/>
-        </w:rPr>
-        <w:t>pipeline{</w:t>
-      </w:r>
-    </w:p>
-    <w:p>
-      <w:pPr>
-        <w:spacing w:after="0" w:line="240" w:lineRule="auto"/>
-        <w:rPr>
-          <w:rFonts w:ascii="Courier New" w:eastAsia="Times New Roman" w:hAnsi="Courier New" w:cs="Courier New"/>
-          <w:color w:val="1E1E26"/>
-          <w:sz w:val="25"/>
-          <w:szCs w:val="25"/>
-          <w:shd w:val="clear" w:color="auto" w:fill="F8F7FC"/>
-          <w:lang w:eastAsia="en-IN"/>
-        </w:rPr>
-      </w:pPr>
-      <w:r>
-        <w:rPr>
-          <w:rFonts w:ascii="Courier New" w:eastAsia="Times New Roman" w:hAnsi="Courier New" w:cs="Courier New"/>
-          <w:color w:val="1E1E26"/>
-          <w:sz w:val="25"/>
-          <w:szCs w:val="25"/>
-          <w:shd w:val="clear" w:color="auto" w:fill="F8F7FC"/>
-          <w:lang w:eastAsia="en-IN"/>
-        </w:rPr>
-        <w:t xml:space="preserve">    agent any</w:t>
-      </w:r>
-    </w:p>
-    <w:p>
-      <w:pPr>
-        <w:spacing w:after="0" w:line="240" w:lineRule="auto"/>
-        <w:rPr>
-          <w:rFonts w:ascii="Courier New" w:eastAsia="Times New Roman" w:hAnsi="Courier New" w:cs="Courier New"/>
-          <w:color w:val="1E1E26"/>
-          <w:sz w:val="25"/>
-          <w:szCs w:val="25"/>
-          <w:shd w:val="clear" w:color="auto" w:fill="F8F7FC"/>
-          <w:lang w:eastAsia="en-IN"/>
-        </w:rPr>
-      </w:pPr>
-      <w:r>
-        <w:rPr>
-          <w:rFonts w:ascii="Courier New" w:eastAsia="Times New Roman" w:hAnsi="Courier New" w:cs="Courier New"/>
-          <w:color w:val="1E1E26"/>
-          <w:sz w:val="25"/>
-          <w:szCs w:val="25"/>
-          <w:shd w:val="clear" w:color="auto" w:fill="F8F7FC"/>
-          <w:lang w:eastAsia="en-IN"/>
-        </w:rPr>
-        <w:t xml:space="preserve">    tools {</w:t>
-      </w:r>
-    </w:p>
-    <w:p>
-      <w:pPr>
-        <w:spacing w:after="0" w:line="240" w:lineRule="auto"/>
-        <w:rPr>
-          <w:rFonts w:ascii="Courier New" w:eastAsia="Times New Roman" w:hAnsi="Courier New" w:cs="Courier New"/>
-          <w:color w:val="1E1E26"/>
-          <w:sz w:val="25"/>
-          <w:szCs w:val="25"/>
-          <w:shd w:val="clear" w:color="auto" w:fill="F8F7FC"/>
-          <w:lang w:eastAsia="en-IN"/>
-        </w:rPr>
-      </w:pPr>
-      <w:r>
-        <w:rPr>
-          <w:rFonts w:ascii="Courier New" w:eastAsia="Times New Roman" w:hAnsi="Courier New" w:cs="Courier New"/>
-          <w:color w:val="1E1E26"/>
-          <w:sz w:val="25"/>
-          <w:szCs w:val="25"/>
-          <w:shd w:val="clear" w:color="auto" w:fill="F8F7FC"/>
-          <w:lang w:eastAsia="en-IN"/>
-        </w:rPr>
-        <w:lastRenderedPageBreak/>
-        <w:t xml:space="preserve">        jdk 'jdk17'</w:t>
-      </w:r>
-    </w:p>
-    <w:p>
-      <w:pPr>
-        <w:spacing w:after="0" w:line="240" w:lineRule="auto"/>
-        <w:rPr>
-          <w:rFonts w:ascii="Courier New" w:eastAsia="Times New Roman" w:hAnsi="Courier New" w:cs="Courier New"/>
-          <w:color w:val="1E1E26"/>
-          <w:sz w:val="25"/>
-          <w:szCs w:val="25"/>
-          <w:shd w:val="clear" w:color="auto" w:fill="F8F7FC"/>
-          <w:lang w:eastAsia="en-IN"/>
-        </w:rPr>
-      </w:pPr>
-      <w:r>
-        <w:rPr>
-          <w:rFonts w:ascii="Courier New" w:eastAsia="Times New Roman" w:hAnsi="Courier New" w:cs="Courier New"/>
-          <w:color w:val="1E1E26"/>
-          <w:sz w:val="25"/>
-          <w:szCs w:val="25"/>
-          <w:shd w:val="clear" w:color="auto" w:fill="F8F7FC"/>
-          <w:lang w:eastAsia="en-IN"/>
-        </w:rPr>
-        <w:t xml:space="preserve">        maven 'maven3'</w:t>
-      </w:r>
-    </w:p>
-    <w:p>
-      <w:pPr>
-        <w:spacing w:after="0" w:line="240" w:lineRule="auto"/>
-        <w:rPr>
-          <w:rFonts w:ascii="Courier New" w:eastAsia="Times New Roman" w:hAnsi="Courier New" w:cs="Courier New"/>
-          <w:color w:val="1E1E26"/>
-          <w:sz w:val="25"/>
-          <w:szCs w:val="25"/>
-          <w:shd w:val="clear" w:color="auto" w:fill="F8F7FC"/>
-          <w:lang w:eastAsia="en-IN"/>
-        </w:rPr>
-      </w:pPr>
-      <w:r>
-        <w:rPr>
-          <w:rFonts w:ascii="Courier New" w:eastAsia="Times New Roman" w:hAnsi="Courier New" w:cs="Courier New"/>
-          <w:color w:val="1E1E26"/>
-          <w:sz w:val="25"/>
-          <w:szCs w:val="25"/>
-          <w:shd w:val="clear" w:color="auto" w:fill="F8F7FC"/>
-          <w:lang w:eastAsia="en-IN"/>
-        </w:rPr>
-        <w:t xml:space="preserve">    }</w:t>
-      </w:r>
-    </w:p>
-    <w:p>
-      <w:pPr>
-        <w:spacing w:after="0" w:line="240" w:lineRule="auto"/>
-        <w:rPr>
-          <w:rFonts w:ascii="Courier New" w:eastAsia="Times New Roman" w:hAnsi="Courier New" w:cs="Courier New"/>
-          <w:color w:val="1E1E26"/>
-          <w:sz w:val="25"/>
-          <w:szCs w:val="25"/>
-          <w:shd w:val="clear" w:color="auto" w:fill="F8F7FC"/>
-          <w:lang w:eastAsia="en-IN"/>
-        </w:rPr>
-      </w:pPr>
-      <w:r>
-        <w:rPr>
-          <w:rFonts w:ascii="Courier New" w:eastAsia="Times New Roman" w:hAnsi="Courier New" w:cs="Courier New"/>
-          <w:color w:val="1E1E26"/>
-          <w:sz w:val="25"/>
-          <w:szCs w:val="25"/>
-          <w:shd w:val="clear" w:color="auto" w:fill="F8F7FC"/>
-          <w:lang w:eastAsia="en-IN"/>
-        </w:rPr>
-        <w:t xml:space="preserve">    environment {</w:t>
-      </w:r>
-    </w:p>
-    <w:p>
-      <w:pPr>
-        <w:spacing w:after="0" w:line="240" w:lineRule="auto"/>
-        <w:rPr>
-          <w:rFonts w:ascii="Courier New" w:eastAsia="Times New Roman" w:hAnsi="Courier New" w:cs="Courier New"/>
-          <w:color w:val="1E1E26"/>
-          <w:sz w:val="25"/>
-          <w:szCs w:val="25"/>
-          <w:shd w:val="clear" w:color="auto" w:fill="F8F7FC"/>
-          <w:lang w:eastAsia="en-IN"/>
-        </w:rPr>
-      </w:pPr>
-      <w:r>
-        <w:rPr>
-          <w:rFonts w:ascii="Courier New" w:eastAsia="Times New Roman" w:hAnsi="Courier New" w:cs="Courier New"/>
-          <w:color w:val="1E1E26"/>
-          <w:sz w:val="25"/>
-          <w:szCs w:val="25"/>
-          <w:shd w:val="clear" w:color="auto" w:fill="F8F7FC"/>
-          <w:lang w:eastAsia="en-IN"/>
-        </w:rPr>
-        <w:t xml:space="preserve">        SCANNER_HOME=tool 'sonar-scanner'</w:t>
-      </w:r>
-    </w:p>
-    <w:p>
-      <w:pPr>
-        <w:spacing w:after="0" w:line="240" w:lineRule="auto"/>
-        <w:rPr>
-          <w:rFonts w:ascii="Courier New" w:eastAsia="Times New Roman" w:hAnsi="Courier New" w:cs="Courier New"/>
-          <w:color w:val="1E1E26"/>
-          <w:sz w:val="25"/>
-          <w:szCs w:val="25"/>
-          <w:shd w:val="clear" w:color="auto" w:fill="F8F7FC"/>
-          <w:lang w:eastAsia="en-IN"/>
-        </w:rPr>
-      </w:pPr>
-      <w:r>
-        <w:rPr>
-          <w:rFonts w:ascii="Courier New" w:eastAsia="Times New Roman" w:hAnsi="Courier New" w:cs="Courier New"/>
-          <w:color w:val="1E1E26"/>
-          <w:sz w:val="25"/>
-          <w:szCs w:val="25"/>
-          <w:shd w:val="clear" w:color="auto" w:fill="F8F7FC"/>
-          <w:lang w:eastAsia="en-IN"/>
-        </w:rPr>
-        <w:t xml:space="preserve">    }</w:t>
-      </w:r>
-    </w:p>
-    <w:p>
-      <w:pPr>
-        <w:spacing w:after="0" w:line="240" w:lineRule="auto"/>
-        <w:rPr>
-          <w:rFonts w:ascii="Courier New" w:eastAsia="Times New Roman" w:hAnsi="Courier New" w:cs="Courier New"/>
-          <w:color w:val="1E1E26"/>
-          <w:sz w:val="25"/>
-          <w:szCs w:val="25"/>
-          <w:shd w:val="clear" w:color="auto" w:fill="F8F7FC"/>
-          <w:lang w:eastAsia="en-IN"/>
-        </w:rPr>
-      </w:pPr>
-      <w:r>
-        <w:rPr>
-          <w:rFonts w:ascii="Courier New" w:eastAsia="Times New Roman" w:hAnsi="Courier New" w:cs="Courier New"/>
-          <w:color w:val="1E1E26"/>
-          <w:sz w:val="25"/>
-          <w:szCs w:val="25"/>
-          <w:shd w:val="clear" w:color="auto" w:fill="F8F7FC"/>
-          <w:lang w:eastAsia="en-IN"/>
-        </w:rPr>
-        <w:t xml:space="preserve">    stages{</w:t>
-      </w:r>
-    </w:p>
-    <w:p>
-      <w:pPr>
-        <w:spacing w:after="0" w:line="240" w:lineRule="auto"/>
-        <w:rPr>
-          <w:rFonts w:ascii="Courier New" w:eastAsia="Times New Roman" w:hAnsi="Courier New" w:cs="Courier New"/>
-          <w:color w:val="1E1E26"/>
-          <w:sz w:val="25"/>
-          <w:szCs w:val="25"/>
-          <w:shd w:val="clear" w:color="auto" w:fill="F8F7FC"/>
-          <w:lang w:eastAsia="en-IN"/>
-        </w:rPr>
-      </w:pPr>
-      <w:r>
-        <w:rPr>
-          <w:rFonts w:ascii="Courier New" w:eastAsia="Times New Roman" w:hAnsi="Courier New" w:cs="Courier New"/>
-          <w:color w:val="1E1E26"/>
-          <w:sz w:val="25"/>
-          <w:szCs w:val="25"/>
-          <w:shd w:val="clear" w:color="auto" w:fill="F8F7FC"/>
-          <w:lang w:eastAsia="en-IN"/>
-        </w:rPr>
-        <w:t xml:space="preserve">        stage ('clean Workspace'){</w:t>
-      </w:r>
-    </w:p>
-    <w:p>
-      <w:pPr>
-        <w:spacing w:after="0" w:line="240" w:lineRule="auto"/>
-        <w:rPr>
-          <w:rFonts w:ascii="Courier New" w:eastAsia="Times New Roman" w:hAnsi="Courier New" w:cs="Courier New"/>
-          <w:color w:val="1E1E26"/>
-          <w:sz w:val="25"/>
-          <w:szCs w:val="25"/>
-          <w:shd w:val="clear" w:color="auto" w:fill="F8F7FC"/>
-          <w:lang w:eastAsia="en-IN"/>
-        </w:rPr>
-      </w:pPr>
-      <w:r>
-        <w:rPr>
-          <w:rFonts w:ascii="Courier New" w:eastAsia="Times New Roman" w:hAnsi="Courier New" w:cs="Courier New"/>
-          <w:color w:val="1E1E26"/>
-          <w:sz w:val="25"/>
-          <w:szCs w:val="25"/>
-          <w:shd w:val="clear" w:color="auto" w:fill="F8F7FC"/>
-          <w:lang w:eastAsia="en-IN"/>
-        </w:rPr>
-        <w:t xml:space="preserve">            steps{</w:t>
-      </w:r>
-    </w:p>
-    <w:p>
-      <w:pPr>
-        <w:spacing w:after="0" w:line="240" w:lineRule="auto"/>
-        <w:rPr>
-          <w:rFonts w:ascii="Courier New" w:eastAsia="Times New Roman" w:hAnsi="Courier New" w:cs="Courier New"/>
-          <w:color w:val="1E1E26"/>
-          <w:sz w:val="25"/>
-          <w:szCs w:val="25"/>
-          <w:shd w:val="clear" w:color="auto" w:fill="F8F7FC"/>
-          <w:lang w:eastAsia="en-IN"/>
-        </w:rPr>
-      </w:pPr>
-      <w:r>
-        <w:rPr>
-          <w:rFonts w:ascii="Courier New" w:eastAsia="Times New Roman" w:hAnsi="Courier New" w:cs="Courier New"/>
-          <w:color w:val="1E1E26"/>
-          <w:sz w:val="25"/>
-          <w:szCs w:val="25"/>
-          <w:shd w:val="clear" w:color="auto" w:fill="F8F7FC"/>
-          <w:lang w:eastAsia="en-IN"/>
-        </w:rPr>
-        <w:t xml:space="preserve">                cleanWs()</w:t>
-      </w:r>
-    </w:p>
-    <w:p>
-      <w:pPr>
-        <w:spacing w:after="0" w:line="240" w:lineRule="auto"/>
-        <w:rPr>
-          <w:rFonts w:ascii="Courier New" w:eastAsia="Times New Roman" w:hAnsi="Courier New" w:cs="Courier New"/>
-          <w:color w:val="1E1E26"/>
-          <w:sz w:val="25"/>
-          <w:szCs w:val="25"/>
-          <w:shd w:val="clear" w:color="auto" w:fill="F8F7FC"/>
-          <w:lang w:eastAsia="en-IN"/>
-        </w:rPr>
-      </w:pPr>
-      <w:r>
-        <w:rPr>
-          <w:rFonts w:ascii="Courier New" w:eastAsia="Times New Roman" w:hAnsi="Courier New" w:cs="Courier New"/>
-          <w:color w:val="1E1E26"/>
-          <w:sz w:val="25"/>
-          <w:szCs w:val="25"/>
-          <w:shd w:val="clear" w:color="auto" w:fill="F8F7FC"/>
-          <w:lang w:eastAsia="en-IN"/>
-        </w:rPr>
-        <w:t xml:space="preserve">            }</w:t>
-      </w:r>
-    </w:p>
-    <w:p>
-      <w:pPr>
-        <w:spacing w:after="0" w:line="240" w:lineRule="auto"/>
-        <w:rPr>
-          <w:rFonts w:ascii="Courier New" w:eastAsia="Times New Roman" w:hAnsi="Courier New" w:cs="Courier New"/>
-          <w:color w:val="1E1E26"/>
-          <w:sz w:val="25"/>
-          <w:szCs w:val="25"/>
-          <w:shd w:val="clear" w:color="auto" w:fill="F8F7FC"/>
-          <w:lang w:eastAsia="en-IN"/>
-        </w:rPr>
-      </w:pPr>
-      <w:r>
-        <w:rPr>
-          <w:rFonts w:ascii="Courier New" w:eastAsia="Times New Roman" w:hAnsi="Courier New" w:cs="Courier New"/>
-          <w:color w:val="1E1E26"/>
-          <w:sz w:val="25"/>
-          <w:szCs w:val="25"/>
-          <w:shd w:val="clear" w:color="auto" w:fill="F8F7FC"/>
-          <w:lang w:eastAsia="en-IN"/>
-        </w:rPr>
-        <w:t xml:space="preserve">        }</w:t>
-      </w:r>
-    </w:p>
-    <w:p>
-      <w:pPr>
-        <w:spacing w:after="0" w:line="240" w:lineRule="auto"/>
-        <w:rPr>
-          <w:rFonts w:ascii="Courier New" w:eastAsia="Times New Roman" w:hAnsi="Courier New" w:cs="Courier New"/>
-          <w:color w:val="1E1E26"/>
-          <w:sz w:val="25"/>
-          <w:szCs w:val="25"/>
-          <w:shd w:val="clear" w:color="auto" w:fill="F8F7FC"/>
-          <w:lang w:eastAsia="en-IN"/>
-        </w:rPr>
-      </w:pPr>
-      <w:r>
-        <w:rPr>
-          <w:rFonts w:ascii="Courier New" w:eastAsia="Times New Roman" w:hAnsi="Courier New" w:cs="Courier New"/>
-          <w:color w:val="1E1E26"/>
-          <w:sz w:val="25"/>
-          <w:szCs w:val="25"/>
-          <w:shd w:val="clear" w:color="auto" w:fill="F8F7FC"/>
-          <w:lang w:eastAsia="en-IN"/>
-        </w:rPr>
-        <w:t xml:space="preserve">        stage ('checkout scm') {</w:t>
-      </w:r>
-    </w:p>
-    <w:p>
-      <w:pPr>
-        <w:spacing w:after="0" w:line="240" w:lineRule="auto"/>
-        <w:rPr>
-          <w:rFonts w:ascii="Courier New" w:eastAsia="Times New Roman" w:hAnsi="Courier New" w:cs="Courier New"/>
-          <w:color w:val="1E1E26"/>
-          <w:sz w:val="25"/>
-          <w:szCs w:val="25"/>
-          <w:shd w:val="clear" w:color="auto" w:fill="F8F7FC"/>
-          <w:lang w:eastAsia="en-IN"/>
-        </w:rPr>
-      </w:pPr>
-      <w:r>
-        <w:rPr>
-          <w:rFonts w:ascii="Courier New" w:eastAsia="Times New Roman" w:hAnsi="Courier New" w:cs="Courier New"/>
-          <w:color w:val="1E1E26"/>
-          <w:sz w:val="25"/>
-          <w:szCs w:val="25"/>
-          <w:shd w:val="clear" w:color="auto" w:fill="F8F7FC"/>
-          <w:lang w:eastAsia="en-IN"/>
-        </w:rPr>
-        <w:t xml:space="preserve">            steps {</w:t>
-      </w:r>
-    </w:p>
-    <w:p>
-      <w:pPr>
-        <w:spacing w:after="0" w:line="240" w:lineRule="auto"/>
-        <w:rPr>
-          <w:rFonts w:ascii="Courier New" w:eastAsia="Times New Roman" w:hAnsi="Courier New" w:cs="Courier New"/>
-          <w:color w:val="1E1E26"/>
-          <w:sz w:val="25"/>
-          <w:szCs w:val="25"/>
-          <w:shd w:val="clear" w:color="auto" w:fill="F8F7FC"/>
-          <w:lang w:eastAsia="en-IN"/>
-        </w:rPr>
-      </w:pPr>
-      <w:r>
-        <w:rPr>
-          <w:rFonts w:ascii="Courier New" w:eastAsia="Times New Roman" w:hAnsi="Courier New" w:cs="Courier New"/>
-          <w:color w:val="1E1E26"/>
-          <w:sz w:val="25"/>
-          <w:szCs w:val="25"/>
-          <w:shd w:val="clear" w:color="auto" w:fill="F8F7FC"/>
-          <w:lang w:eastAsia="en-IN"/>
-        </w:rPr>
-        <w:t xml:space="preserve">                git https://github.com/devops-with-Git/LoginWebAppApplicationWith-Docker.git'</w:t>
-      </w:r>
-    </w:p>
-    <w:p>
-      <w:pPr>
-        <w:spacing w:after="0" w:line="240" w:lineRule="auto"/>
-        <w:rPr>
-          <w:rFonts w:ascii="Courier New" w:eastAsia="Times New Roman" w:hAnsi="Courier New" w:cs="Courier New"/>
-          <w:color w:val="1E1E26"/>
-          <w:sz w:val="25"/>
-          <w:szCs w:val="25"/>
-          <w:shd w:val="clear" w:color="auto" w:fill="F8F7FC"/>
-          <w:lang w:eastAsia="en-IN"/>
-        </w:rPr>
-      </w:pPr>
-      <w:r>
-        <w:rPr>
-          <w:rFonts w:ascii="Courier New" w:eastAsia="Times New Roman" w:hAnsi="Courier New" w:cs="Courier New"/>
-          <w:color w:val="1E1E26"/>
-          <w:sz w:val="25"/>
-          <w:szCs w:val="25"/>
-          <w:shd w:val="clear" w:color="auto" w:fill="F8F7FC"/>
-          <w:lang w:eastAsia="en-IN"/>
-        </w:rPr>
-        <w:t xml:space="preserve">            }</w:t>
-      </w:r>
-    </w:p>
-    <w:p>
-      <w:pPr>
-        <w:spacing w:after="0" w:line="240" w:lineRule="auto"/>
-        <w:rPr>
-          <w:rFonts w:ascii="Courier New" w:eastAsia="Times New Roman" w:hAnsi="Courier New" w:cs="Courier New"/>
-          <w:color w:val="1E1E26"/>
-          <w:sz w:val="25"/>
-          <w:szCs w:val="25"/>
-          <w:shd w:val="clear" w:color="auto" w:fill="F8F7FC"/>
-          <w:lang w:eastAsia="en-IN"/>
-        </w:rPr>
-      </w:pPr>
-      <w:r>
-        <w:rPr>
-          <w:rFonts w:ascii="Courier New" w:eastAsia="Times New Roman" w:hAnsi="Courier New" w:cs="Courier New"/>
-          <w:color w:val="1E1E26"/>
-          <w:sz w:val="25"/>
-          <w:szCs w:val="25"/>
-          <w:shd w:val="clear" w:color="auto" w:fill="F8F7FC"/>
-          <w:lang w:eastAsia="en-IN"/>
-        </w:rPr>
-        <w:t xml:space="preserve">        }</w:t>
-      </w:r>
-    </w:p>
-    <w:p>
-      <w:pPr>
-        <w:spacing w:after="0" w:line="240" w:lineRule="auto"/>
-        <w:rPr>
-          <w:rFonts w:ascii="Courier New" w:eastAsia="Times New Roman" w:hAnsi="Courier New" w:cs="Courier New"/>
-          <w:color w:val="1E1E26"/>
-          <w:sz w:val="25"/>
-          <w:szCs w:val="25"/>
-          <w:shd w:val="clear" w:color="auto" w:fill="F8F7FC"/>
-          <w:lang w:eastAsia="en-IN"/>
-        </w:rPr>
-      </w:pPr>
-      <w:r>
-        <w:rPr>
-          <w:rFonts w:ascii="Courier New" w:eastAsia="Times New Roman" w:hAnsi="Courier New" w:cs="Courier New"/>
-          <w:color w:val="1E1E26"/>
-          <w:sz w:val="25"/>
-          <w:szCs w:val="25"/>
-          <w:shd w:val="clear" w:color="auto" w:fill="F8F7FC"/>
-          <w:lang w:eastAsia="en-IN"/>
-        </w:rPr>
-        <w:t xml:space="preserve">        stage ('maven compile') {</w:t>
-      </w:r>
-    </w:p>
-    <w:p>
-      <w:pPr>
-        <w:spacing w:after="0" w:line="240" w:lineRule="auto"/>
-        <w:rPr>
-          <w:rFonts w:ascii="Courier New" w:eastAsia="Times New Roman" w:hAnsi="Courier New" w:cs="Courier New"/>
-          <w:color w:val="1E1E26"/>
-          <w:sz w:val="25"/>
-          <w:szCs w:val="25"/>
-          <w:shd w:val="clear" w:color="auto" w:fill="F8F7FC"/>
-          <w:lang w:eastAsia="en-IN"/>
-        </w:rPr>
-      </w:pPr>
-      <w:r>
-        <w:rPr>
-          <w:rFonts w:ascii="Courier New" w:eastAsia="Times New Roman" w:hAnsi="Courier New" w:cs="Courier New"/>
-          <w:color w:val="1E1E26"/>
-          <w:sz w:val="25"/>
-          <w:szCs w:val="25"/>
-          <w:shd w:val="clear" w:color="auto" w:fill="F8F7FC"/>
-          <w:lang w:eastAsia="en-IN"/>
-        </w:rPr>
-        <w:t xml:space="preserve">            steps {</w:t>
-      </w:r>
-    </w:p>
-    <w:p>
-      <w:pPr>
-        <w:spacing w:after="0" w:line="240" w:lineRule="auto"/>
-        <w:rPr>
-          <w:rFonts w:ascii="Courier New" w:eastAsia="Times New Roman" w:hAnsi="Courier New" w:cs="Courier New"/>
-          <w:color w:val="1E1E26"/>
-          <w:sz w:val="25"/>
-          <w:szCs w:val="25"/>
-          <w:shd w:val="clear" w:color="auto" w:fill="F8F7FC"/>
-          <w:lang w:eastAsia="en-IN"/>
-        </w:rPr>
-      </w:pPr>
-      <w:r>
-        <w:rPr>
-          <w:rFonts w:ascii="Courier New" w:eastAsia="Times New Roman" w:hAnsi="Courier New" w:cs="Courier New"/>
-          <w:color w:val="1E1E26"/>
-          <w:sz w:val="25"/>
-          <w:szCs w:val="25"/>
-          <w:shd w:val="clear" w:color="auto" w:fill="F8F7FC"/>
-          <w:lang w:eastAsia="en-IN"/>
-        </w:rPr>
-        <w:t xml:space="preserve">                sh 'mvn clean compile'</w:t>
-      </w:r>
-    </w:p>
-    <w:p>
-      <w:pPr>
-        <w:spacing w:after="0" w:line="240" w:lineRule="auto"/>
-        <w:rPr>
-          <w:rFonts w:ascii="Courier New" w:eastAsia="Times New Roman" w:hAnsi="Courier New" w:cs="Courier New"/>
-          <w:color w:val="1E1E26"/>
-          <w:sz w:val="25"/>
-          <w:szCs w:val="25"/>
-          <w:shd w:val="clear" w:color="auto" w:fill="F8F7FC"/>
-          <w:lang w:eastAsia="en-IN"/>
-        </w:rPr>
-      </w:pPr>
-      <w:r>
-        <w:rPr>
-          <w:rFonts w:ascii="Courier New" w:eastAsia="Times New Roman" w:hAnsi="Courier New" w:cs="Courier New"/>
-          <w:color w:val="1E1E26"/>
-          <w:sz w:val="25"/>
-          <w:szCs w:val="25"/>
-          <w:shd w:val="clear" w:color="auto" w:fill="F8F7FC"/>
-          <w:lang w:eastAsia="en-IN"/>
-        </w:rPr>
-        <w:t xml:space="preserve">            }</w:t>
-      </w:r>
-    </w:p>
-    <w:p>
-      <w:pPr>
-        <w:spacing w:after="0" w:line="240" w:lineRule="auto"/>
-        <w:rPr>
-          <w:rFonts w:ascii="Courier New" w:eastAsia="Times New Roman" w:hAnsi="Courier New" w:cs="Courier New"/>
-          <w:color w:val="1E1E26"/>
-          <w:sz w:val="25"/>
-          <w:szCs w:val="25"/>
-          <w:shd w:val="clear" w:color="auto" w:fill="F8F7FC"/>
-          <w:lang w:eastAsia="en-IN"/>
-        </w:rPr>
-      </w:pPr>
-      <w:r>
-        <w:rPr>
-          <w:rFonts w:ascii="Courier New" w:eastAsia="Times New Roman" w:hAnsi="Courier New" w:cs="Courier New"/>
-          <w:color w:val="1E1E26"/>
-          <w:sz w:val="25"/>
-          <w:szCs w:val="25"/>
-          <w:shd w:val="clear" w:color="auto" w:fill="F8F7FC"/>
-          <w:lang w:eastAsia="en-IN"/>
-        </w:rPr>
-        <w:t xml:space="preserve">        }</w:t>
-      </w:r>
-    </w:p>
-    <w:p>
-      <w:pPr>
-        <w:spacing w:after="0" w:line="240" w:lineRule="auto"/>
-        <w:rPr>
-          <w:rFonts w:ascii="Courier New" w:eastAsia="Times New Roman" w:hAnsi="Courier New" w:cs="Courier New"/>
-          <w:color w:val="1E1E26"/>
-          <w:sz w:val="25"/>
-          <w:szCs w:val="25"/>
-          <w:shd w:val="clear" w:color="auto" w:fill="F8F7FC"/>
-          <w:lang w:eastAsia="en-IN"/>
-        </w:rPr>
-      </w:pPr>
-      <w:r>
-        <w:rPr>
-          <w:rFonts w:ascii="Courier New" w:eastAsia="Times New Roman" w:hAnsi="Courier New" w:cs="Courier New"/>
-          <w:color w:val="1E1E26"/>
-          <w:sz w:val="25"/>
-          <w:szCs w:val="25"/>
-          <w:shd w:val="clear" w:color="auto" w:fill="F8F7FC"/>
-          <w:lang w:eastAsia="en-IN"/>
-        </w:rPr>
-        <w:t xml:space="preserve">        stage ('maven Test') {</w:t>
-      </w:r>
-    </w:p>
-    <w:p>
-      <w:pPr>
-        <w:spacing w:after="0" w:line="240" w:lineRule="auto"/>
-        <w:rPr>
-          <w:rFonts w:ascii="Courier New" w:eastAsia="Times New Roman" w:hAnsi="Courier New" w:cs="Courier New"/>
-          <w:color w:val="1E1E26"/>
-          <w:sz w:val="25"/>
-          <w:szCs w:val="25"/>
-          <w:shd w:val="clear" w:color="auto" w:fill="F8F7FC"/>
-          <w:lang w:eastAsia="en-IN"/>
-        </w:rPr>
-      </w:pPr>
-      <w:r>
-        <w:rPr>
-          <w:rFonts w:ascii="Courier New" w:eastAsia="Times New Roman" w:hAnsi="Courier New" w:cs="Courier New"/>
-          <w:color w:val="1E1E26"/>
-          <w:sz w:val="25"/>
-          <w:szCs w:val="25"/>
-          <w:shd w:val="clear" w:color="auto" w:fill="F8F7FC"/>
-          <w:lang w:eastAsia="en-IN"/>
-        </w:rPr>
-        <w:t xml:space="preserve">            steps {</w:t>
-      </w:r>
-    </w:p>
-    <w:p>
-      <w:pPr>
-        <w:spacing w:after="0" w:line="240" w:lineRule="auto"/>
-        <w:rPr>
-          <w:rFonts w:ascii="Courier New" w:eastAsia="Times New Roman" w:hAnsi="Courier New" w:cs="Courier New"/>
-          <w:color w:val="1E1E26"/>
-          <w:sz w:val="25"/>
-          <w:szCs w:val="25"/>
-          <w:shd w:val="clear" w:color="auto" w:fill="F8F7FC"/>
-          <w:lang w:eastAsia="en-IN"/>
-        </w:rPr>
-      </w:pPr>
-      <w:r>
-        <w:rPr>
-          <w:rFonts w:ascii="Courier New" w:eastAsia="Times New Roman" w:hAnsi="Courier New" w:cs="Courier New"/>
-          <w:color w:val="1E1E26"/>
-          <w:sz w:val="25"/>
-          <w:szCs w:val="25"/>
-          <w:shd w:val="clear" w:color="auto" w:fill="F8F7FC"/>
-          <w:lang w:eastAsia="en-IN"/>
-        </w:rPr>
-        <w:t xml:space="preserve">                sh 'mvn test'</w:t>
-      </w:r>
-    </w:p>
-    <w:p>
-      <w:pPr>
-        <w:spacing w:after="0" w:line="240" w:lineRule="auto"/>
-        <w:rPr>
-          <w:rFonts w:ascii="Courier New" w:eastAsia="Times New Roman" w:hAnsi="Courier New" w:cs="Courier New"/>
-          <w:color w:val="1E1E26"/>
-          <w:sz w:val="25"/>
-          <w:szCs w:val="25"/>
-          <w:shd w:val="clear" w:color="auto" w:fill="F8F7FC"/>
-          <w:lang w:eastAsia="en-IN"/>
-        </w:rPr>
-      </w:pPr>
-      <w:r>
-        <w:rPr>
-          <w:rFonts w:ascii="Courier New" w:eastAsia="Times New Roman" w:hAnsi="Courier New" w:cs="Courier New"/>
-          <w:color w:val="1E1E26"/>
-          <w:sz w:val="25"/>
-          <w:szCs w:val="25"/>
-          <w:shd w:val="clear" w:color="auto" w:fill="F8F7FC"/>
-          <w:lang w:eastAsia="en-IN"/>
-        </w:rPr>
-        <w:t xml:space="preserve">            }</w:t>
-      </w:r>
-    </w:p>
-    <w:p>
-      <w:pPr>
-        <w:spacing w:after="0" w:line="240" w:lineRule="auto"/>
-        <w:rPr>
-          <w:rFonts w:ascii="Courier New" w:eastAsia="Times New Roman" w:hAnsi="Courier New" w:cs="Courier New"/>
-          <w:color w:val="1E1E26"/>
-          <w:sz w:val="25"/>
-          <w:szCs w:val="25"/>
-          <w:shd w:val="clear" w:color="auto" w:fill="F8F7FC"/>
-          <w:lang w:eastAsia="en-IN"/>
-        </w:rPr>
-      </w:pPr>
-      <w:r>
-        <w:rPr>
-          <w:rFonts w:ascii="Courier New" w:eastAsia="Times New Roman" w:hAnsi="Courier New" w:cs="Courier New"/>
-          <w:color w:val="1E1E26"/>
-          <w:sz w:val="25"/>
-          <w:szCs w:val="25"/>
-          <w:shd w:val="clear" w:color="auto" w:fill="F8F7FC"/>
-          <w:lang w:eastAsia="en-IN"/>
-        </w:rPr>
-        <w:t xml:space="preserve">        }</w:t>
-      </w:r>
-    </w:p>
-    <w:p>
-      <w:pPr>
-        <w:spacing w:after="0" w:line="240" w:lineRule="auto"/>
-        <w:rPr>
-          <w:rFonts w:ascii="Courier New" w:eastAsia="Times New Roman" w:hAnsi="Courier New" w:cs="Courier New"/>
-          <w:color w:val="1E1E26"/>
-          <w:sz w:val="25"/>
-          <w:szCs w:val="25"/>
-          <w:shd w:val="clear" w:color="auto" w:fill="F8F7FC"/>
-          <w:lang w:eastAsia="en-IN"/>
-        </w:rPr>
-      </w:pPr>
-      <w:r>
-        <w:rPr>
-          <w:rFonts w:ascii="Courier New" w:eastAsia="Times New Roman" w:hAnsi="Courier New" w:cs="Courier New"/>
-          <w:color w:val="1E1E26"/>
-          <w:sz w:val="25"/>
-          <w:szCs w:val="25"/>
-          <w:shd w:val="clear" w:color="auto" w:fill="F8F7FC"/>
-          <w:lang w:eastAsia="en-IN"/>
-        </w:rPr>
-        <w:t xml:space="preserve">        stage("Sonarqube Analysis "){</w:t>
-      </w:r>
-    </w:p>
-    <w:p>
-      <w:pPr>
-        <w:spacing w:after="0" w:line="240" w:lineRule="auto"/>
-        <w:rPr>
-          <w:rFonts w:ascii="Courier New" w:eastAsia="Times New Roman" w:hAnsi="Courier New" w:cs="Courier New"/>
-          <w:color w:val="1E1E26"/>
-          <w:sz w:val="25"/>
-          <w:szCs w:val="25"/>
-          <w:shd w:val="clear" w:color="auto" w:fill="F8F7FC"/>
-          <w:lang w:eastAsia="en-IN"/>
-        </w:rPr>
-      </w:pPr>
-      <w:r>
-        <w:rPr>
-          <w:rFonts w:ascii="Courier New" w:eastAsia="Times New Roman" w:hAnsi="Courier New" w:cs="Courier New"/>
-          <w:color w:val="1E1E26"/>
-          <w:sz w:val="25"/>
-          <w:szCs w:val="25"/>
-          <w:shd w:val="clear" w:color="auto" w:fill="F8F7FC"/>
-          <w:lang w:eastAsia="en-IN"/>
-        </w:rPr>
-        <w:t xml:space="preserve">            steps{</w:t>
-      </w:r>
-    </w:p>
-    <w:p>
-      <w:pPr>
-        <w:spacing w:after="0" w:line="240" w:lineRule="auto"/>
-        <w:rPr>
-          <w:rFonts w:ascii="Courier New" w:eastAsia="Times New Roman" w:hAnsi="Courier New" w:cs="Courier New"/>
-          <w:color w:val="1E1E26"/>
-          <w:sz w:val="25"/>
-          <w:szCs w:val="25"/>
-          <w:shd w:val="clear" w:color="auto" w:fill="F8F7FC"/>
-          <w:lang w:eastAsia="en-IN"/>
-        </w:rPr>
-      </w:pPr>
-      <w:r>
-        <w:rPr>
-          <w:rFonts w:ascii="Courier New" w:eastAsia="Times New Roman" w:hAnsi="Courier New" w:cs="Courier New"/>
-          <w:color w:val="1E1E26"/>
-          <w:sz w:val="25"/>
-          <w:szCs w:val="25"/>
-          <w:shd w:val="clear" w:color="auto" w:fill="F8F7FC"/>
-          <w:lang w:eastAsia="en-IN"/>
-        </w:rPr>
-        <w:t xml:space="preserve">                withSonarQubeEnv('sonar-server') {</w:t>
-      </w:r>
-    </w:p>
-    <w:p>
-      <w:pPr>
-        <w:spacing w:after="0" w:line="240" w:lineRule="auto"/>
-        <w:rPr>
-          <w:rFonts w:ascii="Courier New" w:eastAsia="Times New Roman" w:hAnsi="Courier New" w:cs="Courier New"/>
-          <w:color w:val="1E1E26"/>
-          <w:sz w:val="25"/>
-          <w:szCs w:val="25"/>
-          <w:shd w:val="clear" w:color="auto" w:fill="F8F7FC"/>
-          <w:lang w:eastAsia="en-IN"/>
-        </w:rPr>
-      </w:pPr>
-      <w:r>
-        <w:rPr>
-          <w:rFonts w:ascii="Courier New" w:eastAsia="Times New Roman" w:hAnsi="Courier New" w:cs="Courier New"/>
-          <w:color w:val="1E1E26"/>
-          <w:sz w:val="25"/>
-          <w:szCs w:val="25"/>
-          <w:shd w:val="clear" w:color="auto" w:fill="F8F7FC"/>
-          <w:lang w:eastAsia="en-IN"/>
-        </w:rPr>
-        <w:t xml:space="preserve">                    sh ''' $SCANNER_HOME/bin/sonar-scanner -Dsonar.projectName=</w:t>
-      </w:r>
-      <w:r>
-        <w:rPr>
-          <w:rFonts w:ascii="Courier New" w:eastAsia="Times New Roman" w:hAnsi="Courier New" w:cs="Courier New"/>
-          <w:color w:val="1E1E26"/>
-          <w:sz w:val="25"/>
-          <w:szCs w:val="25"/>
-          <w:shd w:val="clear" w:color="auto" w:fill="F8F7FC"/>
-          <w:lang w:eastAsia="en-IN"/>
-        </w:rPr>
-        <w:t>Loginwebapp</w:t>
-      </w:r>
-      <w:r>
-        <w:rPr>
-          <w:rFonts w:ascii="Courier New" w:eastAsia="Times New Roman" w:hAnsi="Courier New" w:cs="Courier New"/>
-          <w:color w:val="1E1E26"/>
-          <w:sz w:val="25"/>
-          <w:szCs w:val="25"/>
-          <w:shd w:val="clear" w:color="auto" w:fill="F8F7FC"/>
-          <w:lang w:eastAsia="en-IN"/>
-        </w:rPr>
-        <w:t xml:space="preserve"> \</w:t>
-      </w:r>
-    </w:p>
-    <w:p>
-      <w:pPr>
-        <w:spacing w:after="0" w:line="240" w:lineRule="auto"/>
-        <w:rPr>
-          <w:rFonts w:ascii="Courier New" w:eastAsia="Times New Roman" w:hAnsi="Courier New" w:cs="Courier New"/>
-          <w:color w:val="1E1E26"/>
-          <w:sz w:val="25"/>
-          <w:szCs w:val="25"/>
-          <w:shd w:val="clear" w:color="auto" w:fill="F8F7FC"/>
-          <w:lang w:eastAsia="en-IN"/>
-        </w:rPr>
-      </w:pPr>
-      <w:r>
-        <w:rPr>
-          <w:rFonts w:ascii="Courier New" w:eastAsia="Times New Roman" w:hAnsi="Courier New" w:cs="Courier New"/>
-          <w:color w:val="1E1E26"/>
-          <w:sz w:val="25"/>
-          <w:szCs w:val="25"/>
-          <w:shd w:val="clear" w:color="auto" w:fill="F8F7FC"/>
-          <w:lang w:eastAsia="en-IN"/>
-        </w:rPr>
-        <w:t xml:space="preserve">                    -Dsonar.java.binaries=. \</w:t>
-      </w:r>
-    </w:p>
-    <w:p>
-      <w:pPr>
-        <w:spacing w:after="0" w:line="240" w:lineRule="auto"/>
-        <w:rPr>
-          <w:rFonts w:ascii="Courier New" w:eastAsia="Times New Roman" w:hAnsi="Courier New" w:cs="Courier New"/>
-          <w:color w:val="1E1E26"/>
-          <w:sz w:val="25"/>
-          <w:szCs w:val="25"/>
-          <w:shd w:val="clear" w:color="auto" w:fill="F8F7FC"/>
-          <w:lang w:eastAsia="en-IN"/>
-        </w:rPr>
-      </w:pPr>
-      <w:r>
-        <w:rPr>
-          <w:rFonts w:ascii="Courier New" w:eastAsia="Times New Roman" w:hAnsi="Courier New" w:cs="Courier New"/>
-          <w:color w:val="1E1E26"/>
-          <w:sz w:val="25"/>
-          <w:szCs w:val="25"/>
-          <w:shd w:val="clear" w:color="auto" w:fill="F8F7FC"/>
-          <w:lang w:eastAsia="en-IN"/>
-        </w:rPr>
-        <w:t xml:space="preserve">                    -Dsonar.projectKey= </w:t>
-      </w:r>
-      <w:r>
-        <w:rPr>
-          <w:rFonts w:ascii="Courier New" w:eastAsia="Times New Roman" w:hAnsi="Courier New" w:cs="Courier New"/>
-          <w:color w:val="1E1E26"/>
-          <w:sz w:val="25"/>
-          <w:szCs w:val="25"/>
-          <w:shd w:val="clear" w:color="auto" w:fill="F8F7FC"/>
-          <w:lang w:eastAsia="en-IN"/>
-        </w:rPr>
-        <w:t>Loginwebapp</w:t>
-      </w:r>
-      <w:r>
-        <w:rPr>
-          <w:rFonts w:ascii="Courier New" w:eastAsia="Times New Roman" w:hAnsi="Courier New" w:cs="Courier New"/>
-          <w:color w:val="1E1E26"/>
-          <w:sz w:val="25"/>
-          <w:szCs w:val="25"/>
-          <w:shd w:val="clear" w:color="auto" w:fill="F8F7FC"/>
-          <w:lang w:eastAsia="en-IN"/>
-        </w:rPr>
-        <w:t xml:space="preserve"> '''</w:t>
-      </w:r>
-    </w:p>
-    <w:p>
-      <w:pPr>
-        <w:spacing w:after="0" w:line="240" w:lineRule="auto"/>
-        <w:rPr>
-          <w:rFonts w:ascii="Courier New" w:eastAsia="Times New Roman" w:hAnsi="Courier New" w:cs="Courier New"/>
-          <w:color w:val="1E1E26"/>
-          <w:sz w:val="25"/>
-          <w:szCs w:val="25"/>
-          <w:shd w:val="clear" w:color="auto" w:fill="F8F7FC"/>
-          <w:lang w:eastAsia="en-IN"/>
-        </w:rPr>
-      </w:pPr>
-      <w:r>
-        <w:rPr>
-          <w:rFonts w:ascii="Courier New" w:eastAsia="Times New Roman" w:hAnsi="Courier New" w:cs="Courier New"/>
-          <w:color w:val="1E1E26"/>
-          <w:sz w:val="25"/>
-          <w:szCs w:val="25"/>
-          <w:shd w:val="clear" w:color="auto" w:fill="F8F7FC"/>
-          <w:lang w:eastAsia="en-IN"/>
-        </w:rPr>
-        <w:t xml:space="preserve">                }</w:t>
-      </w:r>
-    </w:p>
-    <w:p>
-      <w:pPr>
-        <w:spacing w:after="0" w:line="240" w:lineRule="auto"/>
-        <w:rPr>
-          <w:rFonts w:ascii="Courier New" w:eastAsia="Times New Roman" w:hAnsi="Courier New" w:cs="Courier New"/>
-          <w:color w:val="1E1E26"/>
-          <w:sz w:val="25"/>
-          <w:szCs w:val="25"/>
-          <w:shd w:val="clear" w:color="auto" w:fill="F8F7FC"/>
-          <w:lang w:eastAsia="en-IN"/>
-        </w:rPr>
-      </w:pPr>
-      <w:r>
-        <w:rPr>
-          <w:rFonts w:ascii="Courier New" w:eastAsia="Times New Roman" w:hAnsi="Courier New" w:cs="Courier New"/>
-          <w:color w:val="1E1E26"/>
-          <w:sz w:val="25"/>
-          <w:szCs w:val="25"/>
-          <w:shd w:val="clear" w:color="auto" w:fill="F8F7FC"/>
-          <w:lang w:eastAsia="en-IN"/>
-        </w:rPr>
-        <w:t xml:space="preserve">            }</w:t>
-      </w:r>
-    </w:p>
-    <w:p>
-      <w:pPr>
-        <w:spacing w:after="0" w:line="240" w:lineRule="auto"/>
-        <w:rPr>
-          <w:rFonts w:ascii="Courier New" w:eastAsia="Times New Roman" w:hAnsi="Courier New" w:cs="Courier New"/>
-          <w:color w:val="1E1E26"/>
-          <w:sz w:val="25"/>
-          <w:szCs w:val="25"/>
-          <w:shd w:val="clear" w:color="auto" w:fill="F8F7FC"/>
-          <w:lang w:eastAsia="en-IN"/>
-        </w:rPr>
-      </w:pPr>
-      <w:r>
-        <w:rPr>
-          <w:rFonts w:ascii="Courier New" w:eastAsia="Times New Roman" w:hAnsi="Courier New" w:cs="Courier New"/>
-          <w:color w:val="1E1E26"/>
-          <w:sz w:val="25"/>
-          <w:szCs w:val="25"/>
-          <w:shd w:val="clear" w:color="auto" w:fill="F8F7FC"/>
-          <w:lang w:eastAsia="en-IN"/>
-        </w:rPr>
-        <w:t xml:space="preserve">        }</w:t>
-      </w:r>
-    </w:p>
-    <w:p>
-      <w:pPr>
-        <w:spacing w:after="0" w:line="240" w:lineRule="auto"/>
-        <w:rPr>
-          <w:rFonts w:ascii="Courier New" w:eastAsia="Times New Roman" w:hAnsi="Courier New" w:cs="Courier New"/>
-          <w:color w:val="1E1E26"/>
-          <w:sz w:val="25"/>
-          <w:szCs w:val="25"/>
-          <w:shd w:val="clear" w:color="auto" w:fill="F8F7FC"/>
-          <w:lang w:eastAsia="en-IN"/>
-        </w:rPr>
-      </w:pPr>
-      <w:r>
-        <w:rPr>
-          <w:rFonts w:ascii="Courier New" w:eastAsia="Times New Roman" w:hAnsi="Courier New" w:cs="Courier New"/>
-          <w:color w:val="1E1E26"/>
-          <w:sz w:val="25"/>
-          <w:szCs w:val="25"/>
-          <w:shd w:val="clear" w:color="auto" w:fill="F8F7FC"/>
-          <w:lang w:eastAsia="en-IN"/>
-        </w:rPr>
-        <w:t xml:space="preserve">        stage("quality gate"){</w:t>
-      </w:r>
-    </w:p>
-    <w:p>
-      <w:pPr>
-        <w:spacing w:after="0" w:line="240" w:lineRule="auto"/>
-        <w:rPr>
-          <w:rFonts w:ascii="Courier New" w:eastAsia="Times New Roman" w:hAnsi="Courier New" w:cs="Courier New"/>
-          <w:color w:val="1E1E26"/>
-          <w:sz w:val="25"/>
-          <w:szCs w:val="25"/>
-          <w:shd w:val="clear" w:color="auto" w:fill="F8F7FC"/>
-          <w:lang w:eastAsia="en-IN"/>
-        </w:rPr>
-      </w:pPr>
-      <w:r>
-        <w:rPr>
-          <w:rFonts w:ascii="Courier New" w:eastAsia="Times New Roman" w:hAnsi="Courier New" w:cs="Courier New"/>
-          <w:color w:val="1E1E26"/>
-          <w:sz w:val="25"/>
-          <w:szCs w:val="25"/>
-          <w:shd w:val="clear" w:color="auto" w:fill="F8F7FC"/>
-          <w:lang w:eastAsia="en-IN"/>
-        </w:rPr>
-        <w:t xml:space="preserve">            steps {</w:t>
-      </w:r>
-    </w:p>
-    <w:p>
-      <w:pPr>
-        <w:spacing w:after="0" w:line="240" w:lineRule="auto"/>
-        <w:rPr>
-          <w:rFonts w:ascii="Courier New" w:eastAsia="Times New Roman" w:hAnsi="Courier New" w:cs="Courier New"/>
-          <w:color w:val="1E1E26"/>
-          <w:sz w:val="25"/>
-          <w:szCs w:val="25"/>
-          <w:shd w:val="clear" w:color="auto" w:fill="F8F7FC"/>
-          <w:lang w:eastAsia="en-IN"/>
-        </w:rPr>
-      </w:pPr>
-      <w:r>
-        <w:rPr>
-          <w:rFonts w:ascii="Courier New" w:eastAsia="Times New Roman" w:hAnsi="Courier New" w:cs="Courier New"/>
-          <w:color w:val="1E1E26"/>
-          <w:sz w:val="25"/>
-          <w:szCs w:val="25"/>
-          <w:shd w:val="clear" w:color="auto" w:fill="F8F7FC"/>
-          <w:lang w:eastAsia="en-IN"/>
-        </w:rPr>
-        <w:t xml:space="preserve">                script {</w:t>
-      </w:r>
-    </w:p>
-    <w:p>
-      <w:pPr>
-        <w:spacing w:after="0" w:line="240" w:lineRule="auto"/>
-        <w:rPr>
-          <w:rFonts w:ascii="Courier New" w:eastAsia="Times New Roman" w:hAnsi="Courier New" w:cs="Courier New"/>
-          <w:color w:val="1E1E26"/>
-          <w:sz w:val="25"/>
-          <w:szCs w:val="25"/>
-          <w:shd w:val="clear" w:color="auto" w:fill="F8F7FC"/>
-          <w:lang w:eastAsia="en-IN"/>
-        </w:rPr>
-      </w:pPr>
-      <w:r>
-        <w:rPr>
-          <w:rFonts w:ascii="Courier New" w:eastAsia="Times New Roman" w:hAnsi="Courier New" w:cs="Courier New"/>
-          <w:color w:val="1E1E26"/>
-          <w:sz w:val="25"/>
-          <w:szCs w:val="25"/>
-          <w:shd w:val="clear" w:color="auto" w:fill="F8F7FC"/>
-          <w:lang w:eastAsia="en-IN"/>
-        </w:rPr>
-        <w:t xml:space="preserve">                  waitForQualityGate abortPipeline: false, credentialsId: 'Sonar-token'</w:t>
-      </w:r>
-    </w:p>
-    <w:p>
-      <w:pPr>
-        <w:spacing w:after="0" w:line="240" w:lineRule="auto"/>
-        <w:rPr>
-          <w:rFonts w:ascii="Courier New" w:eastAsia="Times New Roman" w:hAnsi="Courier New" w:cs="Courier New"/>
-          <w:color w:val="1E1E26"/>
-          <w:sz w:val="25"/>
-          <w:szCs w:val="25"/>
-          <w:shd w:val="clear" w:color="auto" w:fill="F8F7FC"/>
-          <w:lang w:eastAsia="en-IN"/>
-        </w:rPr>
-      </w:pPr>
-      <w:r>
-        <w:rPr>
-          <w:rFonts w:ascii="Courier New" w:eastAsia="Times New Roman" w:hAnsi="Courier New" w:cs="Courier New"/>
-          <w:color w:val="1E1E26"/>
-          <w:sz w:val="25"/>
-          <w:szCs w:val="25"/>
-          <w:shd w:val="clear" w:color="auto" w:fill="F8F7FC"/>
-          <w:lang w:eastAsia="en-IN"/>
-        </w:rPr>
-        <w:t xml:space="preserve">                }</w:t>
-      </w:r>
-    </w:p>
-    <w:p>
-      <w:pPr>
-        <w:spacing w:after="0" w:line="240" w:lineRule="auto"/>
-        <w:rPr>
-          <w:rFonts w:ascii="Courier New" w:eastAsia="Times New Roman" w:hAnsi="Courier New" w:cs="Courier New"/>
-          <w:color w:val="1E1E26"/>
-          <w:sz w:val="25"/>
-          <w:szCs w:val="25"/>
-          <w:shd w:val="clear" w:color="auto" w:fill="F8F7FC"/>
-          <w:lang w:eastAsia="en-IN"/>
-        </w:rPr>
-      </w:pPr>
-      <w:r>
-        <w:rPr>
-          <w:rFonts w:ascii="Courier New" w:eastAsia="Times New Roman" w:hAnsi="Courier New" w:cs="Courier New"/>
-          <w:color w:val="1E1E26"/>
-          <w:sz w:val="25"/>
-          <w:szCs w:val="25"/>
-          <w:shd w:val="clear" w:color="auto" w:fill="F8F7FC"/>
-          <w:lang w:eastAsia="en-IN"/>
-        </w:rPr>
-        <w:t xml:space="preserve">           }</w:t>
-      </w:r>
-    </w:p>
-    <w:p>
-      <w:pPr>
-        <w:spacing w:after="0" w:line="240" w:lineRule="auto"/>
-        <w:rPr>
-          <w:rFonts w:ascii="Courier New" w:eastAsia="Times New Roman" w:hAnsi="Courier New" w:cs="Courier New"/>
-          <w:color w:val="1E1E26"/>
-          <w:sz w:val="25"/>
-          <w:szCs w:val="25"/>
-          <w:shd w:val="clear" w:color="auto" w:fill="F8F7FC"/>
-          <w:lang w:eastAsia="en-IN"/>
-        </w:rPr>
-      </w:pPr>
-      <w:r>
-        <w:rPr>
-          <w:rFonts w:ascii="Courier New" w:eastAsia="Times New Roman" w:hAnsi="Courier New" w:cs="Courier New"/>
-          <w:color w:val="1E1E26"/>
-          <w:sz w:val="25"/>
-          <w:szCs w:val="25"/>
-          <w:shd w:val="clear" w:color="auto" w:fill="F8F7FC"/>
-          <w:lang w:eastAsia="en-IN"/>
-        </w:rPr>
-        <w:t xml:space="preserve">        }</w:t>
-      </w:r>
-    </w:p>
-    <w:p>
-      <w:pPr>
-        <w:spacing w:after="0" w:line="240" w:lineRule="auto"/>
-        <w:rPr>
-          <w:rFonts w:ascii="Courier New" w:eastAsia="Times New Roman" w:hAnsi="Courier New" w:cs="Courier New"/>
-          <w:color w:val="1E1E26"/>
-          <w:sz w:val="25"/>
-          <w:szCs w:val="25"/>
-          <w:shd w:val="clear" w:color="auto" w:fill="F8F7FC"/>
-          <w:lang w:eastAsia="en-IN"/>
-        </w:rPr>
-      </w:pPr>
-      <w:r>
-        <w:rPr>
-          <w:rFonts w:ascii="Courier New" w:eastAsia="Times New Roman" w:hAnsi="Courier New" w:cs="Courier New"/>
-          <w:color w:val="1E1E26"/>
-          <w:sz w:val="25"/>
-          <w:szCs w:val="25"/>
-          <w:shd w:val="clear" w:color="auto" w:fill="F8F7FC"/>
-          <w:lang w:eastAsia="en-IN"/>
-        </w:rPr>
-        <w:t xml:space="preserve">        stage ('Build war file'){</w:t>
-      </w:r>
-    </w:p>
-    <w:p>
-      <w:pPr>
-        <w:spacing w:after="0" w:line="240" w:lineRule="auto"/>
-        <w:rPr>
-          <w:rFonts w:ascii="Courier New" w:eastAsia="Times New Roman" w:hAnsi="Courier New" w:cs="Courier New"/>
-          <w:color w:val="1E1E26"/>
-          <w:sz w:val="25"/>
-          <w:szCs w:val="25"/>
-          <w:shd w:val="clear" w:color="auto" w:fill="F8F7FC"/>
-          <w:lang w:eastAsia="en-IN"/>
-        </w:rPr>
-      </w:pPr>
-      <w:r>
-        <w:rPr>
-          <w:rFonts w:ascii="Courier New" w:eastAsia="Times New Roman" w:hAnsi="Courier New" w:cs="Courier New"/>
-          <w:color w:val="1E1E26"/>
-          <w:sz w:val="25"/>
-          <w:szCs w:val="25"/>
-          <w:shd w:val="clear" w:color="auto" w:fill="F8F7FC"/>
-          <w:lang w:eastAsia="en-IN"/>
-        </w:rPr>
-        <w:t xml:space="preserve">            steps{</w:t>
-      </w:r>
-    </w:p>
-    <w:p>
-      <w:pPr>
-        <w:spacing w:after="0" w:line="240" w:lineRule="auto"/>
-        <w:rPr>
-          <w:rFonts w:ascii="Courier New" w:eastAsia="Times New Roman" w:hAnsi="Courier New" w:cs="Courier New"/>
-          <w:color w:val="1E1E26"/>
-          <w:sz w:val="25"/>
-          <w:szCs w:val="25"/>
-          <w:shd w:val="clear" w:color="auto" w:fill="F8F7FC"/>
-          <w:lang w:eastAsia="en-IN"/>
-        </w:rPr>
-      </w:pPr>
-      <w:r>
-        <w:rPr>
-          <w:rFonts w:ascii="Courier New" w:eastAsia="Times New Roman" w:hAnsi="Courier New" w:cs="Courier New"/>
-          <w:color w:val="1E1E26"/>
-          <w:sz w:val="25"/>
-          <w:szCs w:val="25"/>
-          <w:shd w:val="clear" w:color="auto" w:fill="F8F7FC"/>
-          <w:lang w:eastAsia="en-IN"/>
-        </w:rPr>
-        <w:t xml:space="preserve">                sh 'mvn clean install -DskipTests=true'</w:t>
-      </w:r>
-    </w:p>
-    <w:p>
-      <w:pPr>
-        <w:spacing w:after="0" w:line="240" w:lineRule="auto"/>
-        <w:rPr>
-          <w:rFonts w:ascii="Courier New" w:eastAsia="Times New Roman" w:hAnsi="Courier New" w:cs="Courier New"/>
-          <w:color w:val="1E1E26"/>
-          <w:sz w:val="25"/>
-          <w:szCs w:val="25"/>
-          <w:shd w:val="clear" w:color="auto" w:fill="F8F7FC"/>
-          <w:lang w:eastAsia="en-IN"/>
-        </w:rPr>
-      </w:pPr>
-      <w:r>
-        <w:rPr>
-          <w:rFonts w:ascii="Courier New" w:eastAsia="Times New Roman" w:hAnsi="Courier New" w:cs="Courier New"/>
-          <w:color w:val="1E1E26"/>
-          <w:sz w:val="25"/>
-          <w:szCs w:val="25"/>
-          <w:shd w:val="clear" w:color="auto" w:fill="F8F7FC"/>
-          <w:lang w:eastAsia="en-IN"/>
-        </w:rPr>
-        <w:lastRenderedPageBreak/>
-        <w:t xml:space="preserve">            }</w:t>
-      </w:r>
-    </w:p>
-    <w:p>
-      <w:pPr>
-        <w:spacing w:after="0" w:line="240" w:lineRule="auto"/>
-        <w:rPr>
-          <w:rFonts w:ascii="Courier New" w:eastAsia="Times New Roman" w:hAnsi="Courier New" w:cs="Courier New"/>
-          <w:color w:val="1E1E26"/>
-          <w:sz w:val="25"/>
-          <w:szCs w:val="25"/>
-          <w:shd w:val="clear" w:color="auto" w:fill="F8F7FC"/>
-          <w:lang w:eastAsia="en-IN"/>
-        </w:rPr>
-      </w:pPr>
-      <w:r>
-        <w:rPr>
-          <w:rFonts w:ascii="Courier New" w:eastAsia="Times New Roman" w:hAnsi="Courier New" w:cs="Courier New"/>
-          <w:color w:val="1E1E26"/>
-          <w:sz w:val="25"/>
-          <w:szCs w:val="25"/>
-          <w:shd w:val="clear" w:color="auto" w:fill="F8F7FC"/>
-          <w:lang w:eastAsia="en-IN"/>
-        </w:rPr>
-        <w:t xml:space="preserve">        }</w:t>
-      </w:r>
-    </w:p>
-    <w:p>
-      <w:pPr>
-        <w:spacing w:after="0" w:line="240" w:lineRule="auto"/>
-        <w:rPr>
-          <w:rFonts w:ascii="Courier New" w:eastAsia="Times New Roman" w:hAnsi="Courier New" w:cs="Courier New"/>
-          <w:color w:val="1E1E26"/>
-          <w:sz w:val="25"/>
-          <w:szCs w:val="25"/>
-          <w:shd w:val="clear" w:color="auto" w:fill="F8F7FC"/>
-          <w:lang w:eastAsia="en-IN"/>
-        </w:rPr>
-      </w:pPr>
-      <w:r>
-        <w:rPr>
-          <w:rFonts w:ascii="Courier New" w:eastAsia="Times New Roman" w:hAnsi="Courier New" w:cs="Courier New"/>
-          <w:color w:val="1E1E26"/>
-          <w:sz w:val="25"/>
-          <w:szCs w:val="25"/>
-          <w:shd w:val="clear" w:color="auto" w:fill="F8F7FC"/>
-          <w:lang w:eastAsia="en-IN"/>
-        </w:rPr>
-        <w:t xml:space="preserve">        </w:t>
-      </w:r>
-    </w:p>
-    <w:p>
-      <w:pPr>
-        <w:spacing w:after="0" w:line="240" w:lineRule="auto"/>
-        <w:rPr>
-          <w:rFonts w:ascii="Courier New" w:eastAsia="Times New Roman" w:hAnsi="Courier New" w:cs="Courier New"/>
-          <w:color w:val="1E1E26"/>
-          <w:sz w:val="25"/>
-          <w:szCs w:val="25"/>
-          <w:shd w:val="clear" w:color="auto" w:fill="F8F7FC"/>
-          <w:lang w:eastAsia="en-IN"/>
-        </w:rPr>
-      </w:pPr>
-      <w:r>
-        <w:rPr>
-          <w:rFonts w:ascii="Courier New" w:eastAsia="Times New Roman" w:hAnsi="Courier New" w:cs="Courier New"/>
-          <w:color w:val="1E1E26"/>
-          <w:sz w:val="25"/>
-          <w:szCs w:val="25"/>
-          <w:shd w:val="clear" w:color="auto" w:fill="F8F7FC"/>
-          <w:lang w:eastAsia="en-IN"/>
-        </w:rPr>
-        <w:t xml:space="preserve">        stage ('Build and push to docker hub'){</w:t>
-      </w:r>
-    </w:p>
-    <w:p>
-      <w:pPr>
-        <w:spacing w:after="0" w:line="240" w:lineRule="auto"/>
-        <w:rPr>
-          <w:rFonts w:ascii="Courier New" w:eastAsia="Times New Roman" w:hAnsi="Courier New" w:cs="Courier New"/>
-          <w:color w:val="1E1E26"/>
-          <w:sz w:val="25"/>
-          <w:szCs w:val="25"/>
-          <w:shd w:val="clear" w:color="auto" w:fill="F8F7FC"/>
-          <w:lang w:eastAsia="en-IN"/>
-        </w:rPr>
-      </w:pPr>
-      <w:r>
-        <w:rPr>
-          <w:rFonts w:ascii="Courier New" w:eastAsia="Times New Roman" w:hAnsi="Courier New" w:cs="Courier New"/>
-          <w:color w:val="1E1E26"/>
-          <w:sz w:val="25"/>
-          <w:szCs w:val="25"/>
-          <w:shd w:val="clear" w:color="auto" w:fill="F8F7FC"/>
-          <w:lang w:eastAsia="en-IN"/>
-        </w:rPr>
-        <w:t xml:space="preserve">            steps{</w:t>
-      </w:r>
-    </w:p>
-    <w:p>
-      <w:pPr>
-        <w:spacing w:after="0" w:line="240" w:lineRule="auto"/>
-        <w:rPr>
-          <w:rFonts w:ascii="Courier New" w:eastAsia="Times New Roman" w:hAnsi="Courier New" w:cs="Courier New"/>
-          <w:color w:val="1E1E26"/>
-          <w:sz w:val="25"/>
-          <w:szCs w:val="25"/>
-          <w:shd w:val="clear" w:color="auto" w:fill="F8F7FC"/>
-          <w:lang w:eastAsia="en-IN"/>
-        </w:rPr>
-      </w:pPr>
-      <w:r>
-        <w:rPr>
-          <w:rFonts w:ascii="Courier New" w:eastAsia="Times New Roman" w:hAnsi="Courier New" w:cs="Courier New"/>
-          <w:color w:val="1E1E26"/>
-          <w:sz w:val="25"/>
-          <w:szCs w:val="25"/>
-          <w:shd w:val="clear" w:color="auto" w:fill="F8F7FC"/>
-          <w:lang w:eastAsia="en-IN"/>
-        </w:rPr>
-        <w:t xml:space="preserve">                script{</w:t>
-      </w:r>
-    </w:p>
-    <w:p>
-      <w:pPr>
-        <w:spacing w:after="0" w:line="240" w:lineRule="auto"/>
-        <w:rPr>
-          <w:rFonts w:ascii="Courier New" w:eastAsia="Times New Roman" w:hAnsi="Courier New" w:cs="Courier New"/>
-          <w:color w:val="1E1E26"/>
-          <w:sz w:val="25"/>
-          <w:szCs w:val="25"/>
-          <w:shd w:val="clear" w:color="auto" w:fill="F8F7FC"/>
-          <w:lang w:eastAsia="en-IN"/>
-        </w:rPr>
-      </w:pPr>
-      <w:r>
-        <w:rPr>
-          <w:rFonts w:ascii="Courier New" w:eastAsia="Times New Roman" w:hAnsi="Courier New" w:cs="Courier New"/>
-          <w:color w:val="1E1E26"/>
-          <w:sz w:val="25"/>
-          <w:szCs w:val="25"/>
-          <w:shd w:val="clear" w:color="auto" w:fill="F8F7FC"/>
-          <w:lang w:eastAsia="en-IN"/>
-        </w:rPr>
-        <w:t xml:space="preserve">                    withDockerRegistry(credentialsId: 'docker', toolName: 'docker') {</w:t>
-      </w:r>
-    </w:p>
-    <w:p>
-      <w:pPr>
-        <w:spacing w:after="0" w:line="240" w:lineRule="auto"/>
-        <w:rPr>
-          <w:rFonts w:ascii="Courier New" w:eastAsia="Times New Roman" w:hAnsi="Courier New" w:cs="Courier New"/>
-          <w:color w:val="1E1E26"/>
-          <w:sz w:val="25"/>
-          <w:szCs w:val="25"/>
-          <w:shd w:val="clear" w:color="auto" w:fill="F8F7FC"/>
-          <w:lang w:eastAsia="en-IN"/>
-        </w:rPr>
-      </w:pPr>
-      <w:r>
-        <w:rPr>
-          <w:rFonts w:ascii="Courier New" w:eastAsia="Times New Roman" w:hAnsi="Courier New" w:cs="Courier New"/>
-          <w:color w:val="1E1E26"/>
-          <w:sz w:val="25"/>
-          <w:szCs w:val="25"/>
-          <w:shd w:val="clear" w:color="auto" w:fill="F8F7FC"/>
-          <w:lang w:eastAsia="en-IN"/>
-        </w:rPr>
-        <w:t xml:space="preserve">                        sh "docker build -t petshop ."</w:t>
-      </w:r>
-    </w:p>
-    <w:p>
-      <w:pPr>
-        <w:spacing w:after="0" w:line="240" w:lineRule="auto"/>
-        <w:rPr>
-          <w:rFonts w:ascii="Courier New" w:eastAsia="Times New Roman" w:hAnsi="Courier New" w:cs="Courier New"/>
-          <w:color w:val="1E1E26"/>
-          <w:sz w:val="25"/>
-          <w:szCs w:val="25"/>
-          <w:shd w:val="clear" w:color="auto" w:fill="F8F7FC"/>
-          <w:lang w:eastAsia="en-IN"/>
-        </w:rPr>
-      </w:pPr>
-      <w:r>
-        <w:rPr>
-          <w:rFonts w:ascii="Courier New" w:eastAsia="Times New Roman" w:hAnsi="Courier New" w:cs="Courier New"/>
-          <w:color w:val="1E1E26"/>
-          <w:sz w:val="25"/>
-          <w:szCs w:val="25"/>
-          <w:shd w:val="clear" w:color="auto" w:fill="F8F7FC"/>
-          <w:lang w:eastAsia="en-IN"/>
-        </w:rPr>
-        <w:t xml:space="preserve">                        sh "docker tag petshop sevenajay/petshop:latest"</w:t>
-      </w:r>
-    </w:p>
-    <w:p>
-      <w:pPr>
-        <w:spacing w:after="0" w:line="240" w:lineRule="auto"/>
-        <w:rPr>
-          <w:rFonts w:ascii="Courier New" w:eastAsia="Times New Roman" w:hAnsi="Courier New" w:cs="Courier New"/>
-          <w:color w:val="1E1E26"/>
-          <w:sz w:val="25"/>
-          <w:szCs w:val="25"/>
-          <w:shd w:val="clear" w:color="auto" w:fill="F8F7FC"/>
-          <w:lang w:eastAsia="en-IN"/>
-        </w:rPr>
-      </w:pPr>
-      <w:r>
-        <w:rPr>
-          <w:rFonts w:ascii="Courier New" w:eastAsia="Times New Roman" w:hAnsi="Courier New" w:cs="Courier New"/>
-          <w:color w:val="1E1E26"/>
-          <w:sz w:val="25"/>
-          <w:szCs w:val="25"/>
-          <w:shd w:val="clear" w:color="auto" w:fill="F8F7FC"/>
-          <w:lang w:eastAsia="en-IN"/>
-        </w:rPr>
-        <w:t xml:space="preserve">                        sh "docker push sevenajay/petshop:latest"</w:t>
-      </w:r>
-    </w:p>
-    <w:p>
-      <w:pPr>
-        <w:spacing w:after="0" w:line="240" w:lineRule="auto"/>
-        <w:rPr>
-          <w:rFonts w:ascii="Courier New" w:eastAsia="Times New Roman" w:hAnsi="Courier New" w:cs="Courier New"/>
-          <w:color w:val="1E1E26"/>
-          <w:sz w:val="25"/>
-          <w:szCs w:val="25"/>
-          <w:shd w:val="clear" w:color="auto" w:fill="F8F7FC"/>
-          <w:lang w:eastAsia="en-IN"/>
-        </w:rPr>
-      </w:pPr>
-      <w:r>
-        <w:rPr>
-          <w:rFonts w:ascii="Courier New" w:eastAsia="Times New Roman" w:hAnsi="Courier New" w:cs="Courier New"/>
-          <w:color w:val="1E1E26"/>
-          <w:sz w:val="25"/>
-          <w:szCs w:val="25"/>
-          <w:shd w:val="clear" w:color="auto" w:fill="F8F7FC"/>
-          <w:lang w:eastAsia="en-IN"/>
-        </w:rPr>
-        <w:t xml:space="preserve">                   }</w:t>
-      </w:r>
-    </w:p>
-    <w:p>
-      <w:pPr>
-        <w:spacing w:after="0" w:line="240" w:lineRule="auto"/>
-        <w:rPr>
-          <w:rFonts w:ascii="Courier New" w:eastAsia="Times New Roman" w:hAnsi="Courier New" w:cs="Courier New"/>
-          <w:color w:val="1E1E26"/>
-          <w:sz w:val="25"/>
-          <w:szCs w:val="25"/>
-          <w:shd w:val="clear" w:color="auto" w:fill="F8F7FC"/>
-          <w:lang w:eastAsia="en-IN"/>
-        </w:rPr>
-      </w:pPr>
-      <w:r>
-        <w:rPr>
-          <w:rFonts w:ascii="Courier New" w:eastAsia="Times New Roman" w:hAnsi="Courier New" w:cs="Courier New"/>
-          <w:color w:val="1E1E26"/>
-          <w:sz w:val="25"/>
-          <w:szCs w:val="25"/>
-          <w:shd w:val="clear" w:color="auto" w:fill="F8F7FC"/>
-          <w:lang w:eastAsia="en-IN"/>
-        </w:rPr>
-        <w:t xml:space="preserve">                }</w:t>
-      </w:r>
-    </w:p>
-    <w:p>
-      <w:pPr>
-        <w:spacing w:after="0" w:line="240" w:lineRule="auto"/>
-        <w:rPr>
-          <w:rFonts w:ascii="Courier New" w:eastAsia="Times New Roman" w:hAnsi="Courier New" w:cs="Courier New"/>
-          <w:color w:val="1E1E26"/>
-          <w:sz w:val="25"/>
-          <w:szCs w:val="25"/>
-          <w:shd w:val="clear" w:color="auto" w:fill="F8F7FC"/>
-          <w:lang w:eastAsia="en-IN"/>
-        </w:rPr>
-      </w:pPr>
-      <w:r>
-        <w:rPr>
-          <w:rFonts w:ascii="Courier New" w:eastAsia="Times New Roman" w:hAnsi="Courier New" w:cs="Courier New"/>
-          <w:color w:val="1E1E26"/>
-          <w:sz w:val="25"/>
-          <w:szCs w:val="25"/>
-          <w:shd w:val="clear" w:color="auto" w:fill="F8F7FC"/>
-          <w:lang w:eastAsia="en-IN"/>
-        </w:rPr>
-        <w:t xml:space="preserve">            }</w:t>
-      </w:r>
-    </w:p>
-    <w:p>
-      <w:pPr>
-        <w:spacing w:after="0" w:line="240" w:lineRule="auto"/>
-        <w:rPr>
-          <w:rFonts w:ascii="Courier New" w:eastAsia="Times New Roman" w:hAnsi="Courier New" w:cs="Courier New"/>
-          <w:color w:val="1E1E26"/>
-          <w:sz w:val="25"/>
-          <w:szCs w:val="25"/>
-          <w:shd w:val="clear" w:color="auto" w:fill="F8F7FC"/>
-          <w:lang w:eastAsia="en-IN"/>
-        </w:rPr>
-      </w:pPr>
-      <w:r>
-        <w:rPr>
-          <w:rFonts w:ascii="Courier New" w:eastAsia="Times New Roman" w:hAnsi="Courier New" w:cs="Courier New"/>
-          <w:color w:val="1E1E26"/>
-          <w:sz w:val="25"/>
-          <w:szCs w:val="25"/>
-          <w:shd w:val="clear" w:color="auto" w:fill="F8F7FC"/>
-          <w:lang w:eastAsia="en-IN"/>
-        </w:rPr>
-        <w:t xml:space="preserve">        }</w:t>
-      </w:r>
-    </w:p>
-    <w:p>
-      <w:pPr>
-        <w:spacing w:after="0" w:line="240" w:lineRule="auto"/>
-        <w:rPr>
-          <w:rFonts w:ascii="Courier New" w:eastAsia="Times New Roman" w:hAnsi="Courier New" w:cs="Courier New"/>
-          <w:color w:val="1E1E26"/>
-          <w:sz w:val="25"/>
-          <w:szCs w:val="25"/>
-          <w:shd w:val="clear" w:color="auto" w:fill="F8F7FC"/>
-          <w:lang w:eastAsia="en-IN"/>
-        </w:rPr>
-      </w:pPr>
-      <w:r>
-        <w:rPr>
-          <w:rFonts w:ascii="Courier New" w:eastAsia="Times New Roman" w:hAnsi="Courier New" w:cs="Courier New"/>
-          <w:color w:val="1E1E26"/>
-          <w:sz w:val="25"/>
-          <w:szCs w:val="25"/>
-          <w:shd w:val="clear" w:color="auto" w:fill="F8F7FC"/>
-          <w:lang w:eastAsia="en-IN"/>
-        </w:rPr>
-        <w:t xml:space="preserve">        stage("TRIVY"){</w:t>
-      </w:r>
-    </w:p>
-    <w:p>
-      <w:pPr>
-        <w:spacing w:after="0" w:line="240" w:lineRule="auto"/>
-        <w:rPr>
-          <w:rFonts w:ascii="Courier New" w:eastAsia="Times New Roman" w:hAnsi="Courier New" w:cs="Courier New"/>
-          <w:color w:val="1E1E26"/>
-          <w:sz w:val="25"/>
-          <w:szCs w:val="25"/>
-          <w:shd w:val="clear" w:color="auto" w:fill="F8F7FC"/>
-          <w:lang w:eastAsia="en-IN"/>
-        </w:rPr>
-      </w:pPr>
-      <w:r>
-        <w:rPr>
-          <w:rFonts w:ascii="Courier New" w:eastAsia="Times New Roman" w:hAnsi="Courier New" w:cs="Courier New"/>
-          <w:color w:val="1E1E26"/>
-          <w:sz w:val="25"/>
-          <w:szCs w:val="25"/>
-          <w:shd w:val="clear" w:color="auto" w:fill="F8F7FC"/>
-          <w:lang w:eastAsia="en-IN"/>
-        </w:rPr>
-        <w:t xml:space="preserve">            steps{</w:t>
-      </w:r>
-    </w:p>
-    <w:p>
-      <w:pPr>
-        <w:spacing w:after="0" w:line="240" w:lineRule="auto"/>
-        <w:rPr>
-          <w:rFonts w:ascii="Courier New" w:eastAsia="Times New Roman" w:hAnsi="Courier New" w:cs="Courier New"/>
-          <w:color w:val="1E1E26"/>
-          <w:sz w:val="25"/>
-          <w:szCs w:val="25"/>
-          <w:shd w:val="clear" w:color="auto" w:fill="F8F7FC"/>
-          <w:lang w:eastAsia="en-IN"/>
-        </w:rPr>
-      </w:pPr>
-      <w:r>
-        <w:rPr>
-          <w:rFonts w:ascii="Courier New" w:eastAsia="Times New Roman" w:hAnsi="Courier New" w:cs="Courier New"/>
-          <w:color w:val="1E1E26"/>
-          <w:sz w:val="25"/>
-          <w:szCs w:val="25"/>
-          <w:shd w:val="clear" w:color="auto" w:fill="F8F7FC"/>
-          <w:lang w:eastAsia="en-IN"/>
-        </w:rPr>
-        <w:t xml:space="preserve">                sh "trivy image sevenajay/petshop:latest &gt; trivy.txt"</w:t>
-      </w:r>
-    </w:p>
-    <w:p>
-      <w:pPr>
-        <w:spacing w:after="0" w:line="240" w:lineRule="auto"/>
-        <w:rPr>
-          <w:rFonts w:ascii="Courier New" w:eastAsia="Times New Roman" w:hAnsi="Courier New" w:cs="Courier New"/>
-          <w:color w:val="1E1E26"/>
-          <w:sz w:val="25"/>
-          <w:szCs w:val="25"/>
-          <w:shd w:val="clear" w:color="auto" w:fill="F8F7FC"/>
-          <w:lang w:eastAsia="en-IN"/>
-        </w:rPr>
-      </w:pPr>
-      <w:r>
-        <w:rPr>
-          <w:rFonts w:ascii="Courier New" w:eastAsia="Times New Roman" w:hAnsi="Courier New" w:cs="Courier New"/>
-          <w:color w:val="1E1E26"/>
-          <w:sz w:val="25"/>
-          <w:szCs w:val="25"/>
-          <w:shd w:val="clear" w:color="auto" w:fill="F8F7FC"/>
-          <w:lang w:eastAsia="en-IN"/>
-        </w:rPr>
-        <w:t xml:space="preserve">            }</w:t>
-      </w:r>
-    </w:p>
-    <w:p>
-      <w:pPr>
-        <w:spacing w:after="0" w:line="240" w:lineRule="auto"/>
-        <w:rPr>
-          <w:rFonts w:ascii="Courier New" w:eastAsia="Times New Roman" w:hAnsi="Courier New" w:cs="Courier New"/>
-          <w:color w:val="1E1E26"/>
-          <w:sz w:val="25"/>
-          <w:szCs w:val="25"/>
-          <w:shd w:val="clear" w:color="auto" w:fill="F8F7FC"/>
-          <w:lang w:eastAsia="en-IN"/>
-        </w:rPr>
-      </w:pPr>
-      <w:r>
-        <w:rPr>
-          <w:rFonts w:ascii="Courier New" w:eastAsia="Times New Roman" w:hAnsi="Courier New" w:cs="Courier New"/>
-          <w:color w:val="1E1E26"/>
-          <w:sz w:val="25"/>
-          <w:szCs w:val="25"/>
-          <w:shd w:val="clear" w:color="auto" w:fill="F8F7FC"/>
-          <w:lang w:eastAsia="en-IN"/>
-        </w:rPr>
-        <w:t xml:space="preserve">        }</w:t>
-      </w:r>
-    </w:p>
-    <w:p>
-      <w:pPr>
-        <w:spacing w:after="0" w:line="240" w:lineRule="auto"/>
-        <w:rPr>
-          <w:rFonts w:ascii="Courier New" w:eastAsia="Times New Roman" w:hAnsi="Courier New" w:cs="Courier New"/>
-          <w:color w:val="1E1E26"/>
-          <w:sz w:val="25"/>
-          <w:szCs w:val="25"/>
-          <w:shd w:val="clear" w:color="auto" w:fill="F8F7FC"/>
-          <w:lang w:eastAsia="en-IN"/>
-        </w:rPr>
-      </w:pPr>
-      <w:r>
-        <w:rPr>
-          <w:rFonts w:ascii="Courier New" w:eastAsia="Times New Roman" w:hAnsi="Courier New" w:cs="Courier New"/>
-          <w:color w:val="1E1E26"/>
-          <w:sz w:val="25"/>
-          <w:szCs w:val="25"/>
-          <w:shd w:val="clear" w:color="auto" w:fill="F8F7FC"/>
-          <w:lang w:eastAsia="en-IN"/>
-        </w:rPr>
-        <w:t xml:space="preserve">        stage("Trigger deployment"){</w:t>
-      </w:r>
-    </w:p>
-    <w:p>
-      <w:pPr>
-        <w:spacing w:after="0" w:line="240" w:lineRule="auto"/>
-        <w:rPr>
-          <w:rFonts w:ascii="Courier New" w:eastAsia="Times New Roman" w:hAnsi="Courier New" w:cs="Courier New"/>
-          <w:color w:val="1E1E26"/>
-          <w:sz w:val="25"/>
-          <w:szCs w:val="25"/>
-          <w:shd w:val="clear" w:color="auto" w:fill="F8F7FC"/>
-          <w:lang w:eastAsia="en-IN"/>
-        </w:rPr>
-      </w:pPr>
-      <w:r>
-        <w:rPr>
-          <w:rFonts w:ascii="Courier New" w:eastAsia="Times New Roman" w:hAnsi="Courier New" w:cs="Courier New"/>
-          <w:color w:val="1E1E26"/>
-          <w:sz w:val="25"/>
-          <w:szCs w:val="25"/>
-          <w:shd w:val="clear" w:color="auto" w:fill="F8F7FC"/>
-          <w:lang w:eastAsia="en-IN"/>
-        </w:rPr>
-        <w:t xml:space="preserve">            steps{</w:t>
-      </w:r>
-    </w:p>
-    <w:p>
-      <w:pPr>
-        <w:spacing w:after="0" w:line="240" w:lineRule="auto"/>
-        <w:rPr>
-          <w:rFonts w:ascii="Courier New" w:eastAsia="Times New Roman" w:hAnsi="Courier New" w:cs="Courier New"/>
-          <w:color w:val="1E1E26"/>
-          <w:sz w:val="25"/>
-          <w:szCs w:val="25"/>
-          <w:shd w:val="clear" w:color="auto" w:fill="F8F7FC"/>
-          <w:lang w:eastAsia="en-IN"/>
-        </w:rPr>
-      </w:pPr>
-      <w:r>
-        <w:rPr>
-          <w:rFonts w:ascii="Courier New" w:eastAsia="Times New Roman" w:hAnsi="Courier New" w:cs="Courier New"/>
-          <w:color w:val="1E1E26"/>
-          <w:sz w:val="25"/>
-          <w:szCs w:val="25"/>
-          <w:shd w:val="clear" w:color="auto" w:fill="F8F7FC"/>
-          <w:lang w:eastAsia="en-IN"/>
-        </w:rPr>
-        <w:t xml:space="preserve">                  // Trigger the deployment pipeline and wait for it to complete</w:t>
-      </w:r>
-    </w:p>
-    <w:p>
-      <w:pPr>
-        <w:spacing w:after="0" w:line="240" w:lineRule="auto"/>
-        <w:rPr>
-          <w:rFonts w:ascii="Courier New" w:eastAsia="Times New Roman" w:hAnsi="Courier New" w:cs="Courier New"/>
-          <w:color w:val="1E1E26"/>
-          <w:sz w:val="25"/>
-          <w:szCs w:val="25"/>
-          <w:shd w:val="clear" w:color="auto" w:fill="F8F7FC"/>
-          <w:lang w:eastAsia="en-IN"/>
-        </w:rPr>
-      </w:pPr>
-      <w:r>
-        <w:rPr>
-          <w:rFonts w:ascii="Courier New" w:eastAsia="Times New Roman" w:hAnsi="Courier New" w:cs="Courier New"/>
-          <w:color w:val="1E1E26"/>
-          <w:sz w:val="25"/>
-          <w:szCs w:val="25"/>
-          <w:shd w:val="clear" w:color="auto" w:fill="F8F7FC"/>
-          <w:lang w:eastAsia="en-IN"/>
-        </w:rPr>
-        <w:t xml:space="preserve">                  build job: 'CD-petshop', wait: true</w:t>
-      </w:r>
-    </w:p>
-    <w:p>
-      <w:pPr>
-        <w:spacing w:after="0" w:line="240" w:lineRule="auto"/>
-        <w:rPr>
-          <w:rFonts w:ascii="Courier New" w:eastAsia="Times New Roman" w:hAnsi="Courier New" w:cs="Courier New"/>
-          <w:color w:val="1E1E26"/>
-          <w:sz w:val="25"/>
-          <w:szCs w:val="25"/>
-          <w:shd w:val="clear" w:color="auto" w:fill="F8F7FC"/>
-          <w:lang w:eastAsia="en-IN"/>
-        </w:rPr>
-      </w:pPr>
-      <w:r>
-        <w:rPr>
-          <w:rFonts w:ascii="Courier New" w:eastAsia="Times New Roman" w:hAnsi="Courier New" w:cs="Courier New"/>
-          <w:color w:val="1E1E26"/>
-          <w:sz w:val="25"/>
-          <w:szCs w:val="25"/>
-          <w:shd w:val="clear" w:color="auto" w:fill="F8F7FC"/>
-          <w:lang w:eastAsia="en-IN"/>
-        </w:rPr>
-        <w:t xml:space="preserve">             }</w:t>
-      </w:r>
-    </w:p>
-    <w:p>
-      <w:pPr>
-        <w:spacing w:after="0" w:line="240" w:lineRule="auto"/>
-        <w:rPr>
-          <w:rFonts w:ascii="Courier New" w:eastAsia="Times New Roman" w:hAnsi="Courier New" w:cs="Courier New"/>
-          <w:color w:val="1E1E26"/>
-          <w:sz w:val="25"/>
-          <w:szCs w:val="25"/>
-          <w:shd w:val="clear" w:color="auto" w:fill="F8F7FC"/>
-          <w:lang w:eastAsia="en-IN"/>
-        </w:rPr>
-      </w:pPr>
-      <w:r>
-        <w:rPr>
-          <w:rFonts w:ascii="Courier New" w:eastAsia="Times New Roman" w:hAnsi="Courier New" w:cs="Courier New"/>
-          <w:color w:val="1E1E26"/>
-          <w:sz w:val="25"/>
-          <w:szCs w:val="25"/>
-          <w:shd w:val="clear" w:color="auto" w:fill="F8F7FC"/>
-          <w:lang w:eastAsia="en-IN"/>
-        </w:rPr>
-        <w:t xml:space="preserve">         }</w:t>
-      </w:r>
-    </w:p>
-    <w:p>
-      <w:pPr>
-        <w:spacing w:after="0" w:line="240" w:lineRule="auto"/>
-        <w:rPr>
-          <w:rFonts w:ascii="Courier New" w:eastAsia="Times New Roman" w:hAnsi="Courier New" w:cs="Courier New"/>
-          <w:color w:val="1E1E26"/>
-          <w:sz w:val="25"/>
-          <w:szCs w:val="25"/>
-          <w:shd w:val="clear" w:color="auto" w:fill="F8F7FC"/>
-          <w:lang w:eastAsia="en-IN"/>
-        </w:rPr>
-      </w:pPr>
-      <w:r>
-        <w:rPr>
-          <w:rFonts w:ascii="Courier New" w:eastAsia="Times New Roman" w:hAnsi="Courier New" w:cs="Courier New"/>
-          <w:color w:val="1E1E26"/>
-          <w:sz w:val="25"/>
-          <w:szCs w:val="25"/>
-          <w:shd w:val="clear" w:color="auto" w:fill="F8F7FC"/>
-          <w:lang w:eastAsia="en-IN"/>
-        </w:rPr>
-        <w:t xml:space="preserve">    }</w:t>
-      </w:r>
-    </w:p>
-    <w:p>
-      <w:pPr>
-        <w:spacing w:after="0" w:line="240" w:lineRule="auto"/>
-        <w:rPr>
-          <w:rFonts w:ascii="Courier New" w:eastAsia="Times New Roman" w:hAnsi="Courier New" w:cs="Courier New"/>
-          <w:color w:val="1E1E26"/>
-          <w:sz w:val="25"/>
-          <w:szCs w:val="25"/>
-          <w:shd w:val="clear" w:color="auto" w:fill="F8F7FC"/>
-          <w:lang w:eastAsia="en-IN"/>
-        </w:rPr>
-      </w:pPr>
-      <w:r>
-        <w:rPr>
-          <w:rFonts w:ascii="Courier New" w:eastAsia="Times New Roman" w:hAnsi="Courier New" w:cs="Courier New"/>
-          <w:color w:val="1E1E26"/>
-          <w:sz w:val="25"/>
-          <w:szCs w:val="25"/>
-          <w:shd w:val="clear" w:color="auto" w:fill="F8F7FC"/>
-          <w:lang w:eastAsia="en-IN"/>
-        </w:rPr>
-        <w:t xml:space="preserve">    post {</w:t>
-      </w:r>
-    </w:p>
-    <w:p>
-      <w:pPr>
-        <w:spacing w:after="0" w:line="240" w:lineRule="auto"/>
-        <w:rPr>
-          <w:rFonts w:ascii="Courier New" w:eastAsia="Times New Roman" w:hAnsi="Courier New" w:cs="Courier New"/>
-          <w:color w:val="1E1E26"/>
-          <w:sz w:val="25"/>
-          <w:szCs w:val="25"/>
-          <w:shd w:val="clear" w:color="auto" w:fill="F8F7FC"/>
-          <w:lang w:eastAsia="en-IN"/>
-        </w:rPr>
-      </w:pPr>
-      <w:r>
-        <w:rPr>
-          <w:rFonts w:ascii="Courier New" w:eastAsia="Times New Roman" w:hAnsi="Courier New" w:cs="Courier New"/>
-          <w:color w:val="1E1E26"/>
-          <w:sz w:val="25"/>
-          <w:szCs w:val="25"/>
-          <w:shd w:val="clear" w:color="auto" w:fill="F8F7FC"/>
-          <w:lang w:eastAsia="en-IN"/>
-        </w:rPr>
-        <w:t xml:space="preserve">     always {</w:t>
-      </w:r>
-    </w:p>
-    <w:p>
-      <w:pPr>
-        <w:spacing w:after="0" w:line="240" w:lineRule="auto"/>
-        <w:rPr>
-          <w:rFonts w:ascii="Courier New" w:eastAsia="Times New Roman" w:hAnsi="Courier New" w:cs="Courier New"/>
-          <w:color w:val="1E1E26"/>
-          <w:sz w:val="25"/>
-          <w:szCs w:val="25"/>
-          <w:shd w:val="clear" w:color="auto" w:fill="F8F7FC"/>
-          <w:lang w:eastAsia="en-IN"/>
-        </w:rPr>
-      </w:pPr>
-      <w:r>
-        <w:rPr>
-          <w:rFonts w:ascii="Courier New" w:eastAsia="Times New Roman" w:hAnsi="Courier New" w:cs="Courier New"/>
-          <w:color w:val="1E1E26"/>
-          <w:sz w:val="25"/>
-          <w:szCs w:val="25"/>
-          <w:shd w:val="clear" w:color="auto" w:fill="F8F7FC"/>
-          <w:lang w:eastAsia="en-IN"/>
-        </w:rPr>
-        <w:t xml:space="preserve">        emailext attachLog: true,</w:t>
-      </w:r>
-    </w:p>
-    <w:p>
-      <w:pPr>
-        <w:spacing w:after="0" w:line="240" w:lineRule="auto"/>
-        <w:rPr>
-          <w:rFonts w:ascii="Courier New" w:eastAsia="Times New Roman" w:hAnsi="Courier New" w:cs="Courier New"/>
-          <w:color w:val="1E1E26"/>
-          <w:sz w:val="25"/>
-          <w:szCs w:val="25"/>
-          <w:shd w:val="clear" w:color="auto" w:fill="F8F7FC"/>
-          <w:lang w:eastAsia="en-IN"/>
-        </w:rPr>
-      </w:pPr>
-      <w:r>
-        <w:rPr>
-          <w:rFonts w:ascii="Courier New" w:eastAsia="Times New Roman" w:hAnsi="Courier New" w:cs="Courier New"/>
-          <w:color w:val="1E1E26"/>
-          <w:sz w:val="25"/>
-          <w:szCs w:val="25"/>
-          <w:shd w:val="clear" w:color="auto" w:fill="F8F7FC"/>
-          <w:lang w:eastAsia="en-IN"/>
-        </w:rPr>
-        <w:t xml:space="preserve">            subject: "'${currentBuild.result}'",</w:t>
-      </w:r>
-    </w:p>
-    <w:p>
-      <w:pPr>
-        <w:spacing w:after="0" w:line="240" w:lineRule="auto"/>
-        <w:rPr>
-          <w:rFonts w:ascii="Courier New" w:eastAsia="Times New Roman" w:hAnsi="Courier New" w:cs="Courier New"/>
-          <w:color w:val="1E1E26"/>
-          <w:sz w:val="25"/>
-          <w:szCs w:val="25"/>
-          <w:shd w:val="clear" w:color="auto" w:fill="F8F7FC"/>
-          <w:lang w:eastAsia="en-IN"/>
-        </w:rPr>
-      </w:pPr>
-      <w:r>
-        <w:rPr>
-          <w:rFonts w:ascii="Courier New" w:eastAsia="Times New Roman" w:hAnsi="Courier New" w:cs="Courier New"/>
-          <w:color w:val="1E1E26"/>
-          <w:sz w:val="25"/>
-          <w:szCs w:val="25"/>
-          <w:shd w:val="clear" w:color="auto" w:fill="F8F7FC"/>
-          <w:lang w:eastAsia="en-IN"/>
-        </w:rPr>
-        <w:t xml:space="preserve">            body: "Project: ${env.JOB_NAME}&lt;br/&gt;" +</w:t>
-      </w:r>
-    </w:p>
-    <w:p>
-      <w:pPr>
-        <w:spacing w:after="0" w:line="240" w:lineRule="auto"/>
-        <w:rPr>
-          <w:rFonts w:ascii="Courier New" w:eastAsia="Times New Roman" w:hAnsi="Courier New" w:cs="Courier New"/>
-          <w:color w:val="1E1E26"/>
-          <w:sz w:val="25"/>
-          <w:szCs w:val="25"/>
-          <w:shd w:val="clear" w:color="auto" w:fill="F8F7FC"/>
-          <w:lang w:eastAsia="en-IN"/>
-        </w:rPr>
-      </w:pPr>
-      <w:r>
-        <w:rPr>
-          <w:rFonts w:ascii="Courier New" w:eastAsia="Times New Roman" w:hAnsi="Courier New" w:cs="Courier New"/>
-          <w:color w:val="1E1E26"/>
-          <w:sz w:val="25"/>
-          <w:szCs w:val="25"/>
-          <w:shd w:val="clear" w:color="auto" w:fill="F8F7FC"/>
-          <w:lang w:eastAsia="en-IN"/>
-        </w:rPr>
-        <w:t xml:space="preserve">                "Build Number: ${env.BUILD_NUMBER}&lt;br/&gt;" +</w:t>
-      </w:r>
-    </w:p>
-    <w:p>
-      <w:pPr>
-        <w:spacing w:after="0" w:line="240" w:lineRule="auto"/>
-        <w:rPr>
-          <w:rFonts w:ascii="Courier New" w:eastAsia="Times New Roman" w:hAnsi="Courier New" w:cs="Courier New"/>
-          <w:color w:val="1E1E26"/>
-          <w:sz w:val="25"/>
-          <w:szCs w:val="25"/>
-          <w:shd w:val="clear" w:color="auto" w:fill="F8F7FC"/>
-          <w:lang w:eastAsia="en-IN"/>
-        </w:rPr>
-      </w:pPr>
-      <w:r>
-        <w:rPr>
-          <w:rFonts w:ascii="Courier New" w:eastAsia="Times New Roman" w:hAnsi="Courier New" w:cs="Courier New"/>
-          <w:color w:val="1E1E26"/>
-          <w:sz w:val="25"/>
-          <w:szCs w:val="25"/>
-          <w:shd w:val="clear" w:color="auto" w:fill="F8F7FC"/>
-          <w:lang w:eastAsia="en-IN"/>
-        </w:rPr>
-        <w:t xml:space="preserve">                "URL: ${env.BUILD_URL}&lt;br/&gt;",</w:t>
-      </w:r>
-    </w:p>
-    <w:p>
-      <w:pPr>
-        <w:spacing w:after="0" w:line="240" w:lineRule="auto"/>
-        <w:rPr>
-          <w:rFonts w:ascii="Courier New" w:eastAsia="Times New Roman" w:hAnsi="Courier New" w:cs="Courier New"/>
-          <w:color w:val="1E1E26"/>
-          <w:sz w:val="25"/>
-          <w:szCs w:val="25"/>
-          <w:shd w:val="clear" w:color="auto" w:fill="F8F7FC"/>
-          <w:lang w:eastAsia="en-IN"/>
-        </w:rPr>
-      </w:pPr>
-      <w:r>
-        <w:rPr>
-          <w:rFonts w:ascii="Courier New" w:eastAsia="Times New Roman" w:hAnsi="Courier New" w:cs="Courier New"/>
-          <w:color w:val="1E1E26"/>
-          <w:sz w:val="25"/>
-          <w:szCs w:val="25"/>
-          <w:shd w:val="clear" w:color="auto" w:fill="F8F7FC"/>
-          <w:lang w:eastAsia="en-IN"/>
-        </w:rPr>
-        <w:t xml:space="preserve">            to: 'postbox.aj99@gmail.com',</w:t>
-      </w:r>
-    </w:p>
-    <w:p>
-      <w:pPr>
-        <w:spacing w:after="0" w:line="240" w:lineRule="auto"/>
-        <w:rPr>
-          <w:rFonts w:ascii="Courier New" w:eastAsia="Times New Roman" w:hAnsi="Courier New" w:cs="Courier New"/>
-          <w:color w:val="1E1E26"/>
-          <w:sz w:val="25"/>
-          <w:szCs w:val="25"/>
-          <w:shd w:val="clear" w:color="auto" w:fill="F8F7FC"/>
-          <w:lang w:eastAsia="en-IN"/>
-        </w:rPr>
-      </w:pPr>
-      <w:r>
-        <w:rPr>
-          <w:rFonts w:ascii="Courier New" w:eastAsia="Times New Roman" w:hAnsi="Courier New" w:cs="Courier New"/>
-          <w:color w:val="1E1E26"/>
-          <w:sz w:val="25"/>
-          <w:szCs w:val="25"/>
-          <w:shd w:val="clear" w:color="auto" w:fill="F8F7FC"/>
-          <w:lang w:eastAsia="en-IN"/>
-        </w:rPr>
-        <w:t xml:space="preserve">            attachmentsPattern: 'trivy.txt'</w:t>
-      </w:r>
-    </w:p>
-    <w:p>
-      <w:pPr>
-        <w:spacing w:after="0" w:line="240" w:lineRule="auto"/>
-        <w:rPr>
-          <w:rFonts w:ascii="Courier New" w:eastAsia="Times New Roman" w:hAnsi="Courier New" w:cs="Courier New"/>
-          <w:color w:val="1E1E26"/>
-          <w:sz w:val="25"/>
-          <w:szCs w:val="25"/>
-          <w:shd w:val="clear" w:color="auto" w:fill="F8F7FC"/>
-          <w:lang w:eastAsia="en-IN"/>
-        </w:rPr>
-      </w:pPr>
-      <w:r>
-        <w:rPr>
-          <w:rFonts w:ascii="Courier New" w:eastAsia="Times New Roman" w:hAnsi="Courier New" w:cs="Courier New"/>
-          <w:color w:val="1E1E26"/>
-          <w:sz w:val="25"/>
-          <w:szCs w:val="25"/>
-          <w:shd w:val="clear" w:color="auto" w:fill="F8F7FC"/>
-          <w:lang w:eastAsia="en-IN"/>
-        </w:rPr>
-        <w:t xml:space="preserve">        }</w:t>
-      </w:r>
-    </w:p>
-    <w:p>
-      <w:pPr>
-        <w:spacing w:after="0" w:line="240" w:lineRule="auto"/>
-        <w:rPr>
-          <w:rFonts w:ascii="Courier New" w:eastAsia="Times New Roman" w:hAnsi="Courier New" w:cs="Courier New"/>
-          <w:color w:val="1E1E26"/>
-          <w:sz w:val="25"/>
-          <w:szCs w:val="25"/>
-          <w:shd w:val="clear" w:color="auto" w:fill="F8F7FC"/>
-          <w:lang w:eastAsia="en-IN"/>
-        </w:rPr>
-      </w:pPr>
-      <w:r>
-        <w:rPr>
-          <w:rFonts w:ascii="Courier New" w:eastAsia="Times New Roman" w:hAnsi="Courier New" w:cs="Courier New"/>
-          <w:color w:val="1E1E26"/>
-          <w:sz w:val="25"/>
-          <w:szCs w:val="25"/>
-          <w:shd w:val="clear" w:color="auto" w:fill="F8F7FC"/>
-          <w:lang w:eastAsia="en-IN"/>
-        </w:rPr>
-        <w:t xml:space="preserve">    }</w:t>
-      </w:r>
-    </w:p>
-    <w:p>
-      <w:pPr>
-        <w:pStyle w:val="NormalWeb"/>
-        <w:shd w:val="clear" w:color="auto" w:fill="FFFFFF"/>
-        <w:rPr>
-          <w:rFonts w:ascii="Arial" w:hAnsi="Arial" w:cs="Arial"/>
-          <w:color w:val="1E1E26"/>
-          <w:sz w:val="28"/>
-          <w:szCs w:val="28"/>
-          <w:shd w:val="clear" w:color="auto" w:fill="FFFFFF"/>
-        </w:rPr>
-      </w:pPr>
-      <w:r>
-        <w:rPr>
-          <w:rFonts w:ascii="Courier New" w:hAnsi="Courier New" w:cs="Courier New"/>
-          <w:color w:val="1E1E26"/>
-          <w:sz w:val="25"/>
-          <w:szCs w:val="25"/>
-          <w:shd w:val="clear" w:color="auto" w:fill="F8F7FC"/>
-        </w:rPr>
-        <w:t>}</w:t>
-      </w:r>
+    </w:p>
+    <w:p>
+      <w:pPr>
+        <w:pStyle w:val="NormalWeb"/>
+        <w:shd w:val="clear" w:color="auto" w:fill="FFFFFF"/>
+        <w:rPr>
+          <w:rFonts w:ascii="Arial" w:hAnsi="Arial" w:cs="Arial"/>
+          <w:color w:val="1E1E26"/>
+          <w:sz w:val="28"/>
+          <w:szCs w:val="28"/>
+          <w:shd w:val="clear" w:color="auto" w:fill="FFFFFF"/>
+        </w:rPr>
+      </w:pPr>
     </w:p>
     <w:sectPr>
       <w:pgSz w:w="11906" w:h="16838"/>

--- a/LoginWebApp-Pipeline-DevOps.docx
+++ b/LoginWebApp-Pipeline-DevOps.docx
@@ -3897,7 +3897,11 @@
         </w:rPr>
         <w:t xml:space="preserve"> </w:t>
       </w:r>
-      <w:r>
+    </w:p>
+    <w:p>
+      <w:pPr>
+        <w:pStyle w:val="Heading3"/>
+        <w:shd w:val="clear" w:color="auto" w:fill="FFFFFF"/>
         <w:rPr>
           <w:rFonts w:ascii="Arial" w:hAnsi="Arial" w:cs="Arial"/>
           <w:b w:val="0"/>
@@ -3907,13 +3911,8 @@
           <w:szCs w:val="28"/>
           <w:shd w:val="clear" w:color="auto" w:fill="FFFFFF"/>
         </w:rPr>
-        <w:t>squ_d509fc7d19b7e39553db7fd119d3462bc8734b5c</w:t>
-      </w:r>
-    </w:p>
-    <w:p>
-      <w:pPr>
-        <w:pStyle w:val="Heading3"/>
-        <w:shd w:val="clear" w:color="auto" w:fill="FFFFFF"/>
+      </w:pPr>
+      <w:r>
         <w:rPr>
           <w:rFonts w:ascii="Arial" w:hAnsi="Arial" w:cs="Arial"/>
           <w:b w:val="0"/>
@@ -3923,7 +3922,8 @@
           <w:szCs w:val="28"/>
           <w:shd w:val="clear" w:color="auto" w:fill="FFFFFF"/>
         </w:rPr>
-      </w:pPr>
+        <w:t>Click on Administration → Security → Users → Click on Tokens and Update Token → Give it a name → and click on Generate Token</w:t>
+      </w:r>
       <w:r>
         <w:rPr>
           <w:rFonts w:ascii="Arial" w:hAnsi="Arial" w:cs="Arial"/>
@@ -3934,18 +3934,6 @@
           <w:szCs w:val="28"/>
           <w:shd w:val="clear" w:color="auto" w:fill="FFFFFF"/>
         </w:rPr>
-        <w:t>Click on Administration → Security → Users → Click on Tokens and Update Token → Give it a name → and click on Generate Token</w:t>
-      </w:r>
-      <w:r>
-        <w:rPr>
-          <w:rFonts w:ascii="Arial" w:hAnsi="Arial" w:cs="Arial"/>
-          <w:b w:val="0"/>
-          <w:bCs w:val="0"/>
-          <w:color w:val="1E1E26"/>
-          <w:sz w:val="28"/>
-          <w:szCs w:val="28"/>
-          <w:shd w:val="clear" w:color="auto" w:fill="FFFFFF"/>
-        </w:rPr>
         <w:t>.</w:t>
       </w:r>
     </w:p>
@@ -4180,48 +4168,48 @@
           <w:sz w:val="28"/>
           <w:szCs w:val="28"/>
         </w:rPr>
+        <w:t xml:space="preserve">In the </w:t>
+      </w:r>
+      <w:proofErr w:type="spellStart"/>
+      <w:r>
+        <w:rPr>
+          <w:rFonts w:ascii="Arial" w:hAnsi="Arial" w:cs="Arial"/>
+          <w:color w:val="1E1E26"/>
+          <w:sz w:val="28"/>
+          <w:szCs w:val="28"/>
+        </w:rPr>
+        <w:t>Sonarqube</w:t>
+      </w:r>
+      <w:proofErr w:type="spellEnd"/>
+      <w:r>
+        <w:rPr>
+          <w:rFonts w:ascii="Arial" w:hAnsi="Arial" w:cs="Arial"/>
+          <w:color w:val="1E1E26"/>
+          <w:sz w:val="28"/>
+          <w:szCs w:val="28"/>
+        </w:rPr>
+        <w:t xml:space="preserve"> Dashboard add a quality gate also</w:t>
+      </w:r>
+    </w:p>
+    <w:p>
+      <w:pPr>
+        <w:pStyle w:val="NormalWeb"/>
+        <w:shd w:val="clear" w:color="auto" w:fill="FFFFFF"/>
+        <w:rPr>
+          <w:rFonts w:ascii="Arial" w:hAnsi="Arial" w:cs="Arial"/>
+          <w:color w:val="1E1E26"/>
+          <w:sz w:val="28"/>
+          <w:szCs w:val="28"/>
+        </w:rPr>
+      </w:pPr>
+      <w:r>
+        <w:rPr>
+          <w:rFonts w:ascii="Arial" w:hAnsi="Arial" w:cs="Arial"/>
+          <w:color w:val="1E1E26"/>
+          <w:sz w:val="28"/>
+          <w:szCs w:val="28"/>
+        </w:rPr>
         <w:lastRenderedPageBreak/>
-        <w:t xml:space="preserve">In the </w:t>
-      </w:r>
-      <w:proofErr w:type="spellStart"/>
-      <w:r>
-        <w:rPr>
-          <w:rFonts w:ascii="Arial" w:hAnsi="Arial" w:cs="Arial"/>
-          <w:color w:val="1E1E26"/>
-          <w:sz w:val="28"/>
-          <w:szCs w:val="28"/>
-        </w:rPr>
-        <w:t>Sonarqube</w:t>
-      </w:r>
-      <w:proofErr w:type="spellEnd"/>
-      <w:r>
-        <w:rPr>
-          <w:rFonts w:ascii="Arial" w:hAnsi="Arial" w:cs="Arial"/>
-          <w:color w:val="1E1E26"/>
-          <w:sz w:val="28"/>
-          <w:szCs w:val="28"/>
-        </w:rPr>
-        <w:t xml:space="preserve"> Dashboard add a quality gate also</w:t>
-      </w:r>
-    </w:p>
-    <w:p>
-      <w:pPr>
-        <w:pStyle w:val="NormalWeb"/>
-        <w:shd w:val="clear" w:color="auto" w:fill="FFFFFF"/>
-        <w:rPr>
-          <w:rFonts w:ascii="Arial" w:hAnsi="Arial" w:cs="Arial"/>
-          <w:color w:val="1E1E26"/>
-          <w:sz w:val="28"/>
-          <w:szCs w:val="28"/>
-        </w:rPr>
-      </w:pPr>
-      <w:r>
-        <w:rPr>
-          <w:rFonts w:ascii="Arial" w:hAnsi="Arial" w:cs="Arial"/>
-          <w:color w:val="1E1E26"/>
-          <w:sz w:val="28"/>
-          <w:szCs w:val="28"/>
-        </w:rPr>
         <w:t>Administration–&gt; Configuration–&gt;Webhooks</w:t>
       </w:r>
     </w:p>
@@ -5378,30 +5366,30 @@
           <w:szCs w:val="28"/>
           <w:shd w:val="clear" w:color="auto" w:fill="FFFFFF"/>
         </w:rPr>
+        <w:t>Click on Build now, will get the stage view.</w:t>
+      </w:r>
+    </w:p>
+    <w:p>
+      <w:pPr>
+        <w:pStyle w:val="NormalWeb"/>
+        <w:shd w:val="clear" w:color="auto" w:fill="FFFFFF"/>
+        <w:rPr>
+          <w:rFonts w:ascii="Arial" w:hAnsi="Arial" w:cs="Arial"/>
+          <w:color w:val="1E1E26"/>
+          <w:sz w:val="28"/>
+          <w:szCs w:val="28"/>
+          <w:shd w:val="clear" w:color="auto" w:fill="FFFFFF"/>
+        </w:rPr>
+      </w:pPr>
+      <w:r>
+        <w:rPr>
+          <w:rFonts w:ascii="Arial" w:hAnsi="Arial" w:cs="Arial"/>
+          <w:color w:val="1E1E26"/>
+          <w:sz w:val="28"/>
+          <w:szCs w:val="28"/>
+          <w:shd w:val="clear" w:color="auto" w:fill="FFFFFF"/>
+        </w:rPr>
         <w:lastRenderedPageBreak/>
-        <w:t>Click on Build now, will get the stage view.</w:t>
-      </w:r>
-    </w:p>
-    <w:p>
-      <w:pPr>
-        <w:pStyle w:val="NormalWeb"/>
-        <w:shd w:val="clear" w:color="auto" w:fill="FFFFFF"/>
-        <w:rPr>
-          <w:rFonts w:ascii="Arial" w:hAnsi="Arial" w:cs="Arial"/>
-          <w:color w:val="1E1E26"/>
-          <w:sz w:val="28"/>
-          <w:szCs w:val="28"/>
-          <w:shd w:val="clear" w:color="auto" w:fill="FFFFFF"/>
-        </w:rPr>
-      </w:pPr>
-      <w:r>
-        <w:rPr>
-          <w:rFonts w:ascii="Arial" w:hAnsi="Arial" w:cs="Arial"/>
-          <w:color w:val="1E1E26"/>
-          <w:sz w:val="28"/>
-          <w:szCs w:val="28"/>
-          <w:shd w:val="clear" w:color="auto" w:fill="FFFFFF"/>
-        </w:rPr>
         <w:t xml:space="preserve">go to </w:t>
       </w:r>
       <w:proofErr w:type="spellStart"/>
@@ -6178,30 +6166,30 @@
           <w:szCs w:val="28"/>
           <w:shd w:val="clear" w:color="auto" w:fill="FFFFFF"/>
         </w:rPr>
+        <w:t xml:space="preserve">        }</w:t>
+      </w:r>
+    </w:p>
+    <w:p>
+      <w:pPr>
+        <w:pStyle w:val="NormalWeb"/>
+        <w:shd w:val="clear" w:color="auto" w:fill="FFFFFF"/>
+        <w:rPr>
+          <w:rFonts w:ascii="Arial" w:hAnsi="Arial" w:cs="Arial"/>
+          <w:color w:val="1E1E26"/>
+          <w:sz w:val="28"/>
+          <w:szCs w:val="28"/>
+          <w:shd w:val="clear" w:color="auto" w:fill="FFFFFF"/>
+        </w:rPr>
+      </w:pPr>
+      <w:r>
+        <w:rPr>
+          <w:rFonts w:ascii="Arial" w:hAnsi="Arial" w:cs="Arial"/>
+          <w:color w:val="1E1E26"/>
+          <w:sz w:val="28"/>
+          <w:szCs w:val="28"/>
+          <w:shd w:val="clear" w:color="auto" w:fill="FFFFFF"/>
+        </w:rPr>
         <w:lastRenderedPageBreak/>
-        <w:t xml:space="preserve">        }</w:t>
-      </w:r>
-    </w:p>
-    <w:p>
-      <w:pPr>
-        <w:pStyle w:val="NormalWeb"/>
-        <w:shd w:val="clear" w:color="auto" w:fill="FFFFFF"/>
-        <w:rPr>
-          <w:rFonts w:ascii="Arial" w:hAnsi="Arial" w:cs="Arial"/>
-          <w:color w:val="1E1E26"/>
-          <w:sz w:val="28"/>
-          <w:szCs w:val="28"/>
-          <w:shd w:val="clear" w:color="auto" w:fill="FFFFFF"/>
-        </w:rPr>
-      </w:pPr>
-      <w:r>
-        <w:rPr>
-          <w:rFonts w:ascii="Arial" w:hAnsi="Arial" w:cs="Arial"/>
-          <w:color w:val="1E1E26"/>
-          <w:sz w:val="28"/>
-          <w:szCs w:val="28"/>
-          <w:shd w:val="clear" w:color="auto" w:fill="FFFFFF"/>
-        </w:rPr>
         <w:t xml:space="preserve">        stage("TRIVY"){</w:t>
       </w:r>
     </w:p>
@@ -6656,111 +6644,6 @@
         </w:rPr>
         <w:t>&gt;</w:t>
       </w:r>
-    </w:p>
-    <w:p>
-      <w:pPr>
-        <w:pStyle w:val="NormalWeb"/>
-        <w:shd w:val="clear" w:color="auto" w:fill="FFFFFF"/>
-        <w:rPr>
-          <w:rFonts w:ascii="Courier New" w:hAnsi="Courier New" w:cs="Courier New"/>
-          <w:color w:val="1E1E26"/>
-          <w:sz w:val="28"/>
-          <w:szCs w:val="28"/>
-          <w:shd w:val="clear" w:color="auto" w:fill="F8F7FC"/>
-        </w:rPr>
-      </w:pPr>
-      <w:proofErr w:type="spellStart"/>
-      <w:r>
-        <w:rPr>
-          <w:rFonts w:ascii="Arial" w:hAnsi="Arial" w:cs="Arial"/>
-          <w:b/>
-          <w:bCs/>
-          <w:color w:val="1F1F1F"/>
-          <w:sz w:val="33"/>
-          <w:szCs w:val="33"/>
-          <w:shd w:val="clear" w:color="auto" w:fill="F8FAFD"/>
-        </w:rPr>
-        <w:t>btpz</w:t>
-      </w:r>
-      <w:proofErr w:type="spellEnd"/>
-      <w:r>
-        <w:rPr>
-          <w:rFonts w:ascii="Arial" w:hAnsi="Arial" w:cs="Arial"/>
-          <w:b/>
-          <w:bCs/>
-          <w:color w:val="1F1F1F"/>
-          <w:sz w:val="33"/>
-          <w:szCs w:val="33"/>
-          <w:shd w:val="clear" w:color="auto" w:fill="F8FAFD"/>
-        </w:rPr>
-        <w:t> </w:t>
-      </w:r>
-      <w:proofErr w:type="spellStart"/>
-      <w:r>
-        <w:rPr>
-          <w:rFonts w:ascii="Arial" w:hAnsi="Arial" w:cs="Arial"/>
-          <w:b/>
-          <w:bCs/>
-          <w:color w:val="1F1F1F"/>
-          <w:sz w:val="33"/>
-          <w:szCs w:val="33"/>
-          <w:shd w:val="clear" w:color="auto" w:fill="F8FAFD"/>
-        </w:rPr>
-        <w:t>qwkj</w:t>
-      </w:r>
-      <w:proofErr w:type="spellEnd"/>
-      <w:r>
-        <w:rPr>
-          <w:rFonts w:ascii="Arial" w:hAnsi="Arial" w:cs="Arial"/>
-          <w:b/>
-          <w:bCs/>
-          <w:color w:val="1F1F1F"/>
-          <w:sz w:val="33"/>
-          <w:szCs w:val="33"/>
-          <w:shd w:val="clear" w:color="auto" w:fill="F8FAFD"/>
-        </w:rPr>
-        <w:t> </w:t>
-      </w:r>
-      <w:proofErr w:type="spellStart"/>
-      <w:r>
-        <w:rPr>
-          <w:rFonts w:ascii="Arial" w:hAnsi="Arial" w:cs="Arial"/>
-          <w:b/>
-          <w:bCs/>
-          <w:color w:val="1F1F1F"/>
-          <w:sz w:val="33"/>
-          <w:szCs w:val="33"/>
-          <w:shd w:val="clear" w:color="auto" w:fill="F8FAFD"/>
-        </w:rPr>
-        <w:t>ugtk</w:t>
-      </w:r>
-      <w:proofErr w:type="spellEnd"/>
-      <w:r>
-        <w:rPr>
-          <w:rFonts w:ascii="Arial" w:hAnsi="Arial" w:cs="Arial"/>
-          <w:b/>
-          <w:bCs/>
-          <w:color w:val="1F1F1F"/>
-          <w:sz w:val="33"/>
-          <w:szCs w:val="33"/>
-          <w:shd w:val="clear" w:color="auto" w:fill="F8FAFD"/>
-        </w:rPr>
-        <w:t> </w:t>
-      </w:r>
-      <w:proofErr w:type="spellStart"/>
-      <w:r>
-        <w:rPr>
-          <w:rFonts w:ascii="Arial" w:hAnsi="Arial" w:cs="Arial"/>
-          <w:b/>
-          <w:bCs/>
-          <w:color w:val="1F1F1F"/>
-          <w:sz w:val="33"/>
-          <w:szCs w:val="33"/>
-          <w:shd w:val="clear" w:color="auto" w:fill="F8FAFD"/>
-        </w:rPr>
-        <w:t>stua</w:t>
-      </w:r>
-      <w:proofErr w:type="spellEnd"/>
     </w:p>
     <w:p>
       <w:pPr>
@@ -6930,30 +6813,30 @@
           <w:szCs w:val="28"/>
           <w:shd w:val="clear" w:color="auto" w:fill="FFFFFF"/>
         </w:rPr>
+        <w:t>Click on other and provide your name and click on Generate and copy the password</w:t>
+      </w:r>
+    </w:p>
+    <w:p>
+      <w:pPr>
+        <w:pStyle w:val="NormalWeb"/>
+        <w:shd w:val="clear" w:color="auto" w:fill="FFFFFF"/>
+        <w:rPr>
+          <w:rFonts w:ascii="Arial" w:hAnsi="Arial" w:cs="Arial"/>
+          <w:color w:val="1E1E26"/>
+          <w:sz w:val="28"/>
+          <w:szCs w:val="28"/>
+          <w:shd w:val="clear" w:color="auto" w:fill="FFFFFF"/>
+        </w:rPr>
+      </w:pPr>
+      <w:r>
+        <w:rPr>
+          <w:rFonts w:ascii="Arial" w:hAnsi="Arial" w:cs="Arial"/>
+          <w:color w:val="1E1E26"/>
+          <w:sz w:val="28"/>
+          <w:szCs w:val="28"/>
+          <w:shd w:val="clear" w:color="auto" w:fill="FFFFFF"/>
+        </w:rPr>
         <w:lastRenderedPageBreak/>
-        <w:t>Click on other and provide your name and click on Generate and copy the password</w:t>
-      </w:r>
-    </w:p>
-    <w:p>
-      <w:pPr>
-        <w:pStyle w:val="NormalWeb"/>
-        <w:shd w:val="clear" w:color="auto" w:fill="FFFFFF"/>
-        <w:rPr>
-          <w:rFonts w:ascii="Arial" w:hAnsi="Arial" w:cs="Arial"/>
-          <w:color w:val="1E1E26"/>
-          <w:sz w:val="28"/>
-          <w:szCs w:val="28"/>
-          <w:shd w:val="clear" w:color="auto" w:fill="FFFFFF"/>
-        </w:rPr>
-      </w:pPr>
-      <w:r>
-        <w:rPr>
-          <w:rFonts w:ascii="Arial" w:hAnsi="Arial" w:cs="Arial"/>
-          <w:color w:val="1E1E26"/>
-          <w:sz w:val="28"/>
-          <w:szCs w:val="28"/>
-          <w:shd w:val="clear" w:color="auto" w:fill="FFFFFF"/>
-        </w:rPr>
         <w:t>Once the plugin is installed in Jenkins, click on manage Jenkins –&gt; configure system there under the E-mail Notification section configure the details as we discussed previously.</w:t>
       </w:r>
     </w:p>
